--- a/docs/assignments/lab-06/lab06-report-template.docx
+++ b/docs/assignments/lab-06/lab06-report-template.docx
@@ -34,7 +34,7 @@
           <w:sz w:val="32"/>
           <w:szCs w:val="32"/>
         </w:rPr>
-        <w:t xml:space="preserve">Shorelines at Every Water Level — Looping in ModelBuilder</w:t>
+        <w:t xml:space="preserve">Shorelines at Every Water Level — Looping in ModelBuilder, at Lake Powell</w:t>
       </w:r>
     </w:p>
     <w:p>
@@ -206,7 +206,7 @@
           <w:sz w:val="19"/>
           <w:szCs w:val="19"/>
         </w:rPr>
-        <w:t xml:space="preserve">Rubric: the requirements of the project and your approach to solving it, in your own words (2 points). Two or three paragraphs. Say what you set out to show and how you went about it — not a retelling of the step-by-step.</w:t>
+        <w:t xml:space="preserve">Rubric: the requirements of the project and your approach to solving it, in your own words (2 points). Two or three paragraphs. Say what you set out to show and how you went about it — not a retelling of the step-by-step. If you built the model without the step-by-step instructions, say so here.</w:t>
       </w:r>
     </w:p>
     <w:p>
@@ -795,7 +795,7 @@
                 <w:sz w:val="19"/>
                 <w:szCs w:val="19"/>
               </w:rPr>
-              <w:t xml:space="preserve">Iterator</w:t>
+              <w:t xml:space="preserve">For (iterator)</w:t>
             </w:r>
           </w:p>
         </w:tc>
@@ -902,11 +902,11 @@
           <w:p>
             <w:r>
               <w:rPr>
-                <w:color w:val="767171"/>
-                <w:sz w:val="19"/>
-                <w:szCs w:val="19"/>
-              </w:rPr>
-              <w:t xml:space="preserve"> </w:t>
+                <w:color w:val="000000"/>
+                <w:sz w:val="19"/>
+                <w:szCs w:val="19"/>
+              </w:rPr>
+              <w:t xml:space="preserve">Con</w:t>
             </w:r>
           </w:p>
         </w:tc>
@@ -1016,11 +1016,11 @@
           <w:p>
             <w:r>
               <w:rPr>
-                <w:color w:val="767171"/>
-                <w:sz w:val="19"/>
-                <w:szCs w:val="19"/>
-              </w:rPr>
-              <w:t xml:space="preserve"> </w:t>
+                <w:color w:val="000000"/>
+                <w:sz w:val="19"/>
+                <w:szCs w:val="19"/>
+              </w:rPr>
+              <w:t xml:space="preserve">Raster to Polygon</w:t>
             </w:r>
           </w:p>
         </w:tc>
@@ -1127,11 +1127,11 @@
           <w:p>
             <w:r>
               <w:rPr>
-                <w:color w:val="767171"/>
-                <w:sz w:val="19"/>
-                <w:szCs w:val="19"/>
-              </w:rPr>
-              <w:t xml:space="preserve"> </w:t>
+                <w:color w:val="000000"/>
+                <w:sz w:val="19"/>
+                <w:szCs w:val="19"/>
+              </w:rPr>
+              <w:t xml:space="preserve">Select Layer By Location</w:t>
             </w:r>
           </w:p>
         </w:tc>
@@ -1245,7 +1245,457 @@
                 <w:sz w:val="19"/>
                 <w:szCs w:val="19"/>
               </w:rPr>
-              <w:t xml:space="preserve">Collector / merge</w:t>
+              <w:t xml:space="preserve">Copy Features</w:t>
+            </w:r>
+          </w:p>
+        </w:tc>
+        <w:tc>
+          <w:tcPr>
+            <w:tcW w:type="dxa" w:w="2200"/>
+            <w:tcMar>
+              <w:top w:type="dxa" w:w="90"/>
+              <w:left w:type="dxa" w:w="120"/>
+              <w:bottom w:type="dxa" w:w="90"/>
+              <w:right w:type="dxa" w:w="120"/>
+            </w:tcMar>
+          </w:tcPr>
+          <w:p>
+            <w:r>
+              <w:rPr>
+                <w:color w:val="767171"/>
+                <w:sz w:val="19"/>
+                <w:szCs w:val="19"/>
+              </w:rPr>
+              <w:t xml:space="preserve"> </w:t>
+            </w:r>
+          </w:p>
+        </w:tc>
+        <w:tc>
+          <w:tcPr>
+            <w:tcW w:type="dxa" w:w="2200"/>
+            <w:tcMar>
+              <w:top w:type="dxa" w:w="90"/>
+              <w:left w:type="dxa" w:w="120"/>
+              <w:bottom w:type="dxa" w:w="90"/>
+              <w:right w:type="dxa" w:w="120"/>
+            </w:tcMar>
+          </w:tcPr>
+          <w:p>
+            <w:r>
+              <w:rPr>
+                <w:color w:val="767171"/>
+                <w:sz w:val="19"/>
+                <w:szCs w:val="19"/>
+              </w:rPr>
+              <w:t xml:space="preserve"> </w:t>
+            </w:r>
+          </w:p>
+        </w:tc>
+        <w:tc>
+          <w:tcPr>
+            <w:tcW w:type="dxa" w:w="1700"/>
+            <w:tcMar>
+              <w:top w:type="dxa" w:w="90"/>
+              <w:left w:type="dxa" w:w="120"/>
+              <w:bottom w:type="dxa" w:w="90"/>
+              <w:right w:type="dxa" w:w="120"/>
+            </w:tcMar>
+          </w:tcPr>
+          <w:p>
+            <w:r>
+              <w:rPr>
+                <w:color w:val="767171"/>
+                <w:sz w:val="19"/>
+                <w:szCs w:val="19"/>
+              </w:rPr>
+              <w:t xml:space="preserve"> </w:t>
+            </w:r>
+          </w:p>
+        </w:tc>
+        <w:tc>
+          <w:tcPr>
+            <w:tcW w:type="dxa" w:w="1560"/>
+            <w:tcMar>
+              <w:top w:type="dxa" w:w="90"/>
+              <w:left w:type="dxa" w:w="120"/>
+              <w:bottom w:type="dxa" w:w="90"/>
+              <w:right w:type="dxa" w:w="120"/>
+            </w:tcMar>
+          </w:tcPr>
+          <w:p>
+            <w:r>
+              <w:rPr>
+                <w:color w:val="767171"/>
+                <w:sz w:val="19"/>
+                <w:szCs w:val="19"/>
+              </w:rPr>
+              <w:t xml:space="preserve"> </w:t>
+            </w:r>
+          </w:p>
+        </w:tc>
+      </w:tr>
+      <w:tr>
+        <w:trPr>
+          <w:cantSplit/>
+        </w:trPr>
+        <w:tc>
+          <w:tcPr>
+            <w:tcW w:type="dxa" w:w="1700"/>
+            <w:shd w:fill="F2F2F2" w:color="auto" w:val="clear"/>
+            <w:tcMar>
+              <w:top w:type="dxa" w:w="90"/>
+              <w:left w:type="dxa" w:w="120"/>
+              <w:bottom w:type="dxa" w:w="90"/>
+              <w:right w:type="dxa" w:w="120"/>
+            </w:tcMar>
+          </w:tcPr>
+          <w:p>
+            <w:r>
+              <w:rPr>
+                <w:color w:val="000000"/>
+                <w:sz w:val="19"/>
+                <w:szCs w:val="19"/>
+              </w:rPr>
+              <w:t xml:space="preserve">Calculate Field (Elevation)</w:t>
+            </w:r>
+          </w:p>
+        </w:tc>
+        <w:tc>
+          <w:tcPr>
+            <w:tcW w:type="dxa" w:w="2200"/>
+            <w:shd w:fill="F2F2F2" w:color="auto" w:val="clear"/>
+            <w:tcMar>
+              <w:top w:type="dxa" w:w="90"/>
+              <w:left w:type="dxa" w:w="120"/>
+              <w:bottom w:type="dxa" w:w="90"/>
+              <w:right w:type="dxa" w:w="120"/>
+            </w:tcMar>
+          </w:tcPr>
+          <w:p>
+            <w:r>
+              <w:rPr>
+                <w:color w:val="767171"/>
+                <w:sz w:val="19"/>
+                <w:szCs w:val="19"/>
+              </w:rPr>
+              <w:t xml:space="preserve"> </w:t>
+            </w:r>
+          </w:p>
+        </w:tc>
+        <w:tc>
+          <w:tcPr>
+            <w:tcW w:type="dxa" w:w="2200"/>
+            <w:shd w:fill="F2F2F2" w:color="auto" w:val="clear"/>
+            <w:tcMar>
+              <w:top w:type="dxa" w:w="90"/>
+              <w:left w:type="dxa" w:w="120"/>
+              <w:bottom w:type="dxa" w:w="90"/>
+              <w:right w:type="dxa" w:w="120"/>
+            </w:tcMar>
+          </w:tcPr>
+          <w:p>
+            <w:r>
+              <w:rPr>
+                <w:color w:val="767171"/>
+                <w:sz w:val="19"/>
+                <w:szCs w:val="19"/>
+              </w:rPr>
+              <w:t xml:space="preserve"> </w:t>
+            </w:r>
+          </w:p>
+        </w:tc>
+        <w:tc>
+          <w:tcPr>
+            <w:tcW w:type="dxa" w:w="1700"/>
+            <w:shd w:fill="F2F2F2" w:color="auto" w:val="clear"/>
+            <w:tcMar>
+              <w:top w:type="dxa" w:w="90"/>
+              <w:left w:type="dxa" w:w="120"/>
+              <w:bottom w:type="dxa" w:w="90"/>
+              <w:right w:type="dxa" w:w="120"/>
+            </w:tcMar>
+          </w:tcPr>
+          <w:p>
+            <w:r>
+              <w:rPr>
+                <w:color w:val="767171"/>
+                <w:sz w:val="19"/>
+                <w:szCs w:val="19"/>
+              </w:rPr>
+              <w:t xml:space="preserve"> </w:t>
+            </w:r>
+          </w:p>
+        </w:tc>
+        <w:tc>
+          <w:tcPr>
+            <w:tcW w:type="dxa" w:w="1560"/>
+            <w:shd w:fill="F2F2F2" w:color="auto" w:val="clear"/>
+            <w:tcMar>
+              <w:top w:type="dxa" w:w="90"/>
+              <w:left w:type="dxa" w:w="120"/>
+              <w:bottom w:type="dxa" w:w="90"/>
+              <w:right w:type="dxa" w:w="120"/>
+            </w:tcMar>
+          </w:tcPr>
+          <w:p>
+            <w:r>
+              <w:rPr>
+                <w:color w:val="767171"/>
+                <w:sz w:val="19"/>
+                <w:szCs w:val="19"/>
+              </w:rPr>
+              <w:t xml:space="preserve"> </w:t>
+            </w:r>
+          </w:p>
+        </w:tc>
+      </w:tr>
+      <w:tr>
+        <w:trPr>
+          <w:cantSplit/>
+        </w:trPr>
+        <w:tc>
+          <w:tcPr>
+            <w:tcW w:type="dxa" w:w="1700"/>
+            <w:tcMar>
+              <w:top w:type="dxa" w:w="90"/>
+              <w:left w:type="dxa" w:w="120"/>
+              <w:bottom w:type="dxa" w:w="90"/>
+              <w:right w:type="dxa" w:w="120"/>
+            </w:tcMar>
+          </w:tcPr>
+          <w:p>
+            <w:r>
+              <w:rPr>
+                <w:color w:val="000000"/>
+                <w:sz w:val="19"/>
+                <w:szCs w:val="19"/>
+              </w:rPr>
+              <w:t xml:space="preserve">Calculate Field (AreaSqMi)</w:t>
+            </w:r>
+          </w:p>
+        </w:tc>
+        <w:tc>
+          <w:tcPr>
+            <w:tcW w:type="dxa" w:w="2200"/>
+            <w:tcMar>
+              <w:top w:type="dxa" w:w="90"/>
+              <w:left w:type="dxa" w:w="120"/>
+              <w:bottom w:type="dxa" w:w="90"/>
+              <w:right w:type="dxa" w:w="120"/>
+            </w:tcMar>
+          </w:tcPr>
+          <w:p>
+            <w:r>
+              <w:rPr>
+                <w:color w:val="767171"/>
+                <w:sz w:val="19"/>
+                <w:szCs w:val="19"/>
+              </w:rPr>
+              <w:t xml:space="preserve"> </w:t>
+            </w:r>
+          </w:p>
+        </w:tc>
+        <w:tc>
+          <w:tcPr>
+            <w:tcW w:type="dxa" w:w="2200"/>
+            <w:tcMar>
+              <w:top w:type="dxa" w:w="90"/>
+              <w:left w:type="dxa" w:w="120"/>
+              <w:bottom w:type="dxa" w:w="90"/>
+              <w:right w:type="dxa" w:w="120"/>
+            </w:tcMar>
+          </w:tcPr>
+          <w:p>
+            <w:r>
+              <w:rPr>
+                <w:color w:val="767171"/>
+                <w:sz w:val="19"/>
+                <w:szCs w:val="19"/>
+              </w:rPr>
+              <w:t xml:space="preserve"> </w:t>
+            </w:r>
+          </w:p>
+        </w:tc>
+        <w:tc>
+          <w:tcPr>
+            <w:tcW w:type="dxa" w:w="1700"/>
+            <w:tcMar>
+              <w:top w:type="dxa" w:w="90"/>
+              <w:left w:type="dxa" w:w="120"/>
+              <w:bottom w:type="dxa" w:w="90"/>
+              <w:right w:type="dxa" w:w="120"/>
+            </w:tcMar>
+          </w:tcPr>
+          <w:p>
+            <w:r>
+              <w:rPr>
+                <w:color w:val="767171"/>
+                <w:sz w:val="19"/>
+                <w:szCs w:val="19"/>
+              </w:rPr>
+              <w:t xml:space="preserve"> </w:t>
+            </w:r>
+          </w:p>
+        </w:tc>
+        <w:tc>
+          <w:tcPr>
+            <w:tcW w:type="dxa" w:w="1560"/>
+            <w:tcMar>
+              <w:top w:type="dxa" w:w="90"/>
+              <w:left w:type="dxa" w:w="120"/>
+              <w:bottom w:type="dxa" w:w="90"/>
+              <w:right w:type="dxa" w:w="120"/>
+            </w:tcMar>
+          </w:tcPr>
+          <w:p>
+            <w:r>
+              <w:rPr>
+                <w:color w:val="767171"/>
+                <w:sz w:val="19"/>
+                <w:szCs w:val="19"/>
+              </w:rPr>
+              <w:t xml:space="preserve"> </w:t>
+            </w:r>
+          </w:p>
+        </w:tc>
+      </w:tr>
+      <w:tr>
+        <w:trPr>
+          <w:cantSplit/>
+        </w:trPr>
+        <w:tc>
+          <w:tcPr>
+            <w:tcW w:type="dxa" w:w="1700"/>
+            <w:shd w:fill="F2F2F2" w:color="auto" w:val="clear"/>
+            <w:tcMar>
+              <w:top w:type="dxa" w:w="90"/>
+              <w:left w:type="dxa" w:w="120"/>
+              <w:bottom w:type="dxa" w:w="90"/>
+              <w:right w:type="dxa" w:w="120"/>
+            </w:tcMar>
+          </w:tcPr>
+          <w:p>
+            <w:r>
+              <w:rPr>
+                <w:color w:val="000000"/>
+                <w:sz w:val="19"/>
+                <w:szCs w:val="19"/>
+              </w:rPr>
+              <w:t xml:space="preserve">Collect Values</w:t>
+            </w:r>
+          </w:p>
+        </w:tc>
+        <w:tc>
+          <w:tcPr>
+            <w:tcW w:type="dxa" w:w="2200"/>
+            <w:shd w:fill="F2F2F2" w:color="auto" w:val="clear"/>
+            <w:tcMar>
+              <w:top w:type="dxa" w:w="90"/>
+              <w:left w:type="dxa" w:w="120"/>
+              <w:bottom w:type="dxa" w:w="90"/>
+              <w:right w:type="dxa" w:w="120"/>
+            </w:tcMar>
+          </w:tcPr>
+          <w:p>
+            <w:r>
+              <w:rPr>
+                <w:color w:val="767171"/>
+                <w:sz w:val="19"/>
+                <w:szCs w:val="19"/>
+              </w:rPr>
+              <w:t xml:space="preserve"> </w:t>
+            </w:r>
+          </w:p>
+        </w:tc>
+        <w:tc>
+          <w:tcPr>
+            <w:tcW w:type="dxa" w:w="2200"/>
+            <w:shd w:fill="F2F2F2" w:color="auto" w:val="clear"/>
+            <w:tcMar>
+              <w:top w:type="dxa" w:w="90"/>
+              <w:left w:type="dxa" w:w="120"/>
+              <w:bottom w:type="dxa" w:w="90"/>
+              <w:right w:type="dxa" w:w="120"/>
+            </w:tcMar>
+          </w:tcPr>
+          <w:p>
+            <w:r>
+              <w:rPr>
+                <w:color w:val="767171"/>
+                <w:sz w:val="19"/>
+                <w:szCs w:val="19"/>
+              </w:rPr>
+              <w:t xml:space="preserve"> </w:t>
+            </w:r>
+          </w:p>
+        </w:tc>
+        <w:tc>
+          <w:tcPr>
+            <w:tcW w:type="dxa" w:w="1700"/>
+            <w:shd w:fill="F2F2F2" w:color="auto" w:val="clear"/>
+            <w:tcMar>
+              <w:top w:type="dxa" w:w="90"/>
+              <w:left w:type="dxa" w:w="120"/>
+              <w:bottom w:type="dxa" w:w="90"/>
+              <w:right w:type="dxa" w:w="120"/>
+            </w:tcMar>
+          </w:tcPr>
+          <w:p>
+            <w:r>
+              <w:rPr>
+                <w:color w:val="767171"/>
+                <w:sz w:val="19"/>
+                <w:szCs w:val="19"/>
+              </w:rPr>
+              <w:t xml:space="preserve"> </w:t>
+            </w:r>
+          </w:p>
+        </w:tc>
+        <w:tc>
+          <w:tcPr>
+            <w:tcW w:type="dxa" w:w="1560"/>
+            <w:shd w:fill="F2F2F2" w:color="auto" w:val="clear"/>
+            <w:tcMar>
+              <w:top w:type="dxa" w:w="90"/>
+              <w:left w:type="dxa" w:w="120"/>
+              <w:bottom w:type="dxa" w:w="90"/>
+              <w:right w:type="dxa" w:w="120"/>
+            </w:tcMar>
+          </w:tcPr>
+          <w:p>
+            <w:r>
+              <w:rPr>
+                <w:color w:val="767171"/>
+                <w:sz w:val="19"/>
+                <w:szCs w:val="19"/>
+              </w:rPr>
+              <w:t xml:space="preserve"> </w:t>
+            </w:r>
+          </w:p>
+        </w:tc>
+      </w:tr>
+      <w:tr>
+        <w:trPr>
+          <w:cantSplit/>
+        </w:trPr>
+        <w:tc>
+          <w:tcPr>
+            <w:tcW w:type="dxa" w:w="1700"/>
+            <w:tcMar>
+              <w:top w:type="dxa" w:w="90"/>
+              <w:left w:type="dxa" w:w="120"/>
+              <w:bottom w:type="dxa" w:w="90"/>
+              <w:right w:type="dxa" w:w="120"/>
+            </w:tcMar>
+          </w:tcPr>
+          <w:p>
+            <w:r>
+              <w:rPr>
+                <w:color w:val="000000"/>
+                <w:sz w:val="19"/>
+                <w:szCs w:val="19"/>
+              </w:rPr>
+              <w:t xml:space="preserve">Merge</w:t>
             </w:r>
           </w:p>
         </w:tc>
@@ -1496,7 +1946,7 @@
           <w:sz w:val="19"/>
           <w:szCs w:val="19"/>
         </w:rPr>
-        <w:t xml:space="preserve">Figure 2. The model’s toolbox interface, with the low, high and step parameters exposed.</w:t>
+        <w:t xml:space="preserve">Figure 2. The model’s toolbox interface, showing its parameters (at least From, To and By).</w:t>
       </w:r>
     </w:p>
     <w:p>
@@ -1527,7 +1977,7 @@
           <w:sz w:val="19"/>
           <w:szCs w:val="19"/>
         </w:rPr>
-        <w:t xml:space="preserve">Rubric: the shore-feature table — how you chose the features and the elevation at which each goes dry (2 points). Say in a sentence how you picked them before the table, then fill one row per feature.</w:t>
+        <w:t xml:space="preserve">Rubric: the shore-feature table — how you chose the features and the elevation at which each goes dry (2 points). Say in a sentence how you picked them before the table, then fill one row per feature. Its elevation is what you sampled; the goes-dry level is the pair of shorelines from your model that it falls between.</w:t>
       </w:r>
     </w:p>
     <w:p>
@@ -1556,10 +2006,12 @@
         </w:tblBorders>
       </w:tblPr>
       <w:tblGrid>
+        <w:gridCol w:w="1700"/>
         <w:gridCol w:w="2000"/>
-        <w:gridCol w:w="2600"/>
-        <w:gridCol w:w="1600"/>
-        <w:gridCol w:w="3160"/>
+        <w:gridCol w:w="1300"/>
+        <w:gridCol w:w="1200"/>
+        <w:gridCol w:w="1900"/>
+        <w:gridCol w:w="1260"/>
       </w:tblGrid>
       <w:tr>
         <w:trPr>
@@ -1568,7 +2020,7 @@
         </w:trPr>
         <w:tc>
           <w:tcPr>
-            <w:tcW w:type="dxa" w:w="2000"/>
+            <w:tcW w:type="dxa" w:w="1700"/>
             <w:shd w:fill="D9E2F3" w:color="auto" w:val="clear"/>
             <w:tcMar>
               <w:top w:type="dxa" w:w="90"/>
@@ -1592,7 +2044,7 @@
         </w:tc>
         <w:tc>
           <w:tcPr>
-            <w:tcW w:type="dxa" w:w="2600"/>
+            <w:tcW w:type="dxa" w:w="2000"/>
             <w:shd w:fill="D9E2F3" w:color="auto" w:val="clear"/>
             <w:tcMar>
               <w:top w:type="dxa" w:w="90"/>
@@ -1616,7 +2068,7 @@
         </w:tc>
         <w:tc>
           <w:tcPr>
-            <w:tcW w:type="dxa" w:w="1600"/>
+            <w:tcW w:type="dxa" w:w="1300"/>
             <w:shd w:fill="D9E2F3" w:color="auto" w:val="clear"/>
             <w:tcMar>
               <w:top w:type="dxa" w:w="90"/>
@@ -1634,13 +2086,13 @@
                 <w:sz w:val="19"/>
                 <w:szCs w:val="19"/>
               </w:rPr>
-              <w:t xml:space="preserve">Its elevation</w:t>
-            </w:r>
-          </w:p>
-        </w:tc>
-        <w:tc>
-          <w:tcPr>
-            <w:tcW w:type="dxa" w:w="3160"/>
+              <w:t xml:space="preserve">Surface sampled</w:t>
+            </w:r>
+          </w:p>
+        </w:tc>
+        <w:tc>
+          <w:tcPr>
+            <w:tcW w:type="dxa" w:w="1200"/>
             <w:shd w:fill="D9E2F3" w:color="auto" w:val="clear"/>
             <w:tcMar>
               <w:top w:type="dxa" w:w="90"/>
@@ -1658,7 +2110,55 @@
                 <w:sz w:val="19"/>
                 <w:szCs w:val="19"/>
               </w:rPr>
-              <w:t xml:space="preserve">Water-surface elevation at which it goes dry</w:t>
+              <w:t xml:space="preserve">Its elevation</w:t>
+            </w:r>
+          </w:p>
+        </w:tc>
+        <w:tc>
+          <w:tcPr>
+            <w:tcW w:type="dxa" w:w="1900"/>
+            <w:shd w:fill="D9E2F3" w:color="auto" w:val="clear"/>
+            <w:tcMar>
+              <w:top w:type="dxa" w:w="90"/>
+              <w:left w:type="dxa" w:w="120"/>
+              <w:bottom w:type="dxa" w:w="90"/>
+              <w:right w:type="dxa" w:w="120"/>
+            </w:tcMar>
+          </w:tcPr>
+          <w:p>
+            <w:r>
+              <w:rPr>
+                <w:b/>
+                <w:bCs/>
+                <w:color w:val="1F3864"/>
+                <w:sz w:val="19"/>
+                <w:szCs w:val="19"/>
+              </w:rPr>
+              <w:t xml:space="preserve">Goes dry between</w:t>
+            </w:r>
+          </w:p>
+        </w:tc>
+        <w:tc>
+          <w:tcPr>
+            <w:tcW w:type="dxa" w:w="1260"/>
+            <w:shd w:fill="D9E2F3" w:color="auto" w:val="clear"/>
+            <w:tcMar>
+              <w:top w:type="dxa" w:w="90"/>
+              <w:left w:type="dxa" w:w="120"/>
+              <w:bottom w:type="dxa" w:w="90"/>
+              <w:right w:type="dxa" w:w="120"/>
+            </w:tcMar>
+          </w:tcPr>
+          <w:p>
+            <w:r>
+              <w:rPr>
+                <w:b/>
+                <w:bCs/>
+                <w:color w:val="1F3864"/>
+                <w:sz w:val="19"/>
+                <w:szCs w:val="19"/>
+              </w:rPr>
+              <w:t xml:space="preserve">NPS cutoff</w:t>
             </w:r>
           </w:p>
         </w:tc>
@@ -1669,6 +2169,27 @@
         </w:trPr>
         <w:tc>
           <w:tcPr>
+            <w:tcW w:type="dxa" w:w="1700"/>
+            <w:tcMar>
+              <w:top w:type="dxa" w:w="90"/>
+              <w:left w:type="dxa" w:w="120"/>
+              <w:bottom w:type="dxa" w:w="90"/>
+              <w:right w:type="dxa" w:w="120"/>
+            </w:tcMar>
+          </w:tcPr>
+          <w:p>
+            <w:r>
+              <w:rPr>
+                <w:color w:val="767171"/>
+                <w:sz w:val="19"/>
+                <w:szCs w:val="19"/>
+              </w:rPr>
+              <w:t xml:space="preserve"> </w:t>
+            </w:r>
+          </w:p>
+        </w:tc>
+        <w:tc>
+          <w:tcPr>
             <w:tcW w:type="dxa" w:w="2000"/>
             <w:tcMar>
               <w:top w:type="dxa" w:w="90"/>
@@ -1690,49 +2211,70 @@
         </w:tc>
         <w:tc>
           <w:tcPr>
-            <w:tcW w:type="dxa" w:w="2600"/>
-            <w:tcMar>
-              <w:top w:type="dxa" w:w="90"/>
-              <w:left w:type="dxa" w:w="120"/>
-              <w:bottom w:type="dxa" w:w="90"/>
-              <w:right w:type="dxa" w:w="120"/>
-            </w:tcMar>
-          </w:tcPr>
-          <w:p>
-            <w:r>
-              <w:rPr>
-                <w:color w:val="767171"/>
-                <w:sz w:val="19"/>
-                <w:szCs w:val="19"/>
-              </w:rPr>
-              <w:t xml:space="preserve"> </w:t>
-            </w:r>
-          </w:p>
-        </w:tc>
-        <w:tc>
-          <w:tcPr>
-            <w:tcW w:type="dxa" w:w="1600"/>
-            <w:tcMar>
-              <w:top w:type="dxa" w:w="90"/>
-              <w:left w:type="dxa" w:w="120"/>
-              <w:bottom w:type="dxa" w:w="90"/>
-              <w:right w:type="dxa" w:w="120"/>
-            </w:tcMar>
-          </w:tcPr>
-          <w:p>
-            <w:r>
-              <w:rPr>
-                <w:color w:val="767171"/>
-                <w:sz w:val="19"/>
-                <w:szCs w:val="19"/>
-              </w:rPr>
-              <w:t xml:space="preserve"> </w:t>
-            </w:r>
-          </w:p>
-        </w:tc>
-        <w:tc>
-          <w:tcPr>
-            <w:tcW w:type="dxa" w:w="3160"/>
+            <w:tcW w:type="dxa" w:w="1300"/>
+            <w:tcMar>
+              <w:top w:type="dxa" w:w="90"/>
+              <w:left w:type="dxa" w:w="120"/>
+              <w:bottom w:type="dxa" w:w="90"/>
+              <w:right w:type="dxa" w:w="120"/>
+            </w:tcMar>
+          </w:tcPr>
+          <w:p>
+            <w:r>
+              <w:rPr>
+                <w:color w:val="767171"/>
+                <w:sz w:val="19"/>
+                <w:szCs w:val="19"/>
+              </w:rPr>
+              <w:t xml:space="preserve"> </w:t>
+            </w:r>
+          </w:p>
+        </w:tc>
+        <w:tc>
+          <w:tcPr>
+            <w:tcW w:type="dxa" w:w="1200"/>
+            <w:tcMar>
+              <w:top w:type="dxa" w:w="90"/>
+              <w:left w:type="dxa" w:w="120"/>
+              <w:bottom w:type="dxa" w:w="90"/>
+              <w:right w:type="dxa" w:w="120"/>
+            </w:tcMar>
+          </w:tcPr>
+          <w:p>
+            <w:r>
+              <w:rPr>
+                <w:color w:val="767171"/>
+                <w:sz w:val="19"/>
+                <w:szCs w:val="19"/>
+              </w:rPr>
+              <w:t xml:space="preserve"> </w:t>
+            </w:r>
+          </w:p>
+        </w:tc>
+        <w:tc>
+          <w:tcPr>
+            <w:tcW w:type="dxa" w:w="1900"/>
+            <w:tcMar>
+              <w:top w:type="dxa" w:w="90"/>
+              <w:left w:type="dxa" w:w="120"/>
+              <w:bottom w:type="dxa" w:w="90"/>
+              <w:right w:type="dxa" w:w="120"/>
+            </w:tcMar>
+          </w:tcPr>
+          <w:p>
+            <w:r>
+              <w:rPr>
+                <w:color w:val="767171"/>
+                <w:sz w:val="19"/>
+                <w:szCs w:val="19"/>
+              </w:rPr>
+              <w:t xml:space="preserve"> </w:t>
+            </w:r>
+          </w:p>
+        </w:tc>
+        <w:tc>
+          <w:tcPr>
+            <w:tcW w:type="dxa" w:w="1260"/>
             <w:tcMar>
               <w:top w:type="dxa" w:w="90"/>
               <w:left w:type="dxa" w:w="120"/>
@@ -1758,6 +2300,28 @@
         </w:trPr>
         <w:tc>
           <w:tcPr>
+            <w:tcW w:type="dxa" w:w="1700"/>
+            <w:shd w:fill="F2F2F2" w:color="auto" w:val="clear"/>
+            <w:tcMar>
+              <w:top w:type="dxa" w:w="90"/>
+              <w:left w:type="dxa" w:w="120"/>
+              <w:bottom w:type="dxa" w:w="90"/>
+              <w:right w:type="dxa" w:w="120"/>
+            </w:tcMar>
+          </w:tcPr>
+          <w:p>
+            <w:r>
+              <w:rPr>
+                <w:color w:val="767171"/>
+                <w:sz w:val="19"/>
+                <w:szCs w:val="19"/>
+              </w:rPr>
+              <w:t xml:space="preserve"> </w:t>
+            </w:r>
+          </w:p>
+        </w:tc>
+        <w:tc>
+          <w:tcPr>
             <w:tcW w:type="dxa" w:w="2000"/>
             <w:shd w:fill="F2F2F2" w:color="auto" w:val="clear"/>
             <w:tcMar>
@@ -1780,7 +2344,7 @@
         </w:tc>
         <w:tc>
           <w:tcPr>
-            <w:tcW w:type="dxa" w:w="2600"/>
+            <w:tcW w:type="dxa" w:w="1300"/>
             <w:shd w:fill="F2F2F2" w:color="auto" w:val="clear"/>
             <w:tcMar>
               <w:top w:type="dxa" w:w="90"/>
@@ -1802,7 +2366,7 @@
         </w:tc>
         <w:tc>
           <w:tcPr>
-            <w:tcW w:type="dxa" w:w="1600"/>
+            <w:tcW w:type="dxa" w:w="1200"/>
             <w:shd w:fill="F2F2F2" w:color="auto" w:val="clear"/>
             <w:tcMar>
               <w:top w:type="dxa" w:w="90"/>
@@ -1824,7 +2388,29 @@
         </w:tc>
         <w:tc>
           <w:tcPr>
-            <w:tcW w:type="dxa" w:w="3160"/>
+            <w:tcW w:type="dxa" w:w="1900"/>
+            <w:shd w:fill="F2F2F2" w:color="auto" w:val="clear"/>
+            <w:tcMar>
+              <w:top w:type="dxa" w:w="90"/>
+              <w:left w:type="dxa" w:w="120"/>
+              <w:bottom w:type="dxa" w:w="90"/>
+              <w:right w:type="dxa" w:w="120"/>
+            </w:tcMar>
+          </w:tcPr>
+          <w:p>
+            <w:r>
+              <w:rPr>
+                <w:color w:val="767171"/>
+                <w:sz w:val="19"/>
+                <w:szCs w:val="19"/>
+              </w:rPr>
+              <w:t xml:space="preserve"> </w:t>
+            </w:r>
+          </w:p>
+        </w:tc>
+        <w:tc>
+          <w:tcPr>
+            <w:tcW w:type="dxa" w:w="1260"/>
             <w:shd w:fill="F2F2F2" w:color="auto" w:val="clear"/>
             <w:tcMar>
               <w:top w:type="dxa" w:w="90"/>
@@ -1851,6 +2437,27 @@
         </w:trPr>
         <w:tc>
           <w:tcPr>
+            <w:tcW w:type="dxa" w:w="1700"/>
+            <w:tcMar>
+              <w:top w:type="dxa" w:w="90"/>
+              <w:left w:type="dxa" w:w="120"/>
+              <w:bottom w:type="dxa" w:w="90"/>
+              <w:right w:type="dxa" w:w="120"/>
+            </w:tcMar>
+          </w:tcPr>
+          <w:p>
+            <w:r>
+              <w:rPr>
+                <w:color w:val="767171"/>
+                <w:sz w:val="19"/>
+                <w:szCs w:val="19"/>
+              </w:rPr>
+              <w:t xml:space="preserve"> </w:t>
+            </w:r>
+          </w:p>
+        </w:tc>
+        <w:tc>
+          <w:tcPr>
             <w:tcW w:type="dxa" w:w="2000"/>
             <w:tcMar>
               <w:top w:type="dxa" w:w="90"/>
@@ -1872,49 +2479,70 @@
         </w:tc>
         <w:tc>
           <w:tcPr>
-            <w:tcW w:type="dxa" w:w="2600"/>
-            <w:tcMar>
-              <w:top w:type="dxa" w:w="90"/>
-              <w:left w:type="dxa" w:w="120"/>
-              <w:bottom w:type="dxa" w:w="90"/>
-              <w:right w:type="dxa" w:w="120"/>
-            </w:tcMar>
-          </w:tcPr>
-          <w:p>
-            <w:r>
-              <w:rPr>
-                <w:color w:val="767171"/>
-                <w:sz w:val="19"/>
-                <w:szCs w:val="19"/>
-              </w:rPr>
-              <w:t xml:space="preserve"> </w:t>
-            </w:r>
-          </w:p>
-        </w:tc>
-        <w:tc>
-          <w:tcPr>
-            <w:tcW w:type="dxa" w:w="1600"/>
-            <w:tcMar>
-              <w:top w:type="dxa" w:w="90"/>
-              <w:left w:type="dxa" w:w="120"/>
-              <w:bottom w:type="dxa" w:w="90"/>
-              <w:right w:type="dxa" w:w="120"/>
-            </w:tcMar>
-          </w:tcPr>
-          <w:p>
-            <w:r>
-              <w:rPr>
-                <w:color w:val="767171"/>
-                <w:sz w:val="19"/>
-                <w:szCs w:val="19"/>
-              </w:rPr>
-              <w:t xml:space="preserve"> </w:t>
-            </w:r>
-          </w:p>
-        </w:tc>
-        <w:tc>
-          <w:tcPr>
-            <w:tcW w:type="dxa" w:w="3160"/>
+            <w:tcW w:type="dxa" w:w="1300"/>
+            <w:tcMar>
+              <w:top w:type="dxa" w:w="90"/>
+              <w:left w:type="dxa" w:w="120"/>
+              <w:bottom w:type="dxa" w:w="90"/>
+              <w:right w:type="dxa" w:w="120"/>
+            </w:tcMar>
+          </w:tcPr>
+          <w:p>
+            <w:r>
+              <w:rPr>
+                <w:color w:val="767171"/>
+                <w:sz w:val="19"/>
+                <w:szCs w:val="19"/>
+              </w:rPr>
+              <w:t xml:space="preserve"> </w:t>
+            </w:r>
+          </w:p>
+        </w:tc>
+        <w:tc>
+          <w:tcPr>
+            <w:tcW w:type="dxa" w:w="1200"/>
+            <w:tcMar>
+              <w:top w:type="dxa" w:w="90"/>
+              <w:left w:type="dxa" w:w="120"/>
+              <w:bottom w:type="dxa" w:w="90"/>
+              <w:right w:type="dxa" w:w="120"/>
+            </w:tcMar>
+          </w:tcPr>
+          <w:p>
+            <w:r>
+              <w:rPr>
+                <w:color w:val="767171"/>
+                <w:sz w:val="19"/>
+                <w:szCs w:val="19"/>
+              </w:rPr>
+              <w:t xml:space="preserve"> </w:t>
+            </w:r>
+          </w:p>
+        </w:tc>
+        <w:tc>
+          <w:tcPr>
+            <w:tcW w:type="dxa" w:w="1900"/>
+            <w:tcMar>
+              <w:top w:type="dxa" w:w="90"/>
+              <w:left w:type="dxa" w:w="120"/>
+              <w:bottom w:type="dxa" w:w="90"/>
+              <w:right w:type="dxa" w:w="120"/>
+            </w:tcMar>
+          </w:tcPr>
+          <w:p>
+            <w:r>
+              <w:rPr>
+                <w:color w:val="767171"/>
+                <w:sz w:val="19"/>
+                <w:szCs w:val="19"/>
+              </w:rPr>
+              <w:t xml:space="preserve"> </w:t>
+            </w:r>
+          </w:p>
+        </w:tc>
+        <w:tc>
+          <w:tcPr>
+            <w:tcW w:type="dxa" w:w="1260"/>
             <w:tcMar>
               <w:top w:type="dxa" w:w="90"/>
               <w:left w:type="dxa" w:w="120"/>
@@ -1940,6 +2568,28 @@
         </w:trPr>
         <w:tc>
           <w:tcPr>
+            <w:tcW w:type="dxa" w:w="1700"/>
+            <w:shd w:fill="F2F2F2" w:color="auto" w:val="clear"/>
+            <w:tcMar>
+              <w:top w:type="dxa" w:w="90"/>
+              <w:left w:type="dxa" w:w="120"/>
+              <w:bottom w:type="dxa" w:w="90"/>
+              <w:right w:type="dxa" w:w="120"/>
+            </w:tcMar>
+          </w:tcPr>
+          <w:p>
+            <w:r>
+              <w:rPr>
+                <w:color w:val="767171"/>
+                <w:sz w:val="19"/>
+                <w:szCs w:val="19"/>
+              </w:rPr>
+              <w:t xml:space="preserve"> </w:t>
+            </w:r>
+          </w:p>
+        </w:tc>
+        <w:tc>
+          <w:tcPr>
             <w:tcW w:type="dxa" w:w="2000"/>
             <w:shd w:fill="F2F2F2" w:color="auto" w:val="clear"/>
             <w:tcMar>
@@ -1962,7 +2612,7 @@
         </w:tc>
         <w:tc>
           <w:tcPr>
-            <w:tcW w:type="dxa" w:w="2600"/>
+            <w:tcW w:type="dxa" w:w="1300"/>
             <w:shd w:fill="F2F2F2" w:color="auto" w:val="clear"/>
             <w:tcMar>
               <w:top w:type="dxa" w:w="90"/>
@@ -1984,7 +2634,7 @@
         </w:tc>
         <w:tc>
           <w:tcPr>
-            <w:tcW w:type="dxa" w:w="1600"/>
+            <w:tcW w:type="dxa" w:w="1200"/>
             <w:shd w:fill="F2F2F2" w:color="auto" w:val="clear"/>
             <w:tcMar>
               <w:top w:type="dxa" w:w="90"/>
@@ -2006,7 +2656,29 @@
         </w:tc>
         <w:tc>
           <w:tcPr>
-            <w:tcW w:type="dxa" w:w="3160"/>
+            <w:tcW w:type="dxa" w:w="1900"/>
+            <w:shd w:fill="F2F2F2" w:color="auto" w:val="clear"/>
+            <w:tcMar>
+              <w:top w:type="dxa" w:w="90"/>
+              <w:left w:type="dxa" w:w="120"/>
+              <w:bottom w:type="dxa" w:w="90"/>
+              <w:right w:type="dxa" w:w="120"/>
+            </w:tcMar>
+          </w:tcPr>
+          <w:p>
+            <w:r>
+              <w:rPr>
+                <w:color w:val="767171"/>
+                <w:sz w:val="19"/>
+                <w:szCs w:val="19"/>
+              </w:rPr>
+              <w:t xml:space="preserve"> </w:t>
+            </w:r>
+          </w:p>
+        </w:tc>
+        <w:tc>
+          <w:tcPr>
+            <w:tcW w:type="dxa" w:w="1260"/>
             <w:shd w:fill="F2F2F2" w:color="auto" w:val="clear"/>
             <w:tcMar>
               <w:top w:type="dxa" w:w="90"/>
@@ -2041,7 +2713,7 @@
           <w:sz w:val="19"/>
           <w:szCs w:val="19"/>
         </w:rPr>
-        <w:t xml:space="preserve">Table 3. Shore features and the water level at which each goes dry.</w:t>
+        <w:t xml:space="preserve">Table 3. Shore features, their elevations, and the water level at which each goes dry (ft NGVD29).</w:t>
       </w:r>
     </w:p>
     <w:p>
@@ -2077,7 +2749,7 @@
           <w:sz w:val="19"/>
           <w:szCs w:val="19"/>
         </w:rPr>
-        <w:t xml:space="preserve">Rubric: a table of at least three additional runs, giving the range, the step, the number of shorelines, and the areas at the lowest and highest elevations (4 points). Choose your values deliberately and say why.</w:t>
+        <w:t xml:space="preserve">Rubric: one table with the baseline and at least three additional runs, giving the range, the step, the number of shorelines, the areas at the lowest and highest elevations, and the run time for each (4 points). Choose your values deliberately and say why. The run time is the Elapsed Time in the pop-up when a run finishes.</w:t>
       </w:r>
     </w:p>
     <w:p>
@@ -2106,14 +2778,15 @@
         </w:tblBorders>
       </w:tblPr>
       <w:tblGrid>
-        <w:gridCol w:w="1300"/>
-        <w:gridCol w:w="800"/>
-        <w:gridCol w:w="800"/>
-        <w:gridCol w:w="800"/>
-        <w:gridCol w:w="1160"/>
-        <w:gridCol w:w="1250"/>
-        <w:gridCol w:w="1250"/>
-        <w:gridCol w:w="2000"/>
+        <w:gridCol w:w="1200"/>
+        <w:gridCol w:w="700"/>
+        <w:gridCol w:w="700"/>
+        <w:gridCol w:w="650"/>
+        <w:gridCol w:w="1000"/>
+        <w:gridCol w:w="1100"/>
+        <w:gridCol w:w="1100"/>
+        <w:gridCol w:w="960"/>
+        <w:gridCol w:w="1950"/>
       </w:tblGrid>
       <w:tr>
         <w:trPr>
@@ -2122,7 +2795,7 @@
         </w:trPr>
         <w:tc>
           <w:tcPr>
-            <w:tcW w:type="dxa" w:w="1300"/>
+            <w:tcW w:type="dxa" w:w="1200"/>
             <w:shd w:fill="D9E2F3" w:color="auto" w:val="clear"/>
             <w:tcMar>
               <w:top w:type="dxa" w:w="90"/>
@@ -2146,7 +2819,7 @@
         </w:tc>
         <w:tc>
           <w:tcPr>
-            <w:tcW w:type="dxa" w:w="800"/>
+            <w:tcW w:type="dxa" w:w="700"/>
             <w:shd w:fill="D9E2F3" w:color="auto" w:val="clear"/>
             <w:tcMar>
               <w:top w:type="dxa" w:w="90"/>
@@ -2170,7 +2843,7 @@
         </w:tc>
         <w:tc>
           <w:tcPr>
-            <w:tcW w:type="dxa" w:w="800"/>
+            <w:tcW w:type="dxa" w:w="700"/>
             <w:shd w:fill="D9E2F3" w:color="auto" w:val="clear"/>
             <w:tcMar>
               <w:top w:type="dxa" w:w="90"/>
@@ -2194,7 +2867,7 @@
         </w:tc>
         <w:tc>
           <w:tcPr>
-            <w:tcW w:type="dxa" w:w="800"/>
+            <w:tcW w:type="dxa" w:w="650"/>
             <w:shd w:fill="D9E2F3" w:color="auto" w:val="clear"/>
             <w:tcMar>
               <w:top w:type="dxa" w:w="90"/>
@@ -2218,7 +2891,7 @@
         </w:tc>
         <w:tc>
           <w:tcPr>
-            <w:tcW w:type="dxa" w:w="1160"/>
+            <w:tcW w:type="dxa" w:w="1000"/>
             <w:shd w:fill="D9E2F3" w:color="auto" w:val="clear"/>
             <w:tcMar>
               <w:top w:type="dxa" w:w="90"/>
@@ -2242,7 +2915,7 @@
         </w:tc>
         <w:tc>
           <w:tcPr>
-            <w:tcW w:type="dxa" w:w="1250"/>
+            <w:tcW w:type="dxa" w:w="1100"/>
             <w:shd w:fill="D9E2F3" w:color="auto" w:val="clear"/>
             <w:tcMar>
               <w:top w:type="dxa" w:w="90"/>
@@ -2266,7 +2939,7 @@
         </w:tc>
         <w:tc>
           <w:tcPr>
-            <w:tcW w:type="dxa" w:w="1250"/>
+            <w:tcW w:type="dxa" w:w="1100"/>
             <w:shd w:fill="D9E2F3" w:color="auto" w:val="clear"/>
             <w:tcMar>
               <w:top w:type="dxa" w:w="90"/>
@@ -2290,7 +2963,7 @@
         </w:tc>
         <w:tc>
           <w:tcPr>
-            <w:tcW w:type="dxa" w:w="2000"/>
+            <w:tcW w:type="dxa" w:w="960"/>
             <w:shd w:fill="D9E2F3" w:color="auto" w:val="clear"/>
             <w:tcMar>
               <w:top w:type="dxa" w:w="90"/>
@@ -2308,6 +2981,30 @@
                 <w:sz w:val="15"/>
                 <w:szCs w:val="15"/>
               </w:rPr>
+              <w:t xml:space="preserve">Run time</w:t>
+            </w:r>
+          </w:p>
+        </w:tc>
+        <w:tc>
+          <w:tcPr>
+            <w:tcW w:type="dxa" w:w="1950"/>
+            <w:shd w:fill="D9E2F3" w:color="auto" w:val="clear"/>
+            <w:tcMar>
+              <w:top w:type="dxa" w:w="90"/>
+              <w:left w:type="dxa" w:w="120"/>
+              <w:bottom w:type="dxa" w:w="90"/>
+              <w:right w:type="dxa" w:w="120"/>
+            </w:tcMar>
+          </w:tcPr>
+          <w:p>
+            <w:r>
+              <w:rPr>
+                <w:b/>
+                <w:bCs/>
+                <w:color w:val="1F3864"/>
+                <w:sz w:val="15"/>
+                <w:szCs w:val="15"/>
+              </w:rPr>
               <w:t xml:space="preserve">What it shows</w:t>
             </w:r>
           </w:p>
@@ -2319,7 +3016,7 @@
         </w:trPr>
         <w:tc>
           <w:tcPr>
-            <w:tcW w:type="dxa" w:w="1300"/>
+            <w:tcW w:type="dxa" w:w="1200"/>
             <w:tcMar>
               <w:top w:type="dxa" w:w="90"/>
               <w:left w:type="dxa" w:w="120"/>
@@ -2340,7 +3037,7 @@
         </w:tc>
         <w:tc>
           <w:tcPr>
-            <w:tcW w:type="dxa" w:w="800"/>
+            <w:tcW w:type="dxa" w:w="700"/>
             <w:tcMar>
               <w:top w:type="dxa" w:w="90"/>
               <w:left w:type="dxa" w:w="120"/>
@@ -2361,7 +3058,7 @@
         </w:tc>
         <w:tc>
           <w:tcPr>
-            <w:tcW w:type="dxa" w:w="800"/>
+            <w:tcW w:type="dxa" w:w="700"/>
             <w:tcMar>
               <w:top w:type="dxa" w:w="90"/>
               <w:left w:type="dxa" w:w="120"/>
@@ -2382,7 +3079,7 @@
         </w:tc>
         <w:tc>
           <w:tcPr>
-            <w:tcW w:type="dxa" w:w="800"/>
+            <w:tcW w:type="dxa" w:w="650"/>
             <w:tcMar>
               <w:top w:type="dxa" w:w="90"/>
               <w:left w:type="dxa" w:w="120"/>
@@ -2403,7 +3100,7 @@
         </w:tc>
         <w:tc>
           <w:tcPr>
-            <w:tcW w:type="dxa" w:w="1160"/>
+            <w:tcW w:type="dxa" w:w="1000"/>
             <w:tcMar>
               <w:top w:type="dxa" w:w="90"/>
               <w:left w:type="dxa" w:w="120"/>
@@ -2424,7 +3121,7 @@
         </w:tc>
         <w:tc>
           <w:tcPr>
-            <w:tcW w:type="dxa" w:w="1250"/>
+            <w:tcW w:type="dxa" w:w="1100"/>
             <w:tcMar>
               <w:top w:type="dxa" w:w="90"/>
               <w:left w:type="dxa" w:w="120"/>
@@ -2445,7 +3142,7 @@
         </w:tc>
         <w:tc>
           <w:tcPr>
-            <w:tcW w:type="dxa" w:w="1250"/>
+            <w:tcW w:type="dxa" w:w="1100"/>
             <w:tcMar>
               <w:top w:type="dxa" w:w="90"/>
               <w:left w:type="dxa" w:w="120"/>
@@ -2466,7 +3163,28 @@
         </w:tc>
         <w:tc>
           <w:tcPr>
-            <w:tcW w:type="dxa" w:w="2000"/>
+            <w:tcW w:type="dxa" w:w="960"/>
+            <w:tcMar>
+              <w:top w:type="dxa" w:w="90"/>
+              <w:left w:type="dxa" w:w="120"/>
+              <w:bottom w:type="dxa" w:w="90"/>
+              <w:right w:type="dxa" w:w="120"/>
+            </w:tcMar>
+          </w:tcPr>
+          <w:p>
+            <w:r>
+              <w:rPr>
+                <w:color w:val="767171"/>
+                <w:sz w:val="15"/>
+                <w:szCs w:val="15"/>
+              </w:rPr>
+              <w:t xml:space="preserve"> </w:t>
+            </w:r>
+          </w:p>
+        </w:tc>
+        <w:tc>
+          <w:tcPr>
+            <w:tcW w:type="dxa" w:w="1950"/>
             <w:tcMar>
               <w:top w:type="dxa" w:w="90"/>
               <w:left w:type="dxa" w:w="120"/>
@@ -2492,7 +3210,7 @@
         </w:trPr>
         <w:tc>
           <w:tcPr>
-            <w:tcW w:type="dxa" w:w="1300"/>
+            <w:tcW w:type="dxa" w:w="1200"/>
             <w:shd w:fill="F2F2F2" w:color="auto" w:val="clear"/>
             <w:tcMar>
               <w:top w:type="dxa" w:w="90"/>
@@ -2514,7 +3232,7 @@
         </w:tc>
         <w:tc>
           <w:tcPr>
-            <w:tcW w:type="dxa" w:w="800"/>
+            <w:tcW w:type="dxa" w:w="700"/>
             <w:shd w:fill="F2F2F2" w:color="auto" w:val="clear"/>
             <w:tcMar>
               <w:top w:type="dxa" w:w="90"/>
@@ -2536,7 +3254,7 @@
         </w:tc>
         <w:tc>
           <w:tcPr>
-            <w:tcW w:type="dxa" w:w="800"/>
+            <w:tcW w:type="dxa" w:w="700"/>
             <w:shd w:fill="F2F2F2" w:color="auto" w:val="clear"/>
             <w:tcMar>
               <w:top w:type="dxa" w:w="90"/>
@@ -2558,7 +3276,7 @@
         </w:tc>
         <w:tc>
           <w:tcPr>
-            <w:tcW w:type="dxa" w:w="800"/>
+            <w:tcW w:type="dxa" w:w="650"/>
             <w:shd w:fill="F2F2F2" w:color="auto" w:val="clear"/>
             <w:tcMar>
               <w:top w:type="dxa" w:w="90"/>
@@ -2580,7 +3298,7 @@
         </w:tc>
         <w:tc>
           <w:tcPr>
-            <w:tcW w:type="dxa" w:w="1160"/>
+            <w:tcW w:type="dxa" w:w="1000"/>
             <w:shd w:fill="F2F2F2" w:color="auto" w:val="clear"/>
             <w:tcMar>
               <w:top w:type="dxa" w:w="90"/>
@@ -2602,7 +3320,7 @@
         </w:tc>
         <w:tc>
           <w:tcPr>
-            <w:tcW w:type="dxa" w:w="1250"/>
+            <w:tcW w:type="dxa" w:w="1100"/>
             <w:shd w:fill="F2F2F2" w:color="auto" w:val="clear"/>
             <w:tcMar>
               <w:top w:type="dxa" w:w="90"/>
@@ -2624,7 +3342,7 @@
         </w:tc>
         <w:tc>
           <w:tcPr>
-            <w:tcW w:type="dxa" w:w="1250"/>
+            <w:tcW w:type="dxa" w:w="1100"/>
             <w:shd w:fill="F2F2F2" w:color="auto" w:val="clear"/>
             <w:tcMar>
               <w:top w:type="dxa" w:w="90"/>
@@ -2646,7 +3364,29 @@
         </w:tc>
         <w:tc>
           <w:tcPr>
-            <w:tcW w:type="dxa" w:w="2000"/>
+            <w:tcW w:type="dxa" w:w="960"/>
+            <w:shd w:fill="F2F2F2" w:color="auto" w:val="clear"/>
+            <w:tcMar>
+              <w:top w:type="dxa" w:w="90"/>
+              <w:left w:type="dxa" w:w="120"/>
+              <w:bottom w:type="dxa" w:w="90"/>
+              <w:right w:type="dxa" w:w="120"/>
+            </w:tcMar>
+          </w:tcPr>
+          <w:p>
+            <w:r>
+              <w:rPr>
+                <w:color w:val="767171"/>
+                <w:sz w:val="15"/>
+                <w:szCs w:val="15"/>
+              </w:rPr>
+              <w:t xml:space="preserve"> </w:t>
+            </w:r>
+          </w:p>
+        </w:tc>
+        <w:tc>
+          <w:tcPr>
+            <w:tcW w:type="dxa" w:w="1950"/>
             <w:shd w:fill="F2F2F2" w:color="auto" w:val="clear"/>
             <w:tcMar>
               <w:top w:type="dxa" w:w="90"/>
@@ -2673,7 +3413,7 @@
         </w:trPr>
         <w:tc>
           <w:tcPr>
-            <w:tcW w:type="dxa" w:w="1300"/>
+            <w:tcW w:type="dxa" w:w="1200"/>
             <w:tcMar>
               <w:top w:type="dxa" w:w="90"/>
               <w:left w:type="dxa" w:w="120"/>
@@ -2694,7 +3434,7 @@
         </w:tc>
         <w:tc>
           <w:tcPr>
-            <w:tcW w:type="dxa" w:w="800"/>
+            <w:tcW w:type="dxa" w:w="700"/>
             <w:tcMar>
               <w:top w:type="dxa" w:w="90"/>
               <w:left w:type="dxa" w:w="120"/>
@@ -2715,7 +3455,7 @@
         </w:tc>
         <w:tc>
           <w:tcPr>
-            <w:tcW w:type="dxa" w:w="800"/>
+            <w:tcW w:type="dxa" w:w="700"/>
             <w:tcMar>
               <w:top w:type="dxa" w:w="90"/>
               <w:left w:type="dxa" w:w="120"/>
@@ -2736,7 +3476,7 @@
         </w:tc>
         <w:tc>
           <w:tcPr>
-            <w:tcW w:type="dxa" w:w="800"/>
+            <w:tcW w:type="dxa" w:w="650"/>
             <w:tcMar>
               <w:top w:type="dxa" w:w="90"/>
               <w:left w:type="dxa" w:w="120"/>
@@ -2757,7 +3497,7 @@
         </w:tc>
         <w:tc>
           <w:tcPr>
-            <w:tcW w:type="dxa" w:w="1160"/>
+            <w:tcW w:type="dxa" w:w="1000"/>
             <w:tcMar>
               <w:top w:type="dxa" w:w="90"/>
               <w:left w:type="dxa" w:w="120"/>
@@ -2778,7 +3518,7 @@
         </w:tc>
         <w:tc>
           <w:tcPr>
-            <w:tcW w:type="dxa" w:w="1250"/>
+            <w:tcW w:type="dxa" w:w="1100"/>
             <w:tcMar>
               <w:top w:type="dxa" w:w="90"/>
               <w:left w:type="dxa" w:w="120"/>
@@ -2799,7 +3539,7 @@
         </w:tc>
         <w:tc>
           <w:tcPr>
-            <w:tcW w:type="dxa" w:w="1250"/>
+            <w:tcW w:type="dxa" w:w="1100"/>
             <w:tcMar>
               <w:top w:type="dxa" w:w="90"/>
               <w:left w:type="dxa" w:w="120"/>
@@ -2820,7 +3560,28 @@
         </w:tc>
         <w:tc>
           <w:tcPr>
-            <w:tcW w:type="dxa" w:w="2000"/>
+            <w:tcW w:type="dxa" w:w="960"/>
+            <w:tcMar>
+              <w:top w:type="dxa" w:w="90"/>
+              <w:left w:type="dxa" w:w="120"/>
+              <w:bottom w:type="dxa" w:w="90"/>
+              <w:right w:type="dxa" w:w="120"/>
+            </w:tcMar>
+          </w:tcPr>
+          <w:p>
+            <w:r>
+              <w:rPr>
+                <w:color w:val="767171"/>
+                <w:sz w:val="15"/>
+                <w:szCs w:val="15"/>
+              </w:rPr>
+              <w:t xml:space="preserve"> </w:t>
+            </w:r>
+          </w:p>
+        </w:tc>
+        <w:tc>
+          <w:tcPr>
+            <w:tcW w:type="dxa" w:w="1950"/>
             <w:tcMar>
               <w:top w:type="dxa" w:w="90"/>
               <w:left w:type="dxa" w:w="120"/>
@@ -2846,7 +3607,7 @@
         </w:trPr>
         <w:tc>
           <w:tcPr>
-            <w:tcW w:type="dxa" w:w="1300"/>
+            <w:tcW w:type="dxa" w:w="1200"/>
             <w:shd w:fill="F2F2F2" w:color="auto" w:val="clear"/>
             <w:tcMar>
               <w:top w:type="dxa" w:w="90"/>
@@ -2868,7 +3629,7 @@
         </w:tc>
         <w:tc>
           <w:tcPr>
-            <w:tcW w:type="dxa" w:w="800"/>
+            <w:tcW w:type="dxa" w:w="700"/>
             <w:shd w:fill="F2F2F2" w:color="auto" w:val="clear"/>
             <w:tcMar>
               <w:top w:type="dxa" w:w="90"/>
@@ -2890,7 +3651,7 @@
         </w:tc>
         <w:tc>
           <w:tcPr>
-            <w:tcW w:type="dxa" w:w="800"/>
+            <w:tcW w:type="dxa" w:w="700"/>
             <w:shd w:fill="F2F2F2" w:color="auto" w:val="clear"/>
             <w:tcMar>
               <w:top w:type="dxa" w:w="90"/>
@@ -2912,7 +3673,7 @@
         </w:tc>
         <w:tc>
           <w:tcPr>
-            <w:tcW w:type="dxa" w:w="800"/>
+            <w:tcW w:type="dxa" w:w="650"/>
             <w:shd w:fill="F2F2F2" w:color="auto" w:val="clear"/>
             <w:tcMar>
               <w:top w:type="dxa" w:w="90"/>
@@ -2934,7 +3695,7 @@
         </w:tc>
         <w:tc>
           <w:tcPr>
-            <w:tcW w:type="dxa" w:w="1160"/>
+            <w:tcW w:type="dxa" w:w="1000"/>
             <w:shd w:fill="F2F2F2" w:color="auto" w:val="clear"/>
             <w:tcMar>
               <w:top w:type="dxa" w:w="90"/>
@@ -2956,7 +3717,7 @@
         </w:tc>
         <w:tc>
           <w:tcPr>
-            <w:tcW w:type="dxa" w:w="1250"/>
+            <w:tcW w:type="dxa" w:w="1100"/>
             <w:shd w:fill="F2F2F2" w:color="auto" w:val="clear"/>
             <w:tcMar>
               <w:top w:type="dxa" w:w="90"/>
@@ -2978,7 +3739,7 @@
         </w:tc>
         <w:tc>
           <w:tcPr>
-            <w:tcW w:type="dxa" w:w="1250"/>
+            <w:tcW w:type="dxa" w:w="1100"/>
             <w:shd w:fill="F2F2F2" w:color="auto" w:val="clear"/>
             <w:tcMar>
               <w:top w:type="dxa" w:w="90"/>
@@ -3000,7 +3761,29 @@
         </w:tc>
         <w:tc>
           <w:tcPr>
-            <w:tcW w:type="dxa" w:w="2000"/>
+            <w:tcW w:type="dxa" w:w="960"/>
+            <w:shd w:fill="F2F2F2" w:color="auto" w:val="clear"/>
+            <w:tcMar>
+              <w:top w:type="dxa" w:w="90"/>
+              <w:left w:type="dxa" w:w="120"/>
+              <w:bottom w:type="dxa" w:w="90"/>
+              <w:right w:type="dxa" w:w="120"/>
+            </w:tcMar>
+          </w:tcPr>
+          <w:p>
+            <w:r>
+              <w:rPr>
+                <w:color w:val="767171"/>
+                <w:sz w:val="15"/>
+                <w:szCs w:val="15"/>
+              </w:rPr>
+              <w:t xml:space="preserve"> </w:t>
+            </w:r>
+          </w:p>
+        </w:tc>
+        <w:tc>
+          <w:tcPr>
+            <w:tcW w:type="dxa" w:w="1950"/>
             <w:shd w:fill="F2F2F2" w:color="auto" w:val="clear"/>
             <w:tcMar>
               <w:top w:type="dxa" w:w="90"/>
@@ -3153,7 +3936,7 @@
           <w:sz w:val="19"/>
           <w:szCs w:val="19"/>
         </w:rPr>
-        <w:t xml:space="preserve">Rubric: where the shorelines are wrong and why, and what data would fix it (2 points). The seam between surveys, the cell size, the depressions you removed — name each one and say what data would fix it.</w:t>
+        <w:t xml:space="preserve">Rubric: where the shorelines are wrong and why, and what data would fix it (2 points). The seam between surveys, the 30 m cells in narrow canyons, the hollows removed in Step 4, the 2017 survey date against sediment and construction since — name each one and say what data would fix it.</w:t>
       </w:r>
     </w:p>
     <w:p>
@@ -4344,7 +5127,7 @@
                 <w:sz w:val="17"/>
                 <w:szCs w:val="17"/>
               </w:rPr>
-              <w:t xml:space="preserve">A table of at least three additional runs, giving the range, the step, the number of shorelines, and the areas at the lowest and highest elevations for each (4)</w:t>
+              <w:t xml:space="preserve">One table with the baseline and at least three additional runs, giving the range, the step, the number of shorelines, the areas at the lowest and highest elevations, and the run time for each (4)</w:t>
             </w:r>
           </w:p>
           <w:p>

--- a/docs/assignments/lab-06/lab06-report-template.docx
+++ b/docs/assignments/lab-06/lab06-report-template.docx
@@ -2,9 +2,159 @@
 <file path=word/document.xml><?xml version="1.0" encoding="utf-8"?>
 <w:document xmlns:wpc="http://schemas.microsoft.com/office/word/2010/wordprocessingCanvas" xmlns:mc="http://schemas.openxmlformats.org/markup-compatibility/2006" xmlns:o="urn:schemas-microsoft-com:office:office" xmlns:r="http://schemas.openxmlformats.org/officeDocument/2006/relationships" xmlns:m="http://schemas.openxmlformats.org/officeDocument/2006/math" xmlns:v="urn:schemas-microsoft-com:vml" xmlns:wp14="http://schemas.microsoft.com/office/word/2010/wordprocessingDrawing" xmlns:wp="http://schemas.openxmlformats.org/drawingml/2006/wordprocessingDrawing" xmlns:w10="urn:schemas-microsoft-com:office:word" xmlns:w="http://schemas.openxmlformats.org/wordprocessingml/2006/main" xmlns:w14="http://schemas.microsoft.com/office/word/2010/wordml" xmlns:w15="http://schemas.microsoft.com/office/word/2012/wordml" xmlns:wpg="http://schemas.microsoft.com/office/word/2010/wordprocessingGroup" xmlns:wpi="http://schemas.microsoft.com/office/word/2010/wordprocessingInk" xmlns:wne="http://schemas.microsoft.com/office/word/2006/wordml" xmlns:wps="http://schemas.microsoft.com/office/word/2010/wordprocessingShape" xmlns:cx="http://schemas.microsoft.com/office/drawing/2014/chartex" xmlns:cx1="http://schemas.microsoft.com/office/drawing/2015/9/8/chartex" xmlns:cx2="http://schemas.microsoft.com/office/drawing/2015/10/21/chartex" xmlns:cx3="http://schemas.microsoft.com/office/drawing/2016/5/9/chartex" xmlns:cx4="http://schemas.microsoft.com/office/drawing/2016/5/10/chartex" xmlns:cx5="http://schemas.microsoft.com/office/drawing/2016/5/11/chartex" xmlns:cx6="http://schemas.microsoft.com/office/drawing/2016/5/12/chartex" xmlns:cx7="http://schemas.microsoft.com/office/drawing/2016/5/13/chartex" xmlns:cx8="http://schemas.microsoft.com/office/drawing/2016/5/14/chartex" xmlns:aink="http://schemas.microsoft.com/office/drawing/2016/ink" xmlns:am3d="http://schemas.microsoft.com/office/drawing/2017/model3d" xmlns:w16cex="http://schemas.microsoft.com/office/word/2018/wordml/cex" xmlns:w16cid="http://schemas.microsoft.com/office/word/2016/wordml/cid" xmlns:w16="http://schemas.microsoft.com/office/word/2018/wordml" xmlns:w16sdtdh="http://schemas.microsoft.com/office/word/2020/wordml/sdtdatahash" xmlns:w16se="http://schemas.microsoft.com/office/word/2015/wordml/symex" mc:Ignorable="w14 w15 wp14">
   <w:body>
-    <w:p>
-      <w:pPr>
-        <w:spacing w:before="2200"/>
+    <w:tbl>
+      <w:tblPr>
+        <w:tblW w:type="dxa" w:w="9360"/>
+        <w:tblBorders>
+          <w:top w:val="single" w:color="BF9000" w:sz="8"/>
+          <w:left w:val="single" w:color="BF9000" w:sz="8"/>
+          <w:bottom w:val="single" w:color="BF9000" w:sz="8"/>
+          <w:right w:val="single" w:color="BF9000" w:sz="8"/>
+          <w:insideH w:val="single" w:color="BF9000" w:sz="8"/>
+          <w:insideV w:val="single" w:color="BF9000" w:sz="8"/>
+        </w:tblBorders>
+      </w:tblPr>
+      <w:tblGrid>
+        <w:gridCol w:w="9360"/>
+      </w:tblGrid>
+      <w:tr>
+        <w:trPr>
+          <w:cantSplit/>
+        </w:trPr>
+        <w:tc>
+          <w:tcPr>
+            <w:tcW w:type="dxa" w:w="9360"/>
+            <w:shd w:fill="FFF2CC" w:color="auto" w:val="clear"/>
+            <w:tcMar>
+              <w:top w:type="dxa" w:w="120"/>
+              <w:left w:type="dxa" w:w="160"/>
+              <w:bottom w:type="dxa" w:w="120"/>
+              <w:right w:type="dxa" w:w="160"/>
+            </w:tcMar>
+          </w:tcPr>
+          <w:p>
+            <w:pPr>
+              <w:spacing w:after="80"/>
+            </w:pPr>
+            <w:r>
+              <w:rPr>
+                <w:b/>
+                <w:bCs/>
+                <w:color w:val="1F3864"/>
+                <w:sz w:val="20"/>
+                <w:szCs w:val="20"/>
+              </w:rPr>
+              <w:t xml:space="preserve">Before you submit — then delete this box</w:t>
+            </w:r>
+          </w:p>
+          <w:p>
+            <w:pPr>
+              <w:pStyle w:val="ListParagraph"/>
+              <w:numPr>
+                <w:ilvl w:val="0"/>
+                <w:numId w:val="2"/>
+              </w:numPr>
+              <w:spacing w:after="40"/>
+            </w:pPr>
+            <w:r>
+              <w:rPr>
+                <w:sz w:val="19"/>
+                <w:szCs w:val="19"/>
+              </w:rPr>
+              <w:t xml:space="preserve">Delete every yellow placeholder and every gray instruction line, and this box.</w:t>
+            </w:r>
+          </w:p>
+          <w:p>
+            <w:pPr>
+              <w:pStyle w:val="ListParagraph"/>
+              <w:numPr>
+                <w:ilvl w:val="0"/>
+                <w:numId w:val="2"/>
+              </w:numPr>
+              <w:spacing w:after="40"/>
+            </w:pPr>
+            <w:r>
+              <w:rPr>
+                <w:sz w:val="19"/>
+                <w:szCs w:val="19"/>
+              </w:rPr>
+              <w:t xml:space="preserve">Name your reviewer, add the sentence on what you changed, and paste their stamp image below.</w:t>
+            </w:r>
+          </w:p>
+          <w:p>
+            <w:pPr>
+              <w:pStyle w:val="ListParagraph"/>
+              <w:numPr>
+                <w:ilvl w:val="0"/>
+                <w:numId w:val="2"/>
+              </w:numPr>
+              <w:spacing w:after="40"/>
+            </w:pPr>
+            <w:r>
+              <w:rPr>
+                <w:sz w:val="19"/>
+                <w:szCs w:val="19"/>
+              </w:rPr>
+              <w:t xml:space="preserve">Figure 1 is the model exported from ModelBuilder (Export ▸ Export To Graphic, as PNG) — not a screen capture, and not redrawn or “enhanced” by AI.</w:t>
+            </w:r>
+          </w:p>
+          <w:p>
+            <w:pPr>
+              <w:pStyle w:val="ListParagraph"/>
+              <w:numPr>
+                <w:ilvl w:val="0"/>
+                <w:numId w:val="2"/>
+              </w:numPr>
+              <w:spacing w:after="40"/>
+            </w:pPr>
+            <w:r>
+              <w:rPr>
+                <w:sz w:val="19"/>
+                <w:szCs w:val="19"/>
+              </w:rPr>
+              <w:t xml:space="preserve">Every number in your tables and text comes from your own work in ArcGIS Pro.</w:t>
+            </w:r>
+          </w:p>
+          <w:p>
+            <w:pPr>
+              <w:pStyle w:val="ListParagraph"/>
+              <w:numPr>
+                <w:ilvl w:val="0"/>
+                <w:numId w:val="2"/>
+              </w:numPr>
+              <w:spacing w:after="40"/>
+            </w:pPr>
+            <w:r>
+              <w:rPr>
+                <w:sz w:val="19"/>
+                <w:szCs w:val="19"/>
+              </w:rPr>
+              <w:t xml:space="preserve">Put a score in every row of the Self-Graded Rubric, and the total.</w:t>
+            </w:r>
+          </w:p>
+          <w:p>
+            <w:pPr>
+              <w:pStyle w:val="ListParagraph"/>
+              <w:numPr>
+                <w:ilvl w:val="0"/>
+                <w:numId w:val="2"/>
+              </w:numPr>
+              <w:spacing w:after="40"/>
+            </w:pPr>
+            <w:r>
+              <w:rPr>
+                <w:sz w:val="19"/>
+                <w:szCs w:val="19"/>
+              </w:rPr>
+              <w:t xml:space="preserve">Save as PDF, then open the PDF and check that every figure and map came through readable.</w:t>
+            </w:r>
+          </w:p>
+        </w:tc>
+      </w:tr>
+    </w:tbl>
+    <w:p>
+      <w:pPr>
+        <w:spacing w:before="900"/>
       </w:pPr>
     </w:p>
     <w:p>
@@ -52,7 +202,7 @@
     </w:p>
     <w:p>
       <w:pPr>
-        <w:spacing w:after="700"/>
+        <w:spacing w:after="600"/>
         <w:jc w:val="center"/>
       </w:pPr>
       <w:r>
@@ -86,6 +236,7 @@
           <w:color w:val="767171"/>
           <w:sz w:val="21"/>
           <w:szCs w:val="21"/>
+          <w:highlight w:val="yellow"/>
         </w:rPr>
         <w:t xml:space="preserve">[your name]</w:t>
       </w:r>
@@ -112,6 +263,7 @@
           <w:color w:val="767171"/>
           <w:sz w:val="21"/>
           <w:szCs w:val="21"/>
+          <w:highlight w:val="yellow"/>
         </w:rPr>
         <w:t xml:space="preserve">[date]</w:t>
       </w:r>
@@ -138,13 +290,14 @@
           <w:color w:val="767171"/>
           <w:sz w:val="21"/>
           <w:szCs w:val="21"/>
+          <w:highlight w:val="yellow"/>
         </w:rPr>
         <w:t xml:space="preserve">[reviewer’s name]</w:t>
       </w:r>
     </w:p>
     <w:p>
       <w:pPr>
-        <w:spacing w:after="500" w:before="60"/>
+        <w:spacing w:after="400" w:before="60"/>
         <w:jc w:val="center"/>
       </w:pPr>
       <w:r>
@@ -154,6 +307,7 @@
           <w:color w:val="767171"/>
           <w:sz w:val="21"/>
           <w:szCs w:val="21"/>
+          <w:highlight w:val="yellow"/>
         </w:rPr>
         <w:t xml:space="preserve">[One sentence on what you changed because of your reviewer’s feedback.]</w:t>
       </w:r>
@@ -169,8 +323,9 @@
           <w:color w:val="767171"/>
           <w:sz w:val="19"/>
           <w:szCs w:val="19"/>
+          <w:highlight w:val="yellow"/>
         </w:rPr>
-        <w:t xml:space="preserve">[ Peer-review stamp here ]</w:t>
+        <w:t xml:space="preserve">[ Paste your reviewer’s stamp image here ]</w:t>
       </w:r>
     </w:p>
     <w:p>
@@ -218,6 +373,7 @@
           <w:i/>
           <w:iCs/>
           <w:color w:val="767171"/>
+          <w:highlight w:val="yellow"/>
         </w:rPr>
         <w:t xml:space="preserve">[Add your content here.]</w:t>
       </w:r>
@@ -262,6 +418,7 @@
           <w:i/>
           <w:iCs/>
           <w:color w:val="767171"/>
+          <w:highlight w:val="yellow"/>
         </w:rPr>
         <w:t xml:space="preserve">[Add your content here.]</w:t>
       </w:r>
@@ -625,6 +782,7 @@
           <w:i/>
           <w:iCs/>
           <w:color w:val="767171"/>
+          <w:highlight w:val="yellow"/>
         </w:rPr>
         <w:t xml:space="preserve">[Add your content here.]</w:t>
       </w:r>
@@ -1803,6 +1961,16 @@
     </w:p>
     <w:p>
       <w:pPr>
+        <w:sectPr>
+          <w:pgSz w:w="12240" w:h="15840" w:orient="portrait"/>
+          <w:pgMar w:top="1440" w:right="1440" w:bottom="1440" w:left="1440" w:header="708" w:footer="708" w:gutter="0"/>
+          <w:pgNumType/>
+          <w:docGrid w:linePitch="360"/>
+        </w:sectPr>
+      </w:pPr>
+    </w:p>
+    <w:p>
+      <w:pPr>
         <w:spacing w:after="160" w:before="60"/>
       </w:pPr>
       <w:r>
@@ -1813,12 +1981,12 @@
           <w:sz w:val="19"/>
           <w:szCs w:val="19"/>
         </w:rPr>
-        <w:t xml:space="preserve">Rubric: a full-page model figure exported from ModelBuilder, with the iterator, the loop, and the collector readable (2 points).</w:t>
+        <w:t xml:space="preserve">Rubric: a full-page model figure exported from ModelBuilder, with the iterator, the loop, and the collector readable (2 points). Insert the exported PNG file itself. Do not screen-capture it, redraw it, or run it through an AI “enhancer” — that changes what the figure shows. This page is landscape so a wide model stays readable.</w:t>
       </w:r>
     </w:p>
     <w:tbl>
       <w:tblPr>
-        <w:tblW w:type="dxa" w:w="9360"/>
+        <w:tblW w:type="dxa" w:w="12960"/>
         <w:tblBorders>
           <w:top w:val="dashed" w:color="BFBFBF" w:sz="6"/>
           <w:left w:val="dashed" w:color="BFBFBF" w:sz="6"/>
@@ -1829,20 +1997,21 @@
         </w:tblBorders>
       </w:tblPr>
       <w:tblGrid>
-        <w:gridCol w:w="9360"/>
+        <w:gridCol w:w="12960"/>
       </w:tblGrid>
       <w:tr>
         <w:trPr>
           <w:cantSplit/>
-          <w:trHeight w:val="8640" w:hRule="atLeast"/>
+          <w:trHeight w:val="7500" w:hRule="atLeast"/>
         </w:trPr>
         <w:tc>
           <w:tcPr>
-            <w:tcW w:type="dxa" w:w="9360"/>
+            <w:tcW w:type="dxa" w:w="12960"/>
             <w:vAlign w:val="center"/>
           </w:tcPr>
           <w:p>
             <w:pPr>
+              <w:keepNext/>
               <w:jc w:val="center"/>
             </w:pPr>
             <w:r>
@@ -1852,6 +2021,7 @@
                 <w:color w:val="767171"/>
                 <w:sz w:val="19"/>
                 <w:szCs w:val="19"/>
+                <w:highlight w:val="yellow"/>
               </w:rPr>
               <w:t xml:space="preserve">[ Insert image here — delete this box ]</w:t>
             </w:r>
@@ -1874,6 +2044,16 @@
         </w:rPr>
         <w:t xml:space="preserve">Figure 1. The complete model, exported from ModelBuilder with Export ▸ Export To Graphic.</w:t>
       </w:r>
+    </w:p>
+    <w:p>
+      <w:pPr>
+        <w:sectPr>
+          <w:pgSz w:w="15840" w:h="12240" w:orient="landscape"/>
+          <w:pgMar w:top="1440" w:right="1440" w:bottom="1440" w:left="1440" w:header="708" w:footer="708" w:gutter="0"/>
+          <w:pgNumType/>
+          <w:docGrid w:linePitch="360"/>
+        </w:sectPr>
+      </w:pPr>
     </w:p>
     <w:p>
       <w:pPr>
@@ -1917,6 +2097,7 @@
           </w:tcPr>
           <w:p>
             <w:pPr>
+              <w:keepNext/>
               <w:jc w:val="center"/>
             </w:pPr>
             <w:r>
@@ -1926,6 +2107,7 @@
                 <w:color w:val="767171"/>
                 <w:sz w:val="19"/>
                 <w:szCs w:val="19"/>
+                <w:highlight w:val="yellow"/>
               </w:rPr>
               <w:t xml:space="preserve">[ Insert image here — delete this box ]</w:t>
             </w:r>
@@ -1989,6 +2171,7 @@
           <w:i/>
           <w:iCs/>
           <w:color w:val="767171"/>
+          <w:highlight w:val="yellow"/>
         </w:rPr>
         <w:t xml:space="preserve">[Add your content here.]</w:t>
       </w:r>
@@ -2761,6 +2944,7 @@
           <w:i/>
           <w:iCs/>
           <w:color w:val="767171"/>
+          <w:highlight w:val="yellow"/>
         </w:rPr>
         <w:t xml:space="preserve">[Add your content here.]</w:t>
       </w:r>
@@ -2813,7 +2997,7 @@
                 <w:sz w:val="15"/>
                 <w:szCs w:val="15"/>
               </w:rPr>
-              <w:t xml:space="preserve">Run name</w:t>
+              <w:t xml:space="preserve">Run (what changed)</w:t>
             </w:r>
           </w:p>
         </w:tc>
@@ -3846,6 +4030,7 @@
           <w:i/>
           <w:iCs/>
           <w:color w:val="767171"/>
+          <w:highlight w:val="yellow"/>
         </w:rPr>
         <w:t xml:space="preserve">[Your answer here.]</w:t>
       </w:r>
@@ -3875,6 +4060,7 @@
           <w:i/>
           <w:iCs/>
           <w:color w:val="767171"/>
+          <w:highlight w:val="yellow"/>
         </w:rPr>
         <w:t xml:space="preserve">[Your answer here.]</w:t>
       </w:r>
@@ -3904,6 +4090,7 @@
           <w:i/>
           <w:iCs/>
           <w:color w:val="767171"/>
+          <w:highlight w:val="yellow"/>
         </w:rPr>
         <w:t xml:space="preserve">[Your answer here.]</w:t>
       </w:r>
@@ -3948,6 +4135,7 @@
           <w:i/>
           <w:iCs/>
           <w:color w:val="767171"/>
+          <w:highlight w:val="yellow"/>
         </w:rPr>
         <w:t xml:space="preserve">[Add your content here.]</w:t>
       </w:r>
@@ -4030,6 +4218,7 @@
           </w:tcPr>
           <w:p>
             <w:pPr>
+              <w:keepNext/>
               <w:jc w:val="center"/>
             </w:pPr>
             <w:r>
@@ -4039,6 +4228,7 @@
                 <w:color w:val="767171"/>
                 <w:sz w:val="19"/>
                 <w:szCs w:val="19"/>
+                <w:highlight w:val="yellow"/>
               </w:rPr>
               <w:t xml:space="preserve">[ Insert image here — delete this box ]</w:t>
             </w:r>
@@ -4109,6 +4299,7 @@
           </w:tcPr>
           <w:p>
             <w:pPr>
+              <w:keepNext/>
               <w:jc w:val="center"/>
             </w:pPr>
             <w:r>
@@ -4118,6 +4309,7 @@
                 <w:color w:val="767171"/>
                 <w:sz w:val="19"/>
                 <w:szCs w:val="19"/>
+                <w:highlight w:val="yellow"/>
               </w:rPr>
               <w:t xml:space="preserve">[ Insert image here — delete this box ]</w:t>
             </w:r>
@@ -4186,6 +4378,7 @@
           <w:i/>
           <w:iCs/>
           <w:color w:val="767171"/>
+          <w:highlight w:val="yellow"/>
         </w:rPr>
         <w:t xml:space="preserve">[Add your content here.]</w:t>
       </w:r>
@@ -4218,7 +4411,7 @@
           <w:sz w:val="19"/>
           <w:szCs w:val="19"/>
         </w:rPr>
-        <w:t xml:space="preserve">Course policy: one line saying what you used AI for. If you used none, say that. Elevations, areas, datums and cell sizes come from your own data, never from a model.</w:t>
+        <w:t xml:space="preserve">Course policy: one line saying what you used AI for. If you used none, say that. Elevations, areas, datums and cell sizes come from your own data, never from a model. You do the work in ArcGIS Pro yourself: AI may not run it for you, put facts in your report you did not find, or redraw or “enhance” your figures (see the course AI policy).</w:t>
       </w:r>
     </w:p>
     <w:p>
@@ -4230,6 +4423,7 @@
           <w:i/>
           <w:iCs/>
           <w:color w:val="767171"/>
+          <w:highlight w:val="yellow"/>
         </w:rPr>
         <w:t xml:space="preserve">[Add your content here.]</w:t>
       </w:r>
@@ -4336,7 +4530,7 @@
                 <w:sz w:val="19"/>
                 <w:szCs w:val="19"/>
               </w:rPr>
-              <w:t xml:space="preserve">Points</w:t>
+              <w:t xml:space="preserve">Max</w:t>
             </w:r>
           </w:p>
         </w:tc>
@@ -4398,7 +4592,7 @@
               <w:pStyle w:val="ListParagraph"/>
               <w:numPr>
                 <w:ilvl w:val="0"/>
-                <w:numId w:val="2"/>
+                <w:numId w:val="3"/>
               </w:numPr>
               <w:spacing w:after="40"/>
             </w:pPr>
@@ -4415,7 +4609,7 @@
               <w:pStyle w:val="ListParagraph"/>
               <w:numPr>
                 <w:ilvl w:val="0"/>
-                <w:numId w:val="2"/>
+                <w:numId w:val="3"/>
               </w:numPr>
               <w:spacing w:after="40"/>
             </w:pPr>
@@ -4432,7 +4626,7 @@
               <w:pStyle w:val="ListParagraph"/>
               <w:numPr>
                 <w:ilvl w:val="0"/>
-                <w:numId w:val="2"/>
+                <w:numId w:val="3"/>
               </w:numPr>
               <w:spacing w:after="40"/>
             </w:pPr>
@@ -4449,7 +4643,7 @@
               <w:pStyle w:val="ListParagraph"/>
               <w:numPr>
                 <w:ilvl w:val="0"/>
-                <w:numId w:val="2"/>
+                <w:numId w:val="3"/>
               </w:numPr>
               <w:spacing w:after="40"/>
             </w:pPr>
@@ -4466,7 +4660,7 @@
               <w:pStyle w:val="ListParagraph"/>
               <w:numPr>
                 <w:ilvl w:val="0"/>
-                <w:numId w:val="2"/>
+                <w:numId w:val="3"/>
               </w:numPr>
               <w:spacing w:after="40"/>
             </w:pPr>
@@ -4483,7 +4677,7 @@
               <w:pStyle w:val="ListParagraph"/>
               <w:numPr>
                 <w:ilvl w:val="0"/>
-                <w:numId w:val="2"/>
+                <w:numId w:val="3"/>
               </w:numPr>
               <w:spacing w:after="40"/>
             </w:pPr>
@@ -4517,7 +4711,7 @@
                 <w:sz w:val="19"/>
                 <w:szCs w:val="19"/>
               </w:rPr>
-              <w:t xml:space="preserve">/10</w:t>
+              <w:t xml:space="preserve">10</w:t>
             </w:r>
           </w:p>
         </w:tc>
@@ -4537,10 +4731,13 @@
             </w:pPr>
             <w:r>
               <w:rPr>
-                <w:sz w:val="19"/>
-                <w:szCs w:val="19"/>
-              </w:rPr>
-              <w:t xml:space="preserve"> </w:t>
+                <w:b w:val="false"/>
+                <w:bCs w:val="false"/>
+                <w:sz w:val="19"/>
+                <w:szCs w:val="19"/>
+                <w:highlight w:val="yellow"/>
+              </w:rPr>
+              <w:t xml:space="preserve">___ / 10</w:t>
             </w:r>
           </w:p>
         </w:tc>
@@ -4578,7 +4775,7 @@
               <w:pStyle w:val="ListParagraph"/>
               <w:numPr>
                 <w:ilvl w:val="0"/>
-                <w:numId w:val="2"/>
+                <w:numId w:val="3"/>
               </w:numPr>
               <w:spacing w:after="40"/>
             </w:pPr>
@@ -4595,7 +4792,7 @@
               <w:pStyle w:val="ListParagraph"/>
               <w:numPr>
                 <w:ilvl w:val="0"/>
-                <w:numId w:val="2"/>
+                <w:numId w:val="3"/>
               </w:numPr>
               <w:spacing w:after="40"/>
             </w:pPr>
@@ -4612,7 +4809,7 @@
               <w:pStyle w:val="ListParagraph"/>
               <w:numPr>
                 <w:ilvl w:val="0"/>
-                <w:numId w:val="2"/>
+                <w:numId w:val="3"/>
               </w:numPr>
               <w:spacing w:after="40"/>
             </w:pPr>
@@ -4629,7 +4826,7 @@
               <w:pStyle w:val="ListParagraph"/>
               <w:numPr>
                 <w:ilvl w:val="0"/>
-                <w:numId w:val="2"/>
+                <w:numId w:val="3"/>
               </w:numPr>
               <w:spacing w:after="40"/>
             </w:pPr>
@@ -4663,7 +4860,7 @@
                 <w:sz w:val="19"/>
                 <w:szCs w:val="19"/>
               </w:rPr>
-              <w:t xml:space="preserve">/10</w:t>
+              <w:t xml:space="preserve">10</w:t>
             </w:r>
           </w:p>
         </w:tc>
@@ -4683,10 +4880,13 @@
             </w:pPr>
             <w:r>
               <w:rPr>
-                <w:sz w:val="19"/>
-                <w:szCs w:val="19"/>
-              </w:rPr>
-              <w:t xml:space="preserve"> </w:t>
+                <w:b w:val="false"/>
+                <w:bCs w:val="false"/>
+                <w:sz w:val="19"/>
+                <w:szCs w:val="19"/>
+                <w:highlight w:val="yellow"/>
+              </w:rPr>
+              <w:t xml:space="preserve">___ / 10</w:t>
             </w:r>
           </w:p>
         </w:tc>
@@ -4724,7 +4924,7 @@
               <w:pStyle w:val="ListParagraph"/>
               <w:numPr>
                 <w:ilvl w:val="0"/>
-                <w:numId w:val="2"/>
+                <w:numId w:val="3"/>
               </w:numPr>
               <w:spacing w:after="40"/>
             </w:pPr>
@@ -4741,7 +4941,7 @@
               <w:pStyle w:val="ListParagraph"/>
               <w:numPr>
                 <w:ilvl w:val="0"/>
-                <w:numId w:val="2"/>
+                <w:numId w:val="3"/>
               </w:numPr>
               <w:spacing w:after="40"/>
             </w:pPr>
@@ -4758,7 +4958,7 @@
               <w:pStyle w:val="ListParagraph"/>
               <w:numPr>
                 <w:ilvl w:val="0"/>
-                <w:numId w:val="2"/>
+                <w:numId w:val="3"/>
               </w:numPr>
               <w:spacing w:after="40"/>
             </w:pPr>
@@ -4775,7 +4975,7 @@
               <w:pStyle w:val="ListParagraph"/>
               <w:numPr>
                 <w:ilvl w:val="0"/>
-                <w:numId w:val="2"/>
+                <w:numId w:val="3"/>
               </w:numPr>
               <w:spacing w:after="40"/>
             </w:pPr>
@@ -4792,7 +4992,7 @@
               <w:pStyle w:val="ListParagraph"/>
               <w:numPr>
                 <w:ilvl w:val="0"/>
-                <w:numId w:val="2"/>
+                <w:numId w:val="3"/>
               </w:numPr>
               <w:spacing w:after="40"/>
             </w:pPr>
@@ -4809,7 +5009,7 @@
               <w:pStyle w:val="ListParagraph"/>
               <w:numPr>
                 <w:ilvl w:val="0"/>
-                <w:numId w:val="2"/>
+                <w:numId w:val="3"/>
               </w:numPr>
               <w:spacing w:after="40"/>
             </w:pPr>
@@ -4826,7 +5026,7 @@
               <w:pStyle w:val="ListParagraph"/>
               <w:numPr>
                 <w:ilvl w:val="0"/>
-                <w:numId w:val="2"/>
+                <w:numId w:val="3"/>
               </w:numPr>
               <w:spacing w:after="40"/>
             </w:pPr>
@@ -4860,7 +5060,7 @@
                 <w:sz w:val="19"/>
                 <w:szCs w:val="19"/>
               </w:rPr>
-              <w:t xml:space="preserve">/10</w:t>
+              <w:t xml:space="preserve">10</w:t>
             </w:r>
           </w:p>
         </w:tc>
@@ -4880,10 +5080,13 @@
             </w:pPr>
             <w:r>
               <w:rPr>
-                <w:sz w:val="19"/>
-                <w:szCs w:val="19"/>
-              </w:rPr>
-              <w:t xml:space="preserve"> </w:t>
+                <w:b w:val="false"/>
+                <w:bCs w:val="false"/>
+                <w:sz w:val="19"/>
+                <w:szCs w:val="19"/>
+                <w:highlight w:val="yellow"/>
+              </w:rPr>
+              <w:t xml:space="preserve">___ / 10</w:t>
             </w:r>
           </w:p>
         </w:tc>
@@ -4921,7 +5124,7 @@
               <w:pStyle w:val="ListParagraph"/>
               <w:numPr>
                 <w:ilvl w:val="0"/>
-                <w:numId w:val="2"/>
+                <w:numId w:val="3"/>
               </w:numPr>
               <w:spacing w:after="40"/>
             </w:pPr>
@@ -4938,7 +5141,7 @@
               <w:pStyle w:val="ListParagraph"/>
               <w:numPr>
                 <w:ilvl w:val="0"/>
-                <w:numId w:val="2"/>
+                <w:numId w:val="3"/>
               </w:numPr>
               <w:spacing w:after="40"/>
             </w:pPr>
@@ -4955,7 +5158,7 @@
               <w:pStyle w:val="ListParagraph"/>
               <w:numPr>
                 <w:ilvl w:val="0"/>
-                <w:numId w:val="2"/>
+                <w:numId w:val="3"/>
               </w:numPr>
               <w:spacing w:after="40"/>
             </w:pPr>
@@ -4972,7 +5175,7 @@
               <w:pStyle w:val="ListParagraph"/>
               <w:numPr>
                 <w:ilvl w:val="0"/>
-                <w:numId w:val="2"/>
+                <w:numId w:val="3"/>
               </w:numPr>
               <w:spacing w:after="40"/>
             </w:pPr>
@@ -4989,7 +5192,7 @@
               <w:pStyle w:val="ListParagraph"/>
               <w:numPr>
                 <w:ilvl w:val="0"/>
-                <w:numId w:val="2"/>
+                <w:numId w:val="3"/>
               </w:numPr>
               <w:spacing w:after="40"/>
             </w:pPr>
@@ -5006,7 +5209,7 @@
               <w:pStyle w:val="ListParagraph"/>
               <w:numPr>
                 <w:ilvl w:val="0"/>
-                <w:numId w:val="2"/>
+                <w:numId w:val="3"/>
               </w:numPr>
               <w:spacing w:after="40"/>
             </w:pPr>
@@ -5023,7 +5226,7 @@
               <w:pStyle w:val="ListParagraph"/>
               <w:numPr>
                 <w:ilvl w:val="0"/>
-                <w:numId w:val="2"/>
+                <w:numId w:val="3"/>
               </w:numPr>
               <w:spacing w:after="40"/>
             </w:pPr>
@@ -5057,7 +5260,7 @@
                 <w:sz w:val="19"/>
                 <w:szCs w:val="19"/>
               </w:rPr>
-              <w:t xml:space="preserve">/10</w:t>
+              <w:t xml:space="preserve">10</w:t>
             </w:r>
           </w:p>
         </w:tc>
@@ -5077,10 +5280,13 @@
             </w:pPr>
             <w:r>
               <w:rPr>
-                <w:sz w:val="19"/>
-                <w:szCs w:val="19"/>
-              </w:rPr>
-              <w:t xml:space="preserve"> </w:t>
+                <w:b w:val="false"/>
+                <w:bCs w:val="false"/>
+                <w:sz w:val="19"/>
+                <w:szCs w:val="19"/>
+                <w:highlight w:val="yellow"/>
+              </w:rPr>
+              <w:t xml:space="preserve">___ / 10</w:t>
             </w:r>
           </w:p>
         </w:tc>
@@ -5118,7 +5324,7 @@
               <w:pStyle w:val="ListParagraph"/>
               <w:numPr>
                 <w:ilvl w:val="0"/>
-                <w:numId w:val="2"/>
+                <w:numId w:val="3"/>
               </w:numPr>
               <w:spacing w:after="40"/>
             </w:pPr>
@@ -5135,7 +5341,7 @@
               <w:pStyle w:val="ListParagraph"/>
               <w:numPr>
                 <w:ilvl w:val="0"/>
-                <w:numId w:val="2"/>
+                <w:numId w:val="3"/>
               </w:numPr>
               <w:spacing w:after="40"/>
             </w:pPr>
@@ -5152,7 +5358,7 @@
               <w:pStyle w:val="ListParagraph"/>
               <w:numPr>
                 <w:ilvl w:val="0"/>
-                <w:numId w:val="2"/>
+                <w:numId w:val="3"/>
               </w:numPr>
               <w:spacing w:after="40"/>
             </w:pPr>
@@ -5169,7 +5375,7 @@
               <w:pStyle w:val="ListParagraph"/>
               <w:numPr>
                 <w:ilvl w:val="0"/>
-                <w:numId w:val="2"/>
+                <w:numId w:val="3"/>
               </w:numPr>
               <w:spacing w:after="40"/>
             </w:pPr>
@@ -5203,7 +5409,7 @@
                 <w:sz w:val="19"/>
                 <w:szCs w:val="19"/>
               </w:rPr>
-              <w:t xml:space="preserve">/10</w:t>
+              <w:t xml:space="preserve">10</w:t>
             </w:r>
           </w:p>
         </w:tc>
@@ -5223,10 +5429,13 @@
             </w:pPr>
             <w:r>
               <w:rPr>
-                <w:sz w:val="19"/>
-                <w:szCs w:val="19"/>
-              </w:rPr>
-              <w:t xml:space="preserve"> </w:t>
+                <w:b w:val="false"/>
+                <w:bCs w:val="false"/>
+                <w:sz w:val="19"/>
+                <w:szCs w:val="19"/>
+                <w:highlight w:val="yellow"/>
+              </w:rPr>
+              <w:t xml:space="preserve">___ / 10</w:t>
             </w:r>
           </w:p>
         </w:tc>
@@ -5283,7 +5492,7 @@
                 <w:sz w:val="19"/>
                 <w:szCs w:val="19"/>
               </w:rPr>
-              <w:t xml:space="preserve">/50</w:t>
+              <w:t xml:space="preserve">50</w:t>
             </w:r>
           </w:p>
         </w:tc>
@@ -5304,10 +5513,13 @@
             </w:pPr>
             <w:r>
               <w:rPr>
-                <w:sz w:val="19"/>
-                <w:szCs w:val="19"/>
-              </w:rPr>
-              <w:t xml:space="preserve"> </w:t>
+                <w:b/>
+                <w:bCs/>
+                <w:sz w:val="19"/>
+                <w:szCs w:val="19"/>
+                <w:highlight w:val="yellow"/>
+              </w:rPr>
+              <w:t xml:space="preserve">___ / 50</w:t>
             </w:r>
           </w:p>
         </w:tc>
@@ -5495,6 +5707,18 @@
       </w:pPr>
     </w:lvl>
   </w:abstractNum>
+  <w:abstractNum w:abstractNumId="3" w15:restartNumberingAfterBreak="0">
+    <w:multiLevelType w:val="hybridMultilevel"/>
+    <w:lvl w:ilvl="0" w:tentative="1">
+      <w:start w:val="1"/>
+      <w:numFmt w:val="bullet"/>
+      <w:lvlText w:val="☐"/>
+      <w:lvlJc w:val="left"/>
+      <w:pPr>
+        <w:ind w:left="360" w:hanging="280"/>
+      </w:pPr>
+    </w:lvl>
+  </w:abstractNum>
   <w:num w:numId="1">
     <w:abstractNumId w:val="1"/>
     <w:lvlOverride w:ilvl="0">
@@ -5502,6 +5726,12 @@
     </w:lvlOverride>
   </w:num>
   <w:num w:numId="2">
+    <w:abstractNumId w:val="3"/>
+    <w:lvlOverride w:ilvl="0">
+      <w:startOverride w:val="1"/>
+    </w:lvlOverride>
+  </w:num>
+  <w:num w:numId="3">
     <w:abstractNumId w:val="2"/>
     <w:lvlOverride w:ilvl="0">
       <w:startOverride w:val="1"/>

--- a/docs/assignments/lab-06/lab06-report-template.docx
+++ b/docs/assignments/lab-06/lab06-report-template.docx
@@ -147,6 +147,30 @@
                 <w:szCs w:val="19"/>
               </w:rPr>
               <w:t xml:space="preserve">Save as PDF, then open the PDF and check that every figure and map came through readable.</w:t>
+            </w:r>
+          </w:p>
+          <w:p>
+            <w:pPr>
+              <w:pStyle w:val="ListParagraph"/>
+            </w:pPr>
+            <w:r>
+              <w:t>Upload three files: this report as a PDF, and each map as its own PDF exported from the ArcGIS Pro layout (Share ▸ Export Layout ▸ PDF). The grader checks that the map PDFs have selectable text.</w:t>
+            </w:r>
+          </w:p>
+          <w:p>
+            <w:pPr>
+              <w:pStyle w:val="ListParagraph"/>
+            </w:pPr>
+            <w:r>
+              <w:t>Section 3 holds your Geoprocessing History capture (Analysis ▸ History, showing your runs) and the attribute table of your baseline Shorelines.</w:t>
+            </w:r>
+          </w:p>
+          <w:p>
+            <w:pPr>
+              <w:pStyle w:val="ListParagraph"/>
+            </w:pPr>
+            <w:r>
+              <w:t>Table 4 has your personal-level row: your BYU ID's last two digits, the elevation they give, the main-pool area and its shoreline length.</w:t>
             </w:r>
           </w:p>
         </w:tc>
@@ -2129,6 +2153,23 @@
           <w:szCs w:val="19"/>
         </w:rPr>
         <w:t xml:space="preserve">Figure 2. The model’s toolbox interface, showing its parameters (at least From, To and By).</w:t>
+      </w:r>
+    </w:p>
+    <w:p>
+      <w:pPr>
+        <w:spacing w:after="240" w:before="100"/>
+      </w:pPr>
+      <w:r>
+        <w:t>Rubric: evidence that the model ran on your machine (part of the 4 points for a working model). Paste two screen captures: the Geoprocessing History pane (Analysis tab ▸ History) listing your model's runs with their dates and run times, and the attribute table of your baseline Shorelines feature class showing its rows with Elevation and AreaSqMi.</w:t>
+      </w:r>
+    </w:p>
+    <w:p>
+      <w:pPr>
+        <w:pStyle w:val="Caption"/>
+        <w:spacing w:after="240" w:before="100"/>
+      </w:pPr>
+      <w:r>
+        <w:t>Figure 3. Geoprocessing History and the baseline Shorelines attribute table.</w:t>
       </w:r>
     </w:p>
     <w:p>
@@ -3190,6 +3231,151 @@
                 <w:szCs w:val="15"/>
               </w:rPr>
               <w:t xml:space="preserve">What it shows</w:t>
+            </w:r>
+          </w:p>
+        </w:tc>
+      </w:tr>
+      <w:tr>
+        <w:trPr>
+          <w:cantSplit/>
+        </w:trPr>
+        <w:tc>
+          <w:tcPr>
+            <w:tcW w:type="dxa" w:w="1200"/>
+            <w:tcMar>
+              <w:top w:type="dxa" w:w="90"/>
+              <w:left w:type="dxa" w:w="120"/>
+              <w:bottom w:type="dxa" w:w="90"/>
+              <w:right w:type="dxa" w:w="120"/>
+            </w:tcMar>
+          </w:tcPr>
+          <w:p>
+            <w:r>
+              <w:t>Personal level: BYU ID digits __, E = 3,500 + 2 × __ = ____ ft</w:t>
+            </w:r>
+          </w:p>
+        </w:tc>
+        <w:tc>
+          <w:tcPr>
+            <w:tcW w:type="dxa" w:w="700"/>
+            <w:tcMar>
+              <w:top w:type="dxa" w:w="90"/>
+              <w:left w:type="dxa" w:w="120"/>
+              <w:bottom w:type="dxa" w:w="90"/>
+              <w:right w:type="dxa" w:w="120"/>
+            </w:tcMar>
+          </w:tcPr>
+          <w:p>
+            <w:r>
+              <w:t>E</w:t>
+            </w:r>
+          </w:p>
+        </w:tc>
+        <w:tc>
+          <w:tcPr>
+            <w:tcW w:type="dxa" w:w="700"/>
+            <w:tcMar>
+              <w:top w:type="dxa" w:w="90"/>
+              <w:left w:type="dxa" w:w="120"/>
+              <w:bottom w:type="dxa" w:w="90"/>
+              <w:right w:type="dxa" w:w="120"/>
+            </w:tcMar>
+          </w:tcPr>
+          <w:p>
+            <w:r>
+              <w:t>E</w:t>
+            </w:r>
+          </w:p>
+        </w:tc>
+        <w:tc>
+          <w:tcPr>
+            <w:tcW w:type="dxa" w:w="650"/>
+            <w:tcMar>
+              <w:top w:type="dxa" w:w="90"/>
+              <w:left w:type="dxa" w:w="120"/>
+              <w:bottom w:type="dxa" w:w="90"/>
+              <w:right w:type="dxa" w:w="120"/>
+            </w:tcMar>
+          </w:tcPr>
+          <w:p>
+            <w:r>
+              <w:t>any</w:t>
+            </w:r>
+          </w:p>
+        </w:tc>
+        <w:tc>
+          <w:tcPr>
+            <w:tcW w:type="dxa" w:w="1000"/>
+            <w:tcMar>
+              <w:top w:type="dxa" w:w="90"/>
+              <w:left w:type="dxa" w:w="120"/>
+              <w:bottom w:type="dxa" w:w="90"/>
+              <w:right w:type="dxa" w:w="120"/>
+            </w:tcMar>
+          </w:tcPr>
+          <w:p>
+            <w:r>
+              <w:t>1</w:t>
+            </w:r>
+          </w:p>
+        </w:tc>
+        <w:tc>
+          <w:tcPr>
+            <w:tcW w:type="dxa" w:w="1100"/>
+            <w:tcMar>
+              <w:top w:type="dxa" w:w="90"/>
+              <w:left w:type="dxa" w:w="120"/>
+              <w:bottom w:type="dxa" w:w="90"/>
+              <w:right w:type="dxa" w:w="120"/>
+            </w:tcMar>
+          </w:tcPr>
+          <w:p>
+            <w:r/>
+          </w:p>
+        </w:tc>
+        <w:tc>
+          <w:tcPr>
+            <w:tcW w:type="dxa" w:w="1100"/>
+            <w:tcMar>
+              <w:top w:type="dxa" w:w="90"/>
+              <w:left w:type="dxa" w:w="120"/>
+              <w:bottom w:type="dxa" w:w="90"/>
+              <w:right w:type="dxa" w:w="120"/>
+            </w:tcMar>
+          </w:tcPr>
+          <w:p>
+            <w:r>
+              <w:t>same</w:t>
+            </w:r>
+          </w:p>
+        </w:tc>
+        <w:tc>
+          <w:tcPr>
+            <w:tcW w:type="dxa" w:w="960"/>
+            <w:tcMar>
+              <w:top w:type="dxa" w:w="90"/>
+              <w:left w:type="dxa" w:w="120"/>
+              <w:bottom w:type="dxa" w:w="90"/>
+              <w:right w:type="dxa" w:w="120"/>
+            </w:tcMar>
+          </w:tcPr>
+          <w:p>
+            <w:r/>
+          </w:p>
+        </w:tc>
+        <w:tc>
+          <w:tcPr>
+            <w:tcW w:type="dxa" w:w="1950"/>
+            <w:tcMar>
+              <w:top w:type="dxa" w:w="90"/>
+              <w:left w:type="dxa" w:w="120"/>
+              <w:bottom w:type="dxa" w:w="90"/>
+              <w:right w:type="dxa" w:w="120"/>
+            </w:tcMar>
+          </w:tcPr>
+          <w:p>
+            <w:r>
+              <w:t>shoreline length at E: ______ m</w:t>
             </w:r>
           </w:p>
         </w:tc>

--- a/docs/assignments/lab-06/lab06-report-template.docx
+++ b/docs/assignments/lab-06/lab06-report-template.docx
@@ -2966,14 +2966,7 @@
         <w:spacing w:after="160" w:before="60"/>
       </w:pPr>
       <w:r>
-        <w:rPr>
-          <w:i/>
-          <w:iCs/>
-          <w:color w:val="767171"/>
-          <w:sz w:val="19"/>
-          <w:szCs w:val="19"/>
-        </w:rPr>
-        <w:t xml:space="preserve">Rubric: one table with the baseline and at least three additional runs, giving the range, the step, the number of shorelines, the areas at the lowest and highest elevations, and the run time for each (4 points). Choose your values deliberately and say why. The run time is the Elapsed Time in the pop-up when a run finishes.</w:t>
+        <w:t>Rubric: one table with the baseline and at least two additional runs, giving the range, the step, the number of shorelines, the areas at the lowest and highest elevations, and the run time for each (4 points). Choose your values deliberately and say why. The run time is the Elapsed Time in the pop-up when a run finishes.</w:t>
       </w:r>
     </w:p>
     <w:p>
@@ -4181,14 +4174,7 @@
         <w:spacing w:after="240" w:before="100"/>
       </w:pPr>
       <w:r>
-        <w:rPr>
-          <w:b/>
-          <w:bCs/>
-          <w:color w:val="1F3864"/>
-          <w:sz w:val="19"/>
-          <w:szCs w:val="19"/>
-        </w:rPr>
-        <w:t xml:space="preserve">Table 4. Range and step sensitivity — the baseline and at least three more runs.</w:t>
+        <w:t>Table 4. Range and step sensitivity — the baseline and at least two more runs.</w:t>
       </w:r>
     </w:p>
     <w:p>
@@ -4197,14 +4183,7 @@
         <w:spacing w:after="60" w:before="220"/>
       </w:pPr>
       <w:r>
-        <w:rPr>
-          <w:b/>
-          <w:bCs/>
-          <w:color w:val="1F3864"/>
-          <w:sz w:val="22"/>
-          <w:szCs w:val="22"/>
-        </w:rPr>
-        <w:t xml:space="preserve">Which shore features go dry, and at what elevation? Does the answer change with the step, and if so, how far? (2 points)</w:t>
+        <w:t>Which shore features go dry, and at what elevation? Does the answer change with the step, and if so, how far? (3 points)</w:t>
       </w:r>
     </w:p>
     <w:p>
@@ -4227,44 +4206,7 @@
         <w:spacing w:after="60" w:before="220"/>
       </w:pPr>
       <w:r>
-        <w:rPr>
-          <w:b/>
-          <w:bCs/>
-          <w:color w:val="1F3864"/>
-          <w:sz w:val="22"/>
-          <w:szCs w:val="22"/>
-        </w:rPr>
-        <w:t xml:space="preserve">How much does the lake’s area change per unit of elevation, and is that rate the same at the bottom of the range as at the top? What about the basin’s shape explains the difference? (2 points)</w:t>
-      </w:r>
-    </w:p>
-    <w:p>
-      <w:pPr>
-        <w:spacing w:after="260" w:before="0"/>
-      </w:pPr>
-      <w:r>
-        <w:rPr>
-          <w:i/>
-          <w:iCs/>
-          <w:color w:val="767171"/>
-          <w:highlight w:val="yellow"/>
-        </w:rPr>
-        <w:t xml:space="preserve">[Your answer here.]</w:t>
-      </w:r>
-    </w:p>
-    <w:p>
-      <w:pPr>
-        <w:pStyle w:val="Heading2"/>
-        <w:spacing w:after="60" w:before="220"/>
-      </w:pPr>
-      <w:r>
-        <w:rPr>
-          <w:b/>
-          <w:bCs/>
-          <w:color w:val="1F3864"/>
-          <w:sz w:val="22"/>
-          <w:szCs w:val="22"/>
-        </w:rPr>
-        <w:t xml:space="preserve">What is the smallest step that still shows the shape of the basin? What did the finer runs cost? (2 points)</w:t>
+        <w:t>How much does the lake's area change per unit of elevation, and is that rate the same at the bottom of the range as at the top? What about the basin's shape explains the difference, what is the smallest step that still shows that shape, and what did the finer run cost? (3 points)</w:t>
       </w:r>
     </w:p>
     <w:p>
@@ -4367,14 +4309,7 @@
         <w:spacing w:after="160" w:before="60"/>
       </w:pPr>
       <w:r>
-        <w:rPr>
-          <w:i/>
-          <w:iCs/>
-          <w:color w:val="767171"/>
-          <w:sz w:val="19"/>
-          <w:szCs w:val="19"/>
-        </w:rPr>
-        <w:t xml:space="preserve">Must carry: title stating the elevation range and step; neat line, north arrow and scale bar; a text box with author, date, map projection, and the surface’s source, survey date and vertical datum; the nested shorelines symbolized so each elevation is readable, with a legend; your shore-feature points, labeled; an inset or close-up of one feature at the elevation it goes dry; basemap, scale and legibility appropriate to the lake.</w:t>
+        <w:t>Must carry: title stating the elevation range and step; neat line, north arrow and scale bar; a text box with author, date, map projection, and the surface's source, survey date and vertical datum; the nested shorelines symbolized so each elevation is readable, with a legend and a few levels labeled on the map; your shore-feature points, labeled; basemap, scale and legibility appropriate to the lake. An inset of one feature at the level it goes dry is optional.</w:t>
       </w:r>
     </w:p>
     <w:tbl>
@@ -4448,14 +4383,7 @@
         <w:spacing w:after="160" w:before="60"/>
       </w:pPr>
       <w:r>
-        <w:rPr>
-          <w:i/>
-          <w:iCs/>
-          <w:color w:val="767171"/>
-          <w:sz w:val="19"/>
-          <w:szCs w:val="19"/>
-        </w:rPr>
-        <w:t xml:space="preserve">Everything Map 1 needs except the inset, plus: the title and text box say what changed from Map 1 and why this run was chosen.</w:t>
+        <w:t>Everything Map 1 needs, plus: the title and text box say what changed from Map 1 and why this run was chosen.</w:t>
       </w:r>
     </w:p>
     <w:tbl>

--- a/docs/assignments/lab-06/lab06-report-template.docx
+++ b/docs/assignments/lab-06/lab06-report-template.docx
@@ -147,30 +147,6 @@
                 <w:szCs w:val="19"/>
               </w:rPr>
               <w:t xml:space="preserve">Save as PDF, then open the PDF and check that every figure and map came through readable.</w:t>
-            </w:r>
-          </w:p>
-          <w:p>
-            <w:pPr>
-              <w:pStyle w:val="ListParagraph"/>
-            </w:pPr>
-            <w:r>
-              <w:t>Upload three files: this report as a PDF, and each map as its own PDF exported from the ArcGIS Pro layout (Share ▸ Export Layout ▸ PDF). The grader checks that the map PDFs have selectable text.</w:t>
-            </w:r>
-          </w:p>
-          <w:p>
-            <w:pPr>
-              <w:pStyle w:val="ListParagraph"/>
-            </w:pPr>
-            <w:r>
-              <w:t>Section 3 holds your Geoprocessing History capture (Analysis ▸ History, showing your runs) and the attribute table of your baseline Shorelines.</w:t>
-            </w:r>
-          </w:p>
-          <w:p>
-            <w:pPr>
-              <w:pStyle w:val="ListParagraph"/>
-            </w:pPr>
-            <w:r>
-              <w:t>Table 4 has your personal-level row: your BYU ID's last two digits, the elevation they give, the main-pool area and its shoreline length.</w:t>
             </w:r>
           </w:p>
         </w:tc>
@@ -2156,20 +2132,8 @@
       </w:r>
     </w:p>
     <w:p>
-      <w:pPr>
-        <w:spacing w:after="240" w:before="100"/>
-      </w:pPr>
-      <w:r>
-        <w:t>Rubric: evidence that the model ran on your machine (part of the 4 points for a working model). Paste two screen captures: the Geoprocessing History pane (Analysis tab ▸ History) listing your model's runs with their dates and run times, and the attribute table of your baseline Shorelines feature class showing its rows with Elevation and AreaSqMi.</w:t>
-      </w:r>
-    </w:p>
-    <w:p>
-      <w:pPr>
-        <w:pStyle w:val="Caption"/>
-        <w:spacing w:after="240" w:before="100"/>
-      </w:pPr>
-      <w:r>
-        <w:t>Figure 3. Geoprocessing History and the baseline Shorelines attribute table.</w:t>
+      <w:r>
+        <w:br w:type="page"/>
       </w:r>
     </w:p>
     <w:p>
@@ -2185,7 +2149,7 @@
           <w:sz w:val="28"/>
           <w:szCs w:val="28"/>
         </w:rPr>
-        <w:t xml:space="preserve">4.  Shore Features</w:t>
+        <w:t xml:space="preserve">4.  Run 1 — Dead Pool to Above Full Pool</w:t>
       </w:r>
     </w:p>
     <w:p>
@@ -2200,2043 +2164,7 @@
           <w:sz w:val="19"/>
           <w:szCs w:val="19"/>
         </w:rPr>
-        <w:t xml:space="preserve">Rubric: the shore-feature table — how you chose the features and the elevation at which each goes dry (2 points). Say in a sentence how you picked them before the table, then fill one row per feature. Its elevation is what you sampled; the goes-dry level is the pair of shorelines from your model that it falls between.</w:t>
-      </w:r>
-    </w:p>
-    <w:p>
-      <w:pPr>
-        <w:spacing w:after="260" w:before="0"/>
-      </w:pPr>
-      <w:r>
-        <w:rPr>
-          <w:i/>
-          <w:iCs/>
-          <w:color w:val="767171"/>
-          <w:highlight w:val="yellow"/>
-        </w:rPr>
-        <w:t xml:space="preserve">[Add your content here.]</w:t>
-      </w:r>
-    </w:p>
-    <w:tbl>
-      <w:tblPr>
-        <w:tblW w:type="dxa" w:w="9360"/>
-        <w:tblBorders>
-          <w:top w:val="single" w:color="auto" w:sz="4"/>
-          <w:left w:val="single" w:color="auto" w:sz="4"/>
-          <w:bottom w:val="single" w:color="auto" w:sz="4"/>
-          <w:right w:val="single" w:color="auto" w:sz="4"/>
-          <w:insideH w:val="single" w:color="auto" w:sz="4"/>
-          <w:insideV w:val="single" w:color="auto" w:sz="4"/>
-        </w:tblBorders>
-      </w:tblPr>
-      <w:tblGrid>
-        <w:gridCol w:w="1700"/>
-        <w:gridCol w:w="2000"/>
-        <w:gridCol w:w="1300"/>
-        <w:gridCol w:w="1200"/>
-        <w:gridCol w:w="1900"/>
-        <w:gridCol w:w="1260"/>
-      </w:tblGrid>
-      <w:tr>
-        <w:trPr>
-          <w:cantSplit/>
-          <w:tblHeader/>
-        </w:trPr>
-        <w:tc>
-          <w:tcPr>
-            <w:tcW w:type="dxa" w:w="1700"/>
-            <w:shd w:fill="D9E2F3" w:color="auto" w:val="clear"/>
-            <w:tcMar>
-              <w:top w:type="dxa" w:w="90"/>
-              <w:left w:type="dxa" w:w="120"/>
-              <w:bottom w:type="dxa" w:w="90"/>
-              <w:right w:type="dxa" w:w="120"/>
-            </w:tcMar>
-          </w:tcPr>
-          <w:p>
-            <w:r>
-              <w:rPr>
-                <w:b/>
-                <w:bCs/>
-                <w:color w:val="1F3864"/>
-                <w:sz w:val="19"/>
-                <w:szCs w:val="19"/>
-              </w:rPr>
-              <w:t xml:space="preserve">Feature</w:t>
-            </w:r>
-          </w:p>
-        </w:tc>
-        <w:tc>
-          <w:tcPr>
-            <w:tcW w:type="dxa" w:w="2000"/>
-            <w:shd w:fill="D9E2F3" w:color="auto" w:val="clear"/>
-            <w:tcMar>
-              <w:top w:type="dxa" w:w="90"/>
-              <w:left w:type="dxa" w:w="120"/>
-              <w:bottom w:type="dxa" w:w="90"/>
-              <w:right w:type="dxa" w:w="120"/>
-            </w:tcMar>
-          </w:tcPr>
-          <w:p>
-            <w:r>
-              <w:rPr>
-                <w:b/>
-                <w:bCs/>
-                <w:color w:val="1F3864"/>
-                <w:sz w:val="19"/>
-                <w:szCs w:val="19"/>
-              </w:rPr>
-              <w:t xml:space="preserve">What it is</w:t>
-            </w:r>
-          </w:p>
-        </w:tc>
-        <w:tc>
-          <w:tcPr>
-            <w:tcW w:type="dxa" w:w="1300"/>
-            <w:shd w:fill="D9E2F3" w:color="auto" w:val="clear"/>
-            <w:tcMar>
-              <w:top w:type="dxa" w:w="90"/>
-              <w:left w:type="dxa" w:w="120"/>
-              <w:bottom w:type="dxa" w:w="90"/>
-              <w:right w:type="dxa" w:w="120"/>
-            </w:tcMar>
-          </w:tcPr>
-          <w:p>
-            <w:r>
-              <w:rPr>
-                <w:b/>
-                <w:bCs/>
-                <w:color w:val="1F3864"/>
-                <w:sz w:val="19"/>
-                <w:szCs w:val="19"/>
-              </w:rPr>
-              <w:t xml:space="preserve">Surface sampled</w:t>
-            </w:r>
-          </w:p>
-        </w:tc>
-        <w:tc>
-          <w:tcPr>
-            <w:tcW w:type="dxa" w:w="1200"/>
-            <w:shd w:fill="D9E2F3" w:color="auto" w:val="clear"/>
-            <w:tcMar>
-              <w:top w:type="dxa" w:w="90"/>
-              <w:left w:type="dxa" w:w="120"/>
-              <w:bottom w:type="dxa" w:w="90"/>
-              <w:right w:type="dxa" w:w="120"/>
-            </w:tcMar>
-          </w:tcPr>
-          <w:p>
-            <w:r>
-              <w:rPr>
-                <w:b/>
-                <w:bCs/>
-                <w:color w:val="1F3864"/>
-                <w:sz w:val="19"/>
-                <w:szCs w:val="19"/>
-              </w:rPr>
-              <w:t xml:space="preserve">Its elevation</w:t>
-            </w:r>
-          </w:p>
-        </w:tc>
-        <w:tc>
-          <w:tcPr>
-            <w:tcW w:type="dxa" w:w="1900"/>
-            <w:shd w:fill="D9E2F3" w:color="auto" w:val="clear"/>
-            <w:tcMar>
-              <w:top w:type="dxa" w:w="90"/>
-              <w:left w:type="dxa" w:w="120"/>
-              <w:bottom w:type="dxa" w:w="90"/>
-              <w:right w:type="dxa" w:w="120"/>
-            </w:tcMar>
-          </w:tcPr>
-          <w:p>
-            <w:r>
-              <w:rPr>
-                <w:b/>
-                <w:bCs/>
-                <w:color w:val="1F3864"/>
-                <w:sz w:val="19"/>
-                <w:szCs w:val="19"/>
-              </w:rPr>
-              <w:t xml:space="preserve">Goes dry between</w:t>
-            </w:r>
-          </w:p>
-        </w:tc>
-        <w:tc>
-          <w:tcPr>
-            <w:tcW w:type="dxa" w:w="1260"/>
-            <w:shd w:fill="D9E2F3" w:color="auto" w:val="clear"/>
-            <w:tcMar>
-              <w:top w:type="dxa" w:w="90"/>
-              <w:left w:type="dxa" w:w="120"/>
-              <w:bottom w:type="dxa" w:w="90"/>
-              <w:right w:type="dxa" w:w="120"/>
-            </w:tcMar>
-          </w:tcPr>
-          <w:p>
-            <w:r>
-              <w:rPr>
-                <w:b/>
-                <w:bCs/>
-                <w:color w:val="1F3864"/>
-                <w:sz w:val="19"/>
-                <w:szCs w:val="19"/>
-              </w:rPr>
-              <w:t xml:space="preserve">NPS cutoff</w:t>
-            </w:r>
-          </w:p>
-        </w:tc>
-      </w:tr>
-      <w:tr>
-        <w:trPr>
-          <w:cantSplit/>
-        </w:trPr>
-        <w:tc>
-          <w:tcPr>
-            <w:tcW w:type="dxa" w:w="1700"/>
-            <w:tcMar>
-              <w:top w:type="dxa" w:w="90"/>
-              <w:left w:type="dxa" w:w="120"/>
-              <w:bottom w:type="dxa" w:w="90"/>
-              <w:right w:type="dxa" w:w="120"/>
-            </w:tcMar>
-          </w:tcPr>
-          <w:p>
-            <w:r>
-              <w:rPr>
-                <w:color w:val="767171"/>
-                <w:sz w:val="19"/>
-                <w:szCs w:val="19"/>
-              </w:rPr>
-              <w:t xml:space="preserve"> </w:t>
-            </w:r>
-          </w:p>
-        </w:tc>
-        <w:tc>
-          <w:tcPr>
-            <w:tcW w:type="dxa" w:w="2000"/>
-            <w:tcMar>
-              <w:top w:type="dxa" w:w="90"/>
-              <w:left w:type="dxa" w:w="120"/>
-              <w:bottom w:type="dxa" w:w="90"/>
-              <w:right w:type="dxa" w:w="120"/>
-            </w:tcMar>
-          </w:tcPr>
-          <w:p>
-            <w:r>
-              <w:rPr>
-                <w:color w:val="767171"/>
-                <w:sz w:val="19"/>
-                <w:szCs w:val="19"/>
-              </w:rPr>
-              <w:t xml:space="preserve"> </w:t>
-            </w:r>
-          </w:p>
-        </w:tc>
-        <w:tc>
-          <w:tcPr>
-            <w:tcW w:type="dxa" w:w="1300"/>
-            <w:tcMar>
-              <w:top w:type="dxa" w:w="90"/>
-              <w:left w:type="dxa" w:w="120"/>
-              <w:bottom w:type="dxa" w:w="90"/>
-              <w:right w:type="dxa" w:w="120"/>
-            </w:tcMar>
-          </w:tcPr>
-          <w:p>
-            <w:r>
-              <w:rPr>
-                <w:color w:val="767171"/>
-                <w:sz w:val="19"/>
-                <w:szCs w:val="19"/>
-              </w:rPr>
-              <w:t xml:space="preserve"> </w:t>
-            </w:r>
-          </w:p>
-        </w:tc>
-        <w:tc>
-          <w:tcPr>
-            <w:tcW w:type="dxa" w:w="1200"/>
-            <w:tcMar>
-              <w:top w:type="dxa" w:w="90"/>
-              <w:left w:type="dxa" w:w="120"/>
-              <w:bottom w:type="dxa" w:w="90"/>
-              <w:right w:type="dxa" w:w="120"/>
-            </w:tcMar>
-          </w:tcPr>
-          <w:p>
-            <w:r>
-              <w:rPr>
-                <w:color w:val="767171"/>
-                <w:sz w:val="19"/>
-                <w:szCs w:val="19"/>
-              </w:rPr>
-              <w:t xml:space="preserve"> </w:t>
-            </w:r>
-          </w:p>
-        </w:tc>
-        <w:tc>
-          <w:tcPr>
-            <w:tcW w:type="dxa" w:w="1900"/>
-            <w:tcMar>
-              <w:top w:type="dxa" w:w="90"/>
-              <w:left w:type="dxa" w:w="120"/>
-              <w:bottom w:type="dxa" w:w="90"/>
-              <w:right w:type="dxa" w:w="120"/>
-            </w:tcMar>
-          </w:tcPr>
-          <w:p>
-            <w:r>
-              <w:rPr>
-                <w:color w:val="767171"/>
-                <w:sz w:val="19"/>
-                <w:szCs w:val="19"/>
-              </w:rPr>
-              <w:t xml:space="preserve"> </w:t>
-            </w:r>
-          </w:p>
-        </w:tc>
-        <w:tc>
-          <w:tcPr>
-            <w:tcW w:type="dxa" w:w="1260"/>
-            <w:tcMar>
-              <w:top w:type="dxa" w:w="90"/>
-              <w:left w:type="dxa" w:w="120"/>
-              <w:bottom w:type="dxa" w:w="90"/>
-              <w:right w:type="dxa" w:w="120"/>
-            </w:tcMar>
-          </w:tcPr>
-          <w:p>
-            <w:r>
-              <w:rPr>
-                <w:color w:val="767171"/>
-                <w:sz w:val="19"/>
-                <w:szCs w:val="19"/>
-              </w:rPr>
-              <w:t xml:space="preserve"> </w:t>
-            </w:r>
-          </w:p>
-        </w:tc>
-      </w:tr>
-      <w:tr>
-        <w:trPr>
-          <w:cantSplit/>
-        </w:trPr>
-        <w:tc>
-          <w:tcPr>
-            <w:tcW w:type="dxa" w:w="1700"/>
-            <w:shd w:fill="F2F2F2" w:color="auto" w:val="clear"/>
-            <w:tcMar>
-              <w:top w:type="dxa" w:w="90"/>
-              <w:left w:type="dxa" w:w="120"/>
-              <w:bottom w:type="dxa" w:w="90"/>
-              <w:right w:type="dxa" w:w="120"/>
-            </w:tcMar>
-          </w:tcPr>
-          <w:p>
-            <w:r>
-              <w:rPr>
-                <w:color w:val="767171"/>
-                <w:sz w:val="19"/>
-                <w:szCs w:val="19"/>
-              </w:rPr>
-              <w:t xml:space="preserve"> </w:t>
-            </w:r>
-          </w:p>
-        </w:tc>
-        <w:tc>
-          <w:tcPr>
-            <w:tcW w:type="dxa" w:w="2000"/>
-            <w:shd w:fill="F2F2F2" w:color="auto" w:val="clear"/>
-            <w:tcMar>
-              <w:top w:type="dxa" w:w="90"/>
-              <w:left w:type="dxa" w:w="120"/>
-              <w:bottom w:type="dxa" w:w="90"/>
-              <w:right w:type="dxa" w:w="120"/>
-            </w:tcMar>
-          </w:tcPr>
-          <w:p>
-            <w:r>
-              <w:rPr>
-                <w:color w:val="767171"/>
-                <w:sz w:val="19"/>
-                <w:szCs w:val="19"/>
-              </w:rPr>
-              <w:t xml:space="preserve"> </w:t>
-            </w:r>
-          </w:p>
-        </w:tc>
-        <w:tc>
-          <w:tcPr>
-            <w:tcW w:type="dxa" w:w="1300"/>
-            <w:shd w:fill="F2F2F2" w:color="auto" w:val="clear"/>
-            <w:tcMar>
-              <w:top w:type="dxa" w:w="90"/>
-              <w:left w:type="dxa" w:w="120"/>
-              <w:bottom w:type="dxa" w:w="90"/>
-              <w:right w:type="dxa" w:w="120"/>
-            </w:tcMar>
-          </w:tcPr>
-          <w:p>
-            <w:r>
-              <w:rPr>
-                <w:color w:val="767171"/>
-                <w:sz w:val="19"/>
-                <w:szCs w:val="19"/>
-              </w:rPr>
-              <w:t xml:space="preserve"> </w:t>
-            </w:r>
-          </w:p>
-        </w:tc>
-        <w:tc>
-          <w:tcPr>
-            <w:tcW w:type="dxa" w:w="1200"/>
-            <w:shd w:fill="F2F2F2" w:color="auto" w:val="clear"/>
-            <w:tcMar>
-              <w:top w:type="dxa" w:w="90"/>
-              <w:left w:type="dxa" w:w="120"/>
-              <w:bottom w:type="dxa" w:w="90"/>
-              <w:right w:type="dxa" w:w="120"/>
-            </w:tcMar>
-          </w:tcPr>
-          <w:p>
-            <w:r>
-              <w:rPr>
-                <w:color w:val="767171"/>
-                <w:sz w:val="19"/>
-                <w:szCs w:val="19"/>
-              </w:rPr>
-              <w:t xml:space="preserve"> </w:t>
-            </w:r>
-          </w:p>
-        </w:tc>
-        <w:tc>
-          <w:tcPr>
-            <w:tcW w:type="dxa" w:w="1900"/>
-            <w:shd w:fill="F2F2F2" w:color="auto" w:val="clear"/>
-            <w:tcMar>
-              <w:top w:type="dxa" w:w="90"/>
-              <w:left w:type="dxa" w:w="120"/>
-              <w:bottom w:type="dxa" w:w="90"/>
-              <w:right w:type="dxa" w:w="120"/>
-            </w:tcMar>
-          </w:tcPr>
-          <w:p>
-            <w:r>
-              <w:rPr>
-                <w:color w:val="767171"/>
-                <w:sz w:val="19"/>
-                <w:szCs w:val="19"/>
-              </w:rPr>
-              <w:t xml:space="preserve"> </w:t>
-            </w:r>
-          </w:p>
-        </w:tc>
-        <w:tc>
-          <w:tcPr>
-            <w:tcW w:type="dxa" w:w="1260"/>
-            <w:shd w:fill="F2F2F2" w:color="auto" w:val="clear"/>
-            <w:tcMar>
-              <w:top w:type="dxa" w:w="90"/>
-              <w:left w:type="dxa" w:w="120"/>
-              <w:bottom w:type="dxa" w:w="90"/>
-              <w:right w:type="dxa" w:w="120"/>
-            </w:tcMar>
-          </w:tcPr>
-          <w:p>
-            <w:r>
-              <w:rPr>
-                <w:color w:val="767171"/>
-                <w:sz w:val="19"/>
-                <w:szCs w:val="19"/>
-              </w:rPr>
-              <w:t xml:space="preserve"> </w:t>
-            </w:r>
-          </w:p>
-        </w:tc>
-      </w:tr>
-      <w:tr>
-        <w:trPr>
-          <w:cantSplit/>
-        </w:trPr>
-        <w:tc>
-          <w:tcPr>
-            <w:tcW w:type="dxa" w:w="1700"/>
-            <w:tcMar>
-              <w:top w:type="dxa" w:w="90"/>
-              <w:left w:type="dxa" w:w="120"/>
-              <w:bottom w:type="dxa" w:w="90"/>
-              <w:right w:type="dxa" w:w="120"/>
-            </w:tcMar>
-          </w:tcPr>
-          <w:p>
-            <w:r>
-              <w:rPr>
-                <w:color w:val="767171"/>
-                <w:sz w:val="19"/>
-                <w:szCs w:val="19"/>
-              </w:rPr>
-              <w:t xml:space="preserve"> </w:t>
-            </w:r>
-          </w:p>
-        </w:tc>
-        <w:tc>
-          <w:tcPr>
-            <w:tcW w:type="dxa" w:w="2000"/>
-            <w:tcMar>
-              <w:top w:type="dxa" w:w="90"/>
-              <w:left w:type="dxa" w:w="120"/>
-              <w:bottom w:type="dxa" w:w="90"/>
-              <w:right w:type="dxa" w:w="120"/>
-            </w:tcMar>
-          </w:tcPr>
-          <w:p>
-            <w:r>
-              <w:rPr>
-                <w:color w:val="767171"/>
-                <w:sz w:val="19"/>
-                <w:szCs w:val="19"/>
-              </w:rPr>
-              <w:t xml:space="preserve"> </w:t>
-            </w:r>
-          </w:p>
-        </w:tc>
-        <w:tc>
-          <w:tcPr>
-            <w:tcW w:type="dxa" w:w="1300"/>
-            <w:tcMar>
-              <w:top w:type="dxa" w:w="90"/>
-              <w:left w:type="dxa" w:w="120"/>
-              <w:bottom w:type="dxa" w:w="90"/>
-              <w:right w:type="dxa" w:w="120"/>
-            </w:tcMar>
-          </w:tcPr>
-          <w:p>
-            <w:r>
-              <w:rPr>
-                <w:color w:val="767171"/>
-                <w:sz w:val="19"/>
-                <w:szCs w:val="19"/>
-              </w:rPr>
-              <w:t xml:space="preserve"> </w:t>
-            </w:r>
-          </w:p>
-        </w:tc>
-        <w:tc>
-          <w:tcPr>
-            <w:tcW w:type="dxa" w:w="1200"/>
-            <w:tcMar>
-              <w:top w:type="dxa" w:w="90"/>
-              <w:left w:type="dxa" w:w="120"/>
-              <w:bottom w:type="dxa" w:w="90"/>
-              <w:right w:type="dxa" w:w="120"/>
-            </w:tcMar>
-          </w:tcPr>
-          <w:p>
-            <w:r>
-              <w:rPr>
-                <w:color w:val="767171"/>
-                <w:sz w:val="19"/>
-                <w:szCs w:val="19"/>
-              </w:rPr>
-              <w:t xml:space="preserve"> </w:t>
-            </w:r>
-          </w:p>
-        </w:tc>
-        <w:tc>
-          <w:tcPr>
-            <w:tcW w:type="dxa" w:w="1900"/>
-            <w:tcMar>
-              <w:top w:type="dxa" w:w="90"/>
-              <w:left w:type="dxa" w:w="120"/>
-              <w:bottom w:type="dxa" w:w="90"/>
-              <w:right w:type="dxa" w:w="120"/>
-            </w:tcMar>
-          </w:tcPr>
-          <w:p>
-            <w:r>
-              <w:rPr>
-                <w:color w:val="767171"/>
-                <w:sz w:val="19"/>
-                <w:szCs w:val="19"/>
-              </w:rPr>
-              <w:t xml:space="preserve"> </w:t>
-            </w:r>
-          </w:p>
-        </w:tc>
-        <w:tc>
-          <w:tcPr>
-            <w:tcW w:type="dxa" w:w="1260"/>
-            <w:tcMar>
-              <w:top w:type="dxa" w:w="90"/>
-              <w:left w:type="dxa" w:w="120"/>
-              <w:bottom w:type="dxa" w:w="90"/>
-              <w:right w:type="dxa" w:w="120"/>
-            </w:tcMar>
-          </w:tcPr>
-          <w:p>
-            <w:r>
-              <w:rPr>
-                <w:color w:val="767171"/>
-                <w:sz w:val="19"/>
-                <w:szCs w:val="19"/>
-              </w:rPr>
-              <w:t xml:space="preserve"> </w:t>
-            </w:r>
-          </w:p>
-        </w:tc>
-      </w:tr>
-      <w:tr>
-        <w:trPr>
-          <w:cantSplit/>
-        </w:trPr>
-        <w:tc>
-          <w:tcPr>
-            <w:tcW w:type="dxa" w:w="1700"/>
-            <w:shd w:fill="F2F2F2" w:color="auto" w:val="clear"/>
-            <w:tcMar>
-              <w:top w:type="dxa" w:w="90"/>
-              <w:left w:type="dxa" w:w="120"/>
-              <w:bottom w:type="dxa" w:w="90"/>
-              <w:right w:type="dxa" w:w="120"/>
-            </w:tcMar>
-          </w:tcPr>
-          <w:p>
-            <w:r>
-              <w:rPr>
-                <w:color w:val="767171"/>
-                <w:sz w:val="19"/>
-                <w:szCs w:val="19"/>
-              </w:rPr>
-              <w:t xml:space="preserve"> </w:t>
-            </w:r>
-          </w:p>
-        </w:tc>
-        <w:tc>
-          <w:tcPr>
-            <w:tcW w:type="dxa" w:w="2000"/>
-            <w:shd w:fill="F2F2F2" w:color="auto" w:val="clear"/>
-            <w:tcMar>
-              <w:top w:type="dxa" w:w="90"/>
-              <w:left w:type="dxa" w:w="120"/>
-              <w:bottom w:type="dxa" w:w="90"/>
-              <w:right w:type="dxa" w:w="120"/>
-            </w:tcMar>
-          </w:tcPr>
-          <w:p>
-            <w:r>
-              <w:rPr>
-                <w:color w:val="767171"/>
-                <w:sz w:val="19"/>
-                <w:szCs w:val="19"/>
-              </w:rPr>
-              <w:t xml:space="preserve"> </w:t>
-            </w:r>
-          </w:p>
-        </w:tc>
-        <w:tc>
-          <w:tcPr>
-            <w:tcW w:type="dxa" w:w="1300"/>
-            <w:shd w:fill="F2F2F2" w:color="auto" w:val="clear"/>
-            <w:tcMar>
-              <w:top w:type="dxa" w:w="90"/>
-              <w:left w:type="dxa" w:w="120"/>
-              <w:bottom w:type="dxa" w:w="90"/>
-              <w:right w:type="dxa" w:w="120"/>
-            </w:tcMar>
-          </w:tcPr>
-          <w:p>
-            <w:r>
-              <w:rPr>
-                <w:color w:val="767171"/>
-                <w:sz w:val="19"/>
-                <w:szCs w:val="19"/>
-              </w:rPr>
-              <w:t xml:space="preserve"> </w:t>
-            </w:r>
-          </w:p>
-        </w:tc>
-        <w:tc>
-          <w:tcPr>
-            <w:tcW w:type="dxa" w:w="1200"/>
-            <w:shd w:fill="F2F2F2" w:color="auto" w:val="clear"/>
-            <w:tcMar>
-              <w:top w:type="dxa" w:w="90"/>
-              <w:left w:type="dxa" w:w="120"/>
-              <w:bottom w:type="dxa" w:w="90"/>
-              <w:right w:type="dxa" w:w="120"/>
-            </w:tcMar>
-          </w:tcPr>
-          <w:p>
-            <w:r>
-              <w:rPr>
-                <w:color w:val="767171"/>
-                <w:sz w:val="19"/>
-                <w:szCs w:val="19"/>
-              </w:rPr>
-              <w:t xml:space="preserve"> </w:t>
-            </w:r>
-          </w:p>
-        </w:tc>
-        <w:tc>
-          <w:tcPr>
-            <w:tcW w:type="dxa" w:w="1900"/>
-            <w:shd w:fill="F2F2F2" w:color="auto" w:val="clear"/>
-            <w:tcMar>
-              <w:top w:type="dxa" w:w="90"/>
-              <w:left w:type="dxa" w:w="120"/>
-              <w:bottom w:type="dxa" w:w="90"/>
-              <w:right w:type="dxa" w:w="120"/>
-            </w:tcMar>
-          </w:tcPr>
-          <w:p>
-            <w:r>
-              <w:rPr>
-                <w:color w:val="767171"/>
-                <w:sz w:val="19"/>
-                <w:szCs w:val="19"/>
-              </w:rPr>
-              <w:t xml:space="preserve"> </w:t>
-            </w:r>
-          </w:p>
-        </w:tc>
-        <w:tc>
-          <w:tcPr>
-            <w:tcW w:type="dxa" w:w="1260"/>
-            <w:shd w:fill="F2F2F2" w:color="auto" w:val="clear"/>
-            <w:tcMar>
-              <w:top w:type="dxa" w:w="90"/>
-              <w:left w:type="dxa" w:w="120"/>
-              <w:bottom w:type="dxa" w:w="90"/>
-              <w:right w:type="dxa" w:w="120"/>
-            </w:tcMar>
-          </w:tcPr>
-          <w:p>
-            <w:r>
-              <w:rPr>
-                <w:color w:val="767171"/>
-                <w:sz w:val="19"/>
-                <w:szCs w:val="19"/>
-              </w:rPr>
-              <w:t xml:space="preserve"> </w:t>
-            </w:r>
-          </w:p>
-        </w:tc>
-      </w:tr>
-    </w:tbl>
-    <w:p>
-      <w:pPr>
-        <w:pStyle w:val="Caption"/>
-        <w:spacing w:after="240" w:before="100"/>
-      </w:pPr>
-      <w:r>
-        <w:rPr>
-          <w:b/>
-          <w:bCs/>
-          <w:color w:val="1F3864"/>
-          <w:sz w:val="19"/>
-          <w:szCs w:val="19"/>
-        </w:rPr>
-        <w:t xml:space="preserve">Table 3. Shore features, their elevations, and the water level at which each goes dry (ft NGVD29).</w:t>
-      </w:r>
-    </w:p>
-    <w:p>
-      <w:r>
-        <w:br w:type="page"/>
-      </w:r>
-    </w:p>
-    <w:p>
-      <w:pPr>
-        <w:pStyle w:val="Heading1"/>
-        <w:spacing w:after="80" w:before="280"/>
-      </w:pPr>
-      <w:r>
-        <w:rPr>
-          <w:b/>
-          <w:bCs/>
-          <w:color w:val="1F3864"/>
-          <w:sz w:val="28"/>
-          <w:szCs w:val="28"/>
-        </w:rPr>
-        <w:t xml:space="preserve">5.  Range and Step Sensitivity</w:t>
-      </w:r>
-    </w:p>
-    <w:p>
-      <w:pPr>
-        <w:spacing w:after="160" w:before="60"/>
-      </w:pPr>
-      <w:r>
-        <w:t>Rubric: one table with the baseline and at least two additional runs, giving the range, the step, the number of shorelines, the areas at the lowest and highest elevations, and the run time for each (4 points). Choose your values deliberately and say why. The run time is the Elapsed Time in the pop-up when a run finishes.</w:t>
-      </w:r>
-    </w:p>
-    <w:p>
-      <w:pPr>
-        <w:spacing w:after="260" w:before="0"/>
-      </w:pPr>
-      <w:r>
-        <w:rPr>
-          <w:i/>
-          <w:iCs/>
-          <w:color w:val="767171"/>
-          <w:highlight w:val="yellow"/>
-        </w:rPr>
-        <w:t xml:space="preserve">[Add your content here.]</w:t>
-      </w:r>
-    </w:p>
-    <w:tbl>
-      <w:tblPr>
-        <w:tblW w:type="dxa" w:w="9360"/>
-        <w:tblBorders>
-          <w:top w:val="single" w:color="auto" w:sz="4"/>
-          <w:left w:val="single" w:color="auto" w:sz="4"/>
-          <w:bottom w:val="single" w:color="auto" w:sz="4"/>
-          <w:right w:val="single" w:color="auto" w:sz="4"/>
-          <w:insideH w:val="single" w:color="auto" w:sz="4"/>
-          <w:insideV w:val="single" w:color="auto" w:sz="4"/>
-        </w:tblBorders>
-      </w:tblPr>
-      <w:tblGrid>
-        <w:gridCol w:w="1200"/>
-        <w:gridCol w:w="700"/>
-        <w:gridCol w:w="700"/>
-        <w:gridCol w:w="650"/>
-        <w:gridCol w:w="1000"/>
-        <w:gridCol w:w="1100"/>
-        <w:gridCol w:w="1100"/>
-        <w:gridCol w:w="960"/>
-        <w:gridCol w:w="1950"/>
-      </w:tblGrid>
-      <w:tr>
-        <w:trPr>
-          <w:cantSplit/>
-          <w:tblHeader/>
-        </w:trPr>
-        <w:tc>
-          <w:tcPr>
-            <w:tcW w:type="dxa" w:w="1200"/>
-            <w:shd w:fill="D9E2F3" w:color="auto" w:val="clear"/>
-            <w:tcMar>
-              <w:top w:type="dxa" w:w="90"/>
-              <w:left w:type="dxa" w:w="120"/>
-              <w:bottom w:type="dxa" w:w="90"/>
-              <w:right w:type="dxa" w:w="120"/>
-            </w:tcMar>
-          </w:tcPr>
-          <w:p>
-            <w:r>
-              <w:rPr>
-                <w:b/>
-                <w:bCs/>
-                <w:color w:val="1F3864"/>
-                <w:sz w:val="15"/>
-                <w:szCs w:val="15"/>
-              </w:rPr>
-              <w:t xml:space="preserve">Run (what changed)</w:t>
-            </w:r>
-          </w:p>
-        </w:tc>
-        <w:tc>
-          <w:tcPr>
-            <w:tcW w:type="dxa" w:w="700"/>
-            <w:shd w:fill="D9E2F3" w:color="auto" w:val="clear"/>
-            <w:tcMar>
-              <w:top w:type="dxa" w:w="90"/>
-              <w:left w:type="dxa" w:w="120"/>
-              <w:bottom w:type="dxa" w:w="90"/>
-              <w:right w:type="dxa" w:w="120"/>
-            </w:tcMar>
-          </w:tcPr>
-          <w:p>
-            <w:r>
-              <w:rPr>
-                <w:b/>
-                <w:bCs/>
-                <w:color w:val="1F3864"/>
-                <w:sz w:val="15"/>
-                <w:szCs w:val="15"/>
-              </w:rPr>
-              <w:t xml:space="preserve">Low</w:t>
-            </w:r>
-          </w:p>
-        </w:tc>
-        <w:tc>
-          <w:tcPr>
-            <w:tcW w:type="dxa" w:w="700"/>
-            <w:shd w:fill="D9E2F3" w:color="auto" w:val="clear"/>
-            <w:tcMar>
-              <w:top w:type="dxa" w:w="90"/>
-              <w:left w:type="dxa" w:w="120"/>
-              <w:bottom w:type="dxa" w:w="90"/>
-              <w:right w:type="dxa" w:w="120"/>
-            </w:tcMar>
-          </w:tcPr>
-          <w:p>
-            <w:r>
-              <w:rPr>
-                <w:b/>
-                <w:bCs/>
-                <w:color w:val="1F3864"/>
-                <w:sz w:val="15"/>
-                <w:szCs w:val="15"/>
-              </w:rPr>
-              <w:t xml:space="preserve">High</w:t>
-            </w:r>
-          </w:p>
-        </w:tc>
-        <w:tc>
-          <w:tcPr>
-            <w:tcW w:type="dxa" w:w="650"/>
-            <w:shd w:fill="D9E2F3" w:color="auto" w:val="clear"/>
-            <w:tcMar>
-              <w:top w:type="dxa" w:w="90"/>
-              <w:left w:type="dxa" w:w="120"/>
-              <w:bottom w:type="dxa" w:w="90"/>
-              <w:right w:type="dxa" w:w="120"/>
-            </w:tcMar>
-          </w:tcPr>
-          <w:p>
-            <w:r>
-              <w:rPr>
-                <w:b/>
-                <w:bCs/>
-                <w:color w:val="1F3864"/>
-                <w:sz w:val="15"/>
-                <w:szCs w:val="15"/>
-              </w:rPr>
-              <w:t xml:space="preserve">Step</w:t>
-            </w:r>
-          </w:p>
-        </w:tc>
-        <w:tc>
-          <w:tcPr>
-            <w:tcW w:type="dxa" w:w="1000"/>
-            <w:shd w:fill="D9E2F3" w:color="auto" w:val="clear"/>
-            <w:tcMar>
-              <w:top w:type="dxa" w:w="90"/>
-              <w:left w:type="dxa" w:w="120"/>
-              <w:bottom w:type="dxa" w:w="90"/>
-              <w:right w:type="dxa" w:w="120"/>
-            </w:tcMar>
-          </w:tcPr>
-          <w:p>
-            <w:r>
-              <w:rPr>
-                <w:b/>
-                <w:bCs/>
-                <w:color w:val="1F3864"/>
-                <w:sz w:val="15"/>
-                <w:szCs w:val="15"/>
-              </w:rPr>
-              <w:t xml:space="preserve">Shorelines</w:t>
-            </w:r>
-          </w:p>
-        </w:tc>
-        <w:tc>
-          <w:tcPr>
-            <w:tcW w:type="dxa" w:w="1100"/>
-            <w:shd w:fill="D9E2F3" w:color="auto" w:val="clear"/>
-            <w:tcMar>
-              <w:top w:type="dxa" w:w="90"/>
-              <w:left w:type="dxa" w:w="120"/>
-              <w:bottom w:type="dxa" w:w="90"/>
-              <w:right w:type="dxa" w:w="120"/>
-            </w:tcMar>
-          </w:tcPr>
-          <w:p>
-            <w:r>
-              <w:rPr>
-                <w:b/>
-                <w:bCs/>
-                <w:color w:val="1F3864"/>
-                <w:sz w:val="15"/>
-                <w:szCs w:val="15"/>
-              </w:rPr>
-              <w:t xml:space="preserve">Area at lowest</w:t>
-            </w:r>
-          </w:p>
-        </w:tc>
-        <w:tc>
-          <w:tcPr>
-            <w:tcW w:type="dxa" w:w="1100"/>
-            <w:shd w:fill="D9E2F3" w:color="auto" w:val="clear"/>
-            <w:tcMar>
-              <w:top w:type="dxa" w:w="90"/>
-              <w:left w:type="dxa" w:w="120"/>
-              <w:bottom w:type="dxa" w:w="90"/>
-              <w:right w:type="dxa" w:w="120"/>
-            </w:tcMar>
-          </w:tcPr>
-          <w:p>
-            <w:r>
-              <w:rPr>
-                <w:b/>
-                <w:bCs/>
-                <w:color w:val="1F3864"/>
-                <w:sz w:val="15"/>
-                <w:szCs w:val="15"/>
-              </w:rPr>
-              <w:t xml:space="preserve">Area at highest</w:t>
-            </w:r>
-          </w:p>
-        </w:tc>
-        <w:tc>
-          <w:tcPr>
-            <w:tcW w:type="dxa" w:w="960"/>
-            <w:shd w:fill="D9E2F3" w:color="auto" w:val="clear"/>
-            <w:tcMar>
-              <w:top w:type="dxa" w:w="90"/>
-              <w:left w:type="dxa" w:w="120"/>
-              <w:bottom w:type="dxa" w:w="90"/>
-              <w:right w:type="dxa" w:w="120"/>
-            </w:tcMar>
-          </w:tcPr>
-          <w:p>
-            <w:r>
-              <w:rPr>
-                <w:b/>
-                <w:bCs/>
-                <w:color w:val="1F3864"/>
-                <w:sz w:val="15"/>
-                <w:szCs w:val="15"/>
-              </w:rPr>
-              <w:t xml:space="preserve">Run time</w:t>
-            </w:r>
-          </w:p>
-        </w:tc>
-        <w:tc>
-          <w:tcPr>
-            <w:tcW w:type="dxa" w:w="1950"/>
-            <w:shd w:fill="D9E2F3" w:color="auto" w:val="clear"/>
-            <w:tcMar>
-              <w:top w:type="dxa" w:w="90"/>
-              <w:left w:type="dxa" w:w="120"/>
-              <w:bottom w:type="dxa" w:w="90"/>
-              <w:right w:type="dxa" w:w="120"/>
-            </w:tcMar>
-          </w:tcPr>
-          <w:p>
-            <w:r>
-              <w:rPr>
-                <w:b/>
-                <w:bCs/>
-                <w:color w:val="1F3864"/>
-                <w:sz w:val="15"/>
-                <w:szCs w:val="15"/>
-              </w:rPr>
-              <w:t xml:space="preserve">What it shows</w:t>
-            </w:r>
-          </w:p>
-        </w:tc>
-      </w:tr>
-      <w:tr>
-        <w:trPr>
-          <w:cantSplit/>
-        </w:trPr>
-        <w:tc>
-          <w:tcPr>
-            <w:tcW w:type="dxa" w:w="1200"/>
-            <w:tcMar>
-              <w:top w:type="dxa" w:w="90"/>
-              <w:left w:type="dxa" w:w="120"/>
-              <w:bottom w:type="dxa" w:w="90"/>
-              <w:right w:type="dxa" w:w="120"/>
-            </w:tcMar>
-          </w:tcPr>
-          <w:p>
-            <w:r>
-              <w:t>Personal level: BYU ID digits __, E = 3,500 + 2 × __ = ____ ft</w:t>
-            </w:r>
-          </w:p>
-        </w:tc>
-        <w:tc>
-          <w:tcPr>
-            <w:tcW w:type="dxa" w:w="700"/>
-            <w:tcMar>
-              <w:top w:type="dxa" w:w="90"/>
-              <w:left w:type="dxa" w:w="120"/>
-              <w:bottom w:type="dxa" w:w="90"/>
-              <w:right w:type="dxa" w:w="120"/>
-            </w:tcMar>
-          </w:tcPr>
-          <w:p>
-            <w:r>
-              <w:t>E</w:t>
-            </w:r>
-          </w:p>
-        </w:tc>
-        <w:tc>
-          <w:tcPr>
-            <w:tcW w:type="dxa" w:w="700"/>
-            <w:tcMar>
-              <w:top w:type="dxa" w:w="90"/>
-              <w:left w:type="dxa" w:w="120"/>
-              <w:bottom w:type="dxa" w:w="90"/>
-              <w:right w:type="dxa" w:w="120"/>
-            </w:tcMar>
-          </w:tcPr>
-          <w:p>
-            <w:r>
-              <w:t>E</w:t>
-            </w:r>
-          </w:p>
-        </w:tc>
-        <w:tc>
-          <w:tcPr>
-            <w:tcW w:type="dxa" w:w="650"/>
-            <w:tcMar>
-              <w:top w:type="dxa" w:w="90"/>
-              <w:left w:type="dxa" w:w="120"/>
-              <w:bottom w:type="dxa" w:w="90"/>
-              <w:right w:type="dxa" w:w="120"/>
-            </w:tcMar>
-          </w:tcPr>
-          <w:p>
-            <w:r>
-              <w:t>any</w:t>
-            </w:r>
-          </w:p>
-        </w:tc>
-        <w:tc>
-          <w:tcPr>
-            <w:tcW w:type="dxa" w:w="1000"/>
-            <w:tcMar>
-              <w:top w:type="dxa" w:w="90"/>
-              <w:left w:type="dxa" w:w="120"/>
-              <w:bottom w:type="dxa" w:w="90"/>
-              <w:right w:type="dxa" w:w="120"/>
-            </w:tcMar>
-          </w:tcPr>
-          <w:p>
-            <w:r>
-              <w:t>1</w:t>
-            </w:r>
-          </w:p>
-        </w:tc>
-        <w:tc>
-          <w:tcPr>
-            <w:tcW w:type="dxa" w:w="1100"/>
-            <w:tcMar>
-              <w:top w:type="dxa" w:w="90"/>
-              <w:left w:type="dxa" w:w="120"/>
-              <w:bottom w:type="dxa" w:w="90"/>
-              <w:right w:type="dxa" w:w="120"/>
-            </w:tcMar>
-          </w:tcPr>
-          <w:p>
-            <w:r/>
-          </w:p>
-        </w:tc>
-        <w:tc>
-          <w:tcPr>
-            <w:tcW w:type="dxa" w:w="1100"/>
-            <w:tcMar>
-              <w:top w:type="dxa" w:w="90"/>
-              <w:left w:type="dxa" w:w="120"/>
-              <w:bottom w:type="dxa" w:w="90"/>
-              <w:right w:type="dxa" w:w="120"/>
-            </w:tcMar>
-          </w:tcPr>
-          <w:p>
-            <w:r>
-              <w:t>same</w:t>
-            </w:r>
-          </w:p>
-        </w:tc>
-        <w:tc>
-          <w:tcPr>
-            <w:tcW w:type="dxa" w:w="960"/>
-            <w:tcMar>
-              <w:top w:type="dxa" w:w="90"/>
-              <w:left w:type="dxa" w:w="120"/>
-              <w:bottom w:type="dxa" w:w="90"/>
-              <w:right w:type="dxa" w:w="120"/>
-            </w:tcMar>
-          </w:tcPr>
-          <w:p>
-            <w:r/>
-          </w:p>
-        </w:tc>
-        <w:tc>
-          <w:tcPr>
-            <w:tcW w:type="dxa" w:w="1950"/>
-            <w:tcMar>
-              <w:top w:type="dxa" w:w="90"/>
-              <w:left w:type="dxa" w:w="120"/>
-              <w:bottom w:type="dxa" w:w="90"/>
-              <w:right w:type="dxa" w:w="120"/>
-            </w:tcMar>
-          </w:tcPr>
-          <w:p>
-            <w:r>
-              <w:t>shoreline length at E: ______ m</w:t>
-            </w:r>
-          </w:p>
-        </w:tc>
-      </w:tr>
-      <w:tr>
-        <w:trPr>
-          <w:cantSplit/>
-        </w:trPr>
-        <w:tc>
-          <w:tcPr>
-            <w:tcW w:type="dxa" w:w="1200"/>
-            <w:tcMar>
-              <w:top w:type="dxa" w:w="90"/>
-              <w:left w:type="dxa" w:w="120"/>
-              <w:bottom w:type="dxa" w:w="90"/>
-              <w:right w:type="dxa" w:w="120"/>
-            </w:tcMar>
-          </w:tcPr>
-          <w:p>
-            <w:r>
-              <w:rPr>
-                <w:color w:val="000000"/>
-                <w:sz w:val="15"/>
-                <w:szCs w:val="15"/>
-              </w:rPr>
-              <w:t xml:space="preserve">Baseline</w:t>
-            </w:r>
-          </w:p>
-        </w:tc>
-        <w:tc>
-          <w:tcPr>
-            <w:tcW w:type="dxa" w:w="700"/>
-            <w:tcMar>
-              <w:top w:type="dxa" w:w="90"/>
-              <w:left w:type="dxa" w:w="120"/>
-              <w:bottom w:type="dxa" w:w="90"/>
-              <w:right w:type="dxa" w:w="120"/>
-            </w:tcMar>
-          </w:tcPr>
-          <w:p>
-            <w:r>
-              <w:rPr>
-                <w:color w:val="767171"/>
-                <w:sz w:val="15"/>
-                <w:szCs w:val="15"/>
-              </w:rPr>
-              <w:t xml:space="preserve"> </w:t>
-            </w:r>
-          </w:p>
-        </w:tc>
-        <w:tc>
-          <w:tcPr>
-            <w:tcW w:type="dxa" w:w="700"/>
-            <w:tcMar>
-              <w:top w:type="dxa" w:w="90"/>
-              <w:left w:type="dxa" w:w="120"/>
-              <w:bottom w:type="dxa" w:w="90"/>
-              <w:right w:type="dxa" w:w="120"/>
-            </w:tcMar>
-          </w:tcPr>
-          <w:p>
-            <w:r>
-              <w:rPr>
-                <w:color w:val="767171"/>
-                <w:sz w:val="15"/>
-                <w:szCs w:val="15"/>
-              </w:rPr>
-              <w:t xml:space="preserve"> </w:t>
-            </w:r>
-          </w:p>
-        </w:tc>
-        <w:tc>
-          <w:tcPr>
-            <w:tcW w:type="dxa" w:w="650"/>
-            <w:tcMar>
-              <w:top w:type="dxa" w:w="90"/>
-              <w:left w:type="dxa" w:w="120"/>
-              <w:bottom w:type="dxa" w:w="90"/>
-              <w:right w:type="dxa" w:w="120"/>
-            </w:tcMar>
-          </w:tcPr>
-          <w:p>
-            <w:r>
-              <w:rPr>
-                <w:color w:val="767171"/>
-                <w:sz w:val="15"/>
-                <w:szCs w:val="15"/>
-              </w:rPr>
-              <w:t xml:space="preserve"> </w:t>
-            </w:r>
-          </w:p>
-        </w:tc>
-        <w:tc>
-          <w:tcPr>
-            <w:tcW w:type="dxa" w:w="1000"/>
-            <w:tcMar>
-              <w:top w:type="dxa" w:w="90"/>
-              <w:left w:type="dxa" w:w="120"/>
-              <w:bottom w:type="dxa" w:w="90"/>
-              <w:right w:type="dxa" w:w="120"/>
-            </w:tcMar>
-          </w:tcPr>
-          <w:p>
-            <w:r>
-              <w:rPr>
-                <w:color w:val="767171"/>
-                <w:sz w:val="15"/>
-                <w:szCs w:val="15"/>
-              </w:rPr>
-              <w:t xml:space="preserve"> </w:t>
-            </w:r>
-          </w:p>
-        </w:tc>
-        <w:tc>
-          <w:tcPr>
-            <w:tcW w:type="dxa" w:w="1100"/>
-            <w:tcMar>
-              <w:top w:type="dxa" w:w="90"/>
-              <w:left w:type="dxa" w:w="120"/>
-              <w:bottom w:type="dxa" w:w="90"/>
-              <w:right w:type="dxa" w:w="120"/>
-            </w:tcMar>
-          </w:tcPr>
-          <w:p>
-            <w:r>
-              <w:rPr>
-                <w:color w:val="767171"/>
-                <w:sz w:val="15"/>
-                <w:szCs w:val="15"/>
-              </w:rPr>
-              <w:t xml:space="preserve"> </w:t>
-            </w:r>
-          </w:p>
-        </w:tc>
-        <w:tc>
-          <w:tcPr>
-            <w:tcW w:type="dxa" w:w="1100"/>
-            <w:tcMar>
-              <w:top w:type="dxa" w:w="90"/>
-              <w:left w:type="dxa" w:w="120"/>
-              <w:bottom w:type="dxa" w:w="90"/>
-              <w:right w:type="dxa" w:w="120"/>
-            </w:tcMar>
-          </w:tcPr>
-          <w:p>
-            <w:r>
-              <w:rPr>
-                <w:color w:val="767171"/>
-                <w:sz w:val="15"/>
-                <w:szCs w:val="15"/>
-              </w:rPr>
-              <w:t xml:space="preserve"> </w:t>
-            </w:r>
-          </w:p>
-        </w:tc>
-        <w:tc>
-          <w:tcPr>
-            <w:tcW w:type="dxa" w:w="960"/>
-            <w:tcMar>
-              <w:top w:type="dxa" w:w="90"/>
-              <w:left w:type="dxa" w:w="120"/>
-              <w:bottom w:type="dxa" w:w="90"/>
-              <w:right w:type="dxa" w:w="120"/>
-            </w:tcMar>
-          </w:tcPr>
-          <w:p>
-            <w:r>
-              <w:rPr>
-                <w:color w:val="767171"/>
-                <w:sz w:val="15"/>
-                <w:szCs w:val="15"/>
-              </w:rPr>
-              <w:t xml:space="preserve"> </w:t>
-            </w:r>
-          </w:p>
-        </w:tc>
-        <w:tc>
-          <w:tcPr>
-            <w:tcW w:type="dxa" w:w="1950"/>
-            <w:tcMar>
-              <w:top w:type="dxa" w:w="90"/>
-              <w:left w:type="dxa" w:w="120"/>
-              <w:bottom w:type="dxa" w:w="90"/>
-              <w:right w:type="dxa" w:w="120"/>
-            </w:tcMar>
-          </w:tcPr>
-          <w:p>
-            <w:r>
-              <w:rPr>
-                <w:color w:val="767171"/>
-                <w:sz w:val="15"/>
-                <w:szCs w:val="15"/>
-              </w:rPr>
-              <w:t xml:space="preserve"> </w:t>
-            </w:r>
-          </w:p>
-        </w:tc>
-      </w:tr>
-      <w:tr>
-        <w:trPr>
-          <w:cantSplit/>
-        </w:trPr>
-        <w:tc>
-          <w:tcPr>
-            <w:tcW w:type="dxa" w:w="1200"/>
-            <w:shd w:fill="F2F2F2" w:color="auto" w:val="clear"/>
-            <w:tcMar>
-              <w:top w:type="dxa" w:w="90"/>
-              <w:left w:type="dxa" w:w="120"/>
-              <w:bottom w:type="dxa" w:w="90"/>
-              <w:right w:type="dxa" w:w="120"/>
-            </w:tcMar>
-          </w:tcPr>
-          <w:p>
-            <w:r>
-              <w:rPr>
-                <w:color w:val="767171"/>
-                <w:sz w:val="15"/>
-                <w:szCs w:val="15"/>
-              </w:rPr>
-              <w:t xml:space="preserve"> </w:t>
-            </w:r>
-          </w:p>
-        </w:tc>
-        <w:tc>
-          <w:tcPr>
-            <w:tcW w:type="dxa" w:w="700"/>
-            <w:shd w:fill="F2F2F2" w:color="auto" w:val="clear"/>
-            <w:tcMar>
-              <w:top w:type="dxa" w:w="90"/>
-              <w:left w:type="dxa" w:w="120"/>
-              <w:bottom w:type="dxa" w:w="90"/>
-              <w:right w:type="dxa" w:w="120"/>
-            </w:tcMar>
-          </w:tcPr>
-          <w:p>
-            <w:r>
-              <w:rPr>
-                <w:color w:val="767171"/>
-                <w:sz w:val="15"/>
-                <w:szCs w:val="15"/>
-              </w:rPr>
-              <w:t xml:space="preserve"> </w:t>
-            </w:r>
-          </w:p>
-        </w:tc>
-        <w:tc>
-          <w:tcPr>
-            <w:tcW w:type="dxa" w:w="700"/>
-            <w:shd w:fill="F2F2F2" w:color="auto" w:val="clear"/>
-            <w:tcMar>
-              <w:top w:type="dxa" w:w="90"/>
-              <w:left w:type="dxa" w:w="120"/>
-              <w:bottom w:type="dxa" w:w="90"/>
-              <w:right w:type="dxa" w:w="120"/>
-            </w:tcMar>
-          </w:tcPr>
-          <w:p>
-            <w:r>
-              <w:rPr>
-                <w:color w:val="767171"/>
-                <w:sz w:val="15"/>
-                <w:szCs w:val="15"/>
-              </w:rPr>
-              <w:t xml:space="preserve"> </w:t>
-            </w:r>
-          </w:p>
-        </w:tc>
-        <w:tc>
-          <w:tcPr>
-            <w:tcW w:type="dxa" w:w="650"/>
-            <w:shd w:fill="F2F2F2" w:color="auto" w:val="clear"/>
-            <w:tcMar>
-              <w:top w:type="dxa" w:w="90"/>
-              <w:left w:type="dxa" w:w="120"/>
-              <w:bottom w:type="dxa" w:w="90"/>
-              <w:right w:type="dxa" w:w="120"/>
-            </w:tcMar>
-          </w:tcPr>
-          <w:p>
-            <w:r>
-              <w:rPr>
-                <w:color w:val="767171"/>
-                <w:sz w:val="15"/>
-                <w:szCs w:val="15"/>
-              </w:rPr>
-              <w:t xml:space="preserve"> </w:t>
-            </w:r>
-          </w:p>
-        </w:tc>
-        <w:tc>
-          <w:tcPr>
-            <w:tcW w:type="dxa" w:w="1000"/>
-            <w:shd w:fill="F2F2F2" w:color="auto" w:val="clear"/>
-            <w:tcMar>
-              <w:top w:type="dxa" w:w="90"/>
-              <w:left w:type="dxa" w:w="120"/>
-              <w:bottom w:type="dxa" w:w="90"/>
-              <w:right w:type="dxa" w:w="120"/>
-            </w:tcMar>
-          </w:tcPr>
-          <w:p>
-            <w:r>
-              <w:rPr>
-                <w:color w:val="767171"/>
-                <w:sz w:val="15"/>
-                <w:szCs w:val="15"/>
-              </w:rPr>
-              <w:t xml:space="preserve"> </w:t>
-            </w:r>
-          </w:p>
-        </w:tc>
-        <w:tc>
-          <w:tcPr>
-            <w:tcW w:type="dxa" w:w="1100"/>
-            <w:shd w:fill="F2F2F2" w:color="auto" w:val="clear"/>
-            <w:tcMar>
-              <w:top w:type="dxa" w:w="90"/>
-              <w:left w:type="dxa" w:w="120"/>
-              <w:bottom w:type="dxa" w:w="90"/>
-              <w:right w:type="dxa" w:w="120"/>
-            </w:tcMar>
-          </w:tcPr>
-          <w:p>
-            <w:r>
-              <w:rPr>
-                <w:color w:val="767171"/>
-                <w:sz w:val="15"/>
-                <w:szCs w:val="15"/>
-              </w:rPr>
-              <w:t xml:space="preserve"> </w:t>
-            </w:r>
-          </w:p>
-        </w:tc>
-        <w:tc>
-          <w:tcPr>
-            <w:tcW w:type="dxa" w:w="1100"/>
-            <w:shd w:fill="F2F2F2" w:color="auto" w:val="clear"/>
-            <w:tcMar>
-              <w:top w:type="dxa" w:w="90"/>
-              <w:left w:type="dxa" w:w="120"/>
-              <w:bottom w:type="dxa" w:w="90"/>
-              <w:right w:type="dxa" w:w="120"/>
-            </w:tcMar>
-          </w:tcPr>
-          <w:p>
-            <w:r>
-              <w:rPr>
-                <w:color w:val="767171"/>
-                <w:sz w:val="15"/>
-                <w:szCs w:val="15"/>
-              </w:rPr>
-              <w:t xml:space="preserve"> </w:t>
-            </w:r>
-          </w:p>
-        </w:tc>
-        <w:tc>
-          <w:tcPr>
-            <w:tcW w:type="dxa" w:w="960"/>
-            <w:shd w:fill="F2F2F2" w:color="auto" w:val="clear"/>
-            <w:tcMar>
-              <w:top w:type="dxa" w:w="90"/>
-              <w:left w:type="dxa" w:w="120"/>
-              <w:bottom w:type="dxa" w:w="90"/>
-              <w:right w:type="dxa" w:w="120"/>
-            </w:tcMar>
-          </w:tcPr>
-          <w:p>
-            <w:r>
-              <w:rPr>
-                <w:color w:val="767171"/>
-                <w:sz w:val="15"/>
-                <w:szCs w:val="15"/>
-              </w:rPr>
-              <w:t xml:space="preserve"> </w:t>
-            </w:r>
-          </w:p>
-        </w:tc>
-        <w:tc>
-          <w:tcPr>
-            <w:tcW w:type="dxa" w:w="1950"/>
-            <w:shd w:fill="F2F2F2" w:color="auto" w:val="clear"/>
-            <w:tcMar>
-              <w:top w:type="dxa" w:w="90"/>
-              <w:left w:type="dxa" w:w="120"/>
-              <w:bottom w:type="dxa" w:w="90"/>
-              <w:right w:type="dxa" w:w="120"/>
-            </w:tcMar>
-          </w:tcPr>
-          <w:p>
-            <w:r>
-              <w:rPr>
-                <w:color w:val="767171"/>
-                <w:sz w:val="15"/>
-                <w:szCs w:val="15"/>
-              </w:rPr>
-              <w:t xml:space="preserve"> </w:t>
-            </w:r>
-          </w:p>
-        </w:tc>
-      </w:tr>
-      <w:tr>
-        <w:trPr>
-          <w:cantSplit/>
-        </w:trPr>
-        <w:tc>
-          <w:tcPr>
-            <w:tcW w:type="dxa" w:w="1200"/>
-            <w:tcMar>
-              <w:top w:type="dxa" w:w="90"/>
-              <w:left w:type="dxa" w:w="120"/>
-              <w:bottom w:type="dxa" w:w="90"/>
-              <w:right w:type="dxa" w:w="120"/>
-            </w:tcMar>
-          </w:tcPr>
-          <w:p>
-            <w:r>
-              <w:rPr>
-                <w:color w:val="767171"/>
-                <w:sz w:val="15"/>
-                <w:szCs w:val="15"/>
-              </w:rPr>
-              <w:t xml:space="preserve"> </w:t>
-            </w:r>
-          </w:p>
-        </w:tc>
-        <w:tc>
-          <w:tcPr>
-            <w:tcW w:type="dxa" w:w="700"/>
-            <w:tcMar>
-              <w:top w:type="dxa" w:w="90"/>
-              <w:left w:type="dxa" w:w="120"/>
-              <w:bottom w:type="dxa" w:w="90"/>
-              <w:right w:type="dxa" w:w="120"/>
-            </w:tcMar>
-          </w:tcPr>
-          <w:p>
-            <w:r>
-              <w:rPr>
-                <w:color w:val="767171"/>
-                <w:sz w:val="15"/>
-                <w:szCs w:val="15"/>
-              </w:rPr>
-              <w:t xml:space="preserve"> </w:t>
-            </w:r>
-          </w:p>
-        </w:tc>
-        <w:tc>
-          <w:tcPr>
-            <w:tcW w:type="dxa" w:w="700"/>
-            <w:tcMar>
-              <w:top w:type="dxa" w:w="90"/>
-              <w:left w:type="dxa" w:w="120"/>
-              <w:bottom w:type="dxa" w:w="90"/>
-              <w:right w:type="dxa" w:w="120"/>
-            </w:tcMar>
-          </w:tcPr>
-          <w:p>
-            <w:r>
-              <w:rPr>
-                <w:color w:val="767171"/>
-                <w:sz w:val="15"/>
-                <w:szCs w:val="15"/>
-              </w:rPr>
-              <w:t xml:space="preserve"> </w:t>
-            </w:r>
-          </w:p>
-        </w:tc>
-        <w:tc>
-          <w:tcPr>
-            <w:tcW w:type="dxa" w:w="650"/>
-            <w:tcMar>
-              <w:top w:type="dxa" w:w="90"/>
-              <w:left w:type="dxa" w:w="120"/>
-              <w:bottom w:type="dxa" w:w="90"/>
-              <w:right w:type="dxa" w:w="120"/>
-            </w:tcMar>
-          </w:tcPr>
-          <w:p>
-            <w:r>
-              <w:rPr>
-                <w:color w:val="767171"/>
-                <w:sz w:val="15"/>
-                <w:szCs w:val="15"/>
-              </w:rPr>
-              <w:t xml:space="preserve"> </w:t>
-            </w:r>
-          </w:p>
-        </w:tc>
-        <w:tc>
-          <w:tcPr>
-            <w:tcW w:type="dxa" w:w="1000"/>
-            <w:tcMar>
-              <w:top w:type="dxa" w:w="90"/>
-              <w:left w:type="dxa" w:w="120"/>
-              <w:bottom w:type="dxa" w:w="90"/>
-              <w:right w:type="dxa" w:w="120"/>
-            </w:tcMar>
-          </w:tcPr>
-          <w:p>
-            <w:r>
-              <w:rPr>
-                <w:color w:val="767171"/>
-                <w:sz w:val="15"/>
-                <w:szCs w:val="15"/>
-              </w:rPr>
-              <w:t xml:space="preserve"> </w:t>
-            </w:r>
-          </w:p>
-        </w:tc>
-        <w:tc>
-          <w:tcPr>
-            <w:tcW w:type="dxa" w:w="1100"/>
-            <w:tcMar>
-              <w:top w:type="dxa" w:w="90"/>
-              <w:left w:type="dxa" w:w="120"/>
-              <w:bottom w:type="dxa" w:w="90"/>
-              <w:right w:type="dxa" w:w="120"/>
-            </w:tcMar>
-          </w:tcPr>
-          <w:p>
-            <w:r>
-              <w:rPr>
-                <w:color w:val="767171"/>
-                <w:sz w:val="15"/>
-                <w:szCs w:val="15"/>
-              </w:rPr>
-              <w:t xml:space="preserve"> </w:t>
-            </w:r>
-          </w:p>
-        </w:tc>
-        <w:tc>
-          <w:tcPr>
-            <w:tcW w:type="dxa" w:w="1100"/>
-            <w:tcMar>
-              <w:top w:type="dxa" w:w="90"/>
-              <w:left w:type="dxa" w:w="120"/>
-              <w:bottom w:type="dxa" w:w="90"/>
-              <w:right w:type="dxa" w:w="120"/>
-            </w:tcMar>
-          </w:tcPr>
-          <w:p>
-            <w:r>
-              <w:rPr>
-                <w:color w:val="767171"/>
-                <w:sz w:val="15"/>
-                <w:szCs w:val="15"/>
-              </w:rPr>
-              <w:t xml:space="preserve"> </w:t>
-            </w:r>
-          </w:p>
-        </w:tc>
-        <w:tc>
-          <w:tcPr>
-            <w:tcW w:type="dxa" w:w="960"/>
-            <w:tcMar>
-              <w:top w:type="dxa" w:w="90"/>
-              <w:left w:type="dxa" w:w="120"/>
-              <w:bottom w:type="dxa" w:w="90"/>
-              <w:right w:type="dxa" w:w="120"/>
-            </w:tcMar>
-          </w:tcPr>
-          <w:p>
-            <w:r>
-              <w:rPr>
-                <w:color w:val="767171"/>
-                <w:sz w:val="15"/>
-                <w:szCs w:val="15"/>
-              </w:rPr>
-              <w:t xml:space="preserve"> </w:t>
-            </w:r>
-          </w:p>
-        </w:tc>
-        <w:tc>
-          <w:tcPr>
-            <w:tcW w:type="dxa" w:w="1950"/>
-            <w:tcMar>
-              <w:top w:type="dxa" w:w="90"/>
-              <w:left w:type="dxa" w:w="120"/>
-              <w:bottom w:type="dxa" w:w="90"/>
-              <w:right w:type="dxa" w:w="120"/>
-            </w:tcMar>
-          </w:tcPr>
-          <w:p>
-            <w:r>
-              <w:rPr>
-                <w:color w:val="767171"/>
-                <w:sz w:val="15"/>
-                <w:szCs w:val="15"/>
-              </w:rPr>
-              <w:t xml:space="preserve"> </w:t>
-            </w:r>
-          </w:p>
-        </w:tc>
-      </w:tr>
-      <w:tr>
-        <w:trPr>
-          <w:cantSplit/>
-        </w:trPr>
-        <w:tc>
-          <w:tcPr>
-            <w:tcW w:type="dxa" w:w="1200"/>
-            <w:shd w:fill="F2F2F2" w:color="auto" w:val="clear"/>
-            <w:tcMar>
-              <w:top w:type="dxa" w:w="90"/>
-              <w:left w:type="dxa" w:w="120"/>
-              <w:bottom w:type="dxa" w:w="90"/>
-              <w:right w:type="dxa" w:w="120"/>
-            </w:tcMar>
-          </w:tcPr>
-          <w:p>
-            <w:r>
-              <w:rPr>
-                <w:color w:val="767171"/>
-                <w:sz w:val="15"/>
-                <w:szCs w:val="15"/>
-              </w:rPr>
-              <w:t xml:space="preserve"> </w:t>
-            </w:r>
-          </w:p>
-        </w:tc>
-        <w:tc>
-          <w:tcPr>
-            <w:tcW w:type="dxa" w:w="700"/>
-            <w:shd w:fill="F2F2F2" w:color="auto" w:val="clear"/>
-            <w:tcMar>
-              <w:top w:type="dxa" w:w="90"/>
-              <w:left w:type="dxa" w:w="120"/>
-              <w:bottom w:type="dxa" w:w="90"/>
-              <w:right w:type="dxa" w:w="120"/>
-            </w:tcMar>
-          </w:tcPr>
-          <w:p>
-            <w:r>
-              <w:rPr>
-                <w:color w:val="767171"/>
-                <w:sz w:val="15"/>
-                <w:szCs w:val="15"/>
-              </w:rPr>
-              <w:t xml:space="preserve"> </w:t>
-            </w:r>
-          </w:p>
-        </w:tc>
-        <w:tc>
-          <w:tcPr>
-            <w:tcW w:type="dxa" w:w="700"/>
-            <w:shd w:fill="F2F2F2" w:color="auto" w:val="clear"/>
-            <w:tcMar>
-              <w:top w:type="dxa" w:w="90"/>
-              <w:left w:type="dxa" w:w="120"/>
-              <w:bottom w:type="dxa" w:w="90"/>
-              <w:right w:type="dxa" w:w="120"/>
-            </w:tcMar>
-          </w:tcPr>
-          <w:p>
-            <w:r>
-              <w:rPr>
-                <w:color w:val="767171"/>
-                <w:sz w:val="15"/>
-                <w:szCs w:val="15"/>
-              </w:rPr>
-              <w:t xml:space="preserve"> </w:t>
-            </w:r>
-          </w:p>
-        </w:tc>
-        <w:tc>
-          <w:tcPr>
-            <w:tcW w:type="dxa" w:w="650"/>
-            <w:shd w:fill="F2F2F2" w:color="auto" w:val="clear"/>
-            <w:tcMar>
-              <w:top w:type="dxa" w:w="90"/>
-              <w:left w:type="dxa" w:w="120"/>
-              <w:bottom w:type="dxa" w:w="90"/>
-              <w:right w:type="dxa" w:w="120"/>
-            </w:tcMar>
-          </w:tcPr>
-          <w:p>
-            <w:r>
-              <w:rPr>
-                <w:color w:val="767171"/>
-                <w:sz w:val="15"/>
-                <w:szCs w:val="15"/>
-              </w:rPr>
-              <w:t xml:space="preserve"> </w:t>
-            </w:r>
-          </w:p>
-        </w:tc>
-        <w:tc>
-          <w:tcPr>
-            <w:tcW w:type="dxa" w:w="1000"/>
-            <w:shd w:fill="F2F2F2" w:color="auto" w:val="clear"/>
-            <w:tcMar>
-              <w:top w:type="dxa" w:w="90"/>
-              <w:left w:type="dxa" w:w="120"/>
-              <w:bottom w:type="dxa" w:w="90"/>
-              <w:right w:type="dxa" w:w="120"/>
-            </w:tcMar>
-          </w:tcPr>
-          <w:p>
-            <w:r>
-              <w:rPr>
-                <w:color w:val="767171"/>
-                <w:sz w:val="15"/>
-                <w:szCs w:val="15"/>
-              </w:rPr>
-              <w:t xml:space="preserve"> </w:t>
-            </w:r>
-          </w:p>
-        </w:tc>
-        <w:tc>
-          <w:tcPr>
-            <w:tcW w:type="dxa" w:w="1100"/>
-            <w:shd w:fill="F2F2F2" w:color="auto" w:val="clear"/>
-            <w:tcMar>
-              <w:top w:type="dxa" w:w="90"/>
-              <w:left w:type="dxa" w:w="120"/>
-              <w:bottom w:type="dxa" w:w="90"/>
-              <w:right w:type="dxa" w:w="120"/>
-            </w:tcMar>
-          </w:tcPr>
-          <w:p>
-            <w:r>
-              <w:rPr>
-                <w:color w:val="767171"/>
-                <w:sz w:val="15"/>
-                <w:szCs w:val="15"/>
-              </w:rPr>
-              <w:t xml:space="preserve"> </w:t>
-            </w:r>
-          </w:p>
-        </w:tc>
-        <w:tc>
-          <w:tcPr>
-            <w:tcW w:type="dxa" w:w="1100"/>
-            <w:shd w:fill="F2F2F2" w:color="auto" w:val="clear"/>
-            <w:tcMar>
-              <w:top w:type="dxa" w:w="90"/>
-              <w:left w:type="dxa" w:w="120"/>
-              <w:bottom w:type="dxa" w:w="90"/>
-              <w:right w:type="dxa" w:w="120"/>
-            </w:tcMar>
-          </w:tcPr>
-          <w:p>
-            <w:r>
-              <w:rPr>
-                <w:color w:val="767171"/>
-                <w:sz w:val="15"/>
-                <w:szCs w:val="15"/>
-              </w:rPr>
-              <w:t xml:space="preserve"> </w:t>
-            </w:r>
-          </w:p>
-        </w:tc>
-        <w:tc>
-          <w:tcPr>
-            <w:tcW w:type="dxa" w:w="960"/>
-            <w:shd w:fill="F2F2F2" w:color="auto" w:val="clear"/>
-            <w:tcMar>
-              <w:top w:type="dxa" w:w="90"/>
-              <w:left w:type="dxa" w:w="120"/>
-              <w:bottom w:type="dxa" w:w="90"/>
-              <w:right w:type="dxa" w:w="120"/>
-            </w:tcMar>
-          </w:tcPr>
-          <w:p>
-            <w:r>
-              <w:rPr>
-                <w:color w:val="767171"/>
-                <w:sz w:val="15"/>
-                <w:szCs w:val="15"/>
-              </w:rPr>
-              <w:t xml:space="preserve"> </w:t>
-            </w:r>
-          </w:p>
-        </w:tc>
-        <w:tc>
-          <w:tcPr>
-            <w:tcW w:type="dxa" w:w="1950"/>
-            <w:shd w:fill="F2F2F2" w:color="auto" w:val="clear"/>
-            <w:tcMar>
-              <w:top w:type="dxa" w:w="90"/>
-              <w:left w:type="dxa" w:w="120"/>
-              <w:bottom w:type="dxa" w:w="90"/>
-              <w:right w:type="dxa" w:w="120"/>
-            </w:tcMar>
-          </w:tcPr>
-          <w:p>
-            <w:r>
-              <w:rPr>
-                <w:color w:val="767171"/>
-                <w:sz w:val="15"/>
-                <w:szCs w:val="15"/>
-              </w:rPr>
-              <w:t xml:space="preserve"> </w:t>
-            </w:r>
-          </w:p>
-        </w:tc>
-      </w:tr>
-    </w:tbl>
-    <w:p>
-      <w:pPr>
-        <w:pStyle w:val="Caption"/>
-        <w:spacing w:after="240" w:before="100"/>
-      </w:pPr>
-      <w:r>
-        <w:t>Table 4. Range and step sensitivity — the baseline and at least two more runs.</w:t>
-      </w:r>
-    </w:p>
-    <w:p>
-      <w:pPr>
-        <w:pStyle w:val="Heading2"/>
-        <w:spacing w:after="60" w:before="220"/>
-      </w:pPr>
-      <w:r>
-        <w:t>Which shore features go dry, and at what elevation? Does the answer change with the step, and if so, how far? (3 points)</w:t>
-      </w:r>
-    </w:p>
-    <w:p>
-      <w:pPr>
-        <w:spacing w:after="260" w:before="0"/>
-      </w:pPr>
-      <w:r>
-        <w:rPr>
-          <w:i/>
-          <w:iCs/>
-          <w:color w:val="767171"/>
-          <w:highlight w:val="yellow"/>
-        </w:rPr>
-        <w:t xml:space="preserve">[Your answer here.]</w:t>
-      </w:r>
-    </w:p>
-    <w:p>
-      <w:pPr>
-        <w:pStyle w:val="Heading2"/>
-        <w:spacing w:after="60" w:before="220"/>
-      </w:pPr>
-      <w:r>
-        <w:t>How much does the lake's area change per unit of elevation, and is that rate the same at the bottom of the range as at the top? What about the basin's shape explains the difference, what is the smallest step that still shows that shape, and what did the finer run cost? (3 points)</w:t>
-      </w:r>
-    </w:p>
-    <w:p>
-      <w:pPr>
-        <w:spacing w:after="260" w:before="0"/>
-      </w:pPr>
-      <w:r>
-        <w:rPr>
-          <w:i/>
-          <w:iCs/>
-          <w:color w:val="767171"/>
-          <w:highlight w:val="yellow"/>
-        </w:rPr>
-        <w:t xml:space="preserve">[Your answer here.]</w:t>
-      </w:r>
-    </w:p>
-    <w:p>
-      <w:pPr>
-        <w:pStyle w:val="Heading1"/>
-        <w:spacing w:after="80" w:before="280"/>
-      </w:pPr>
-      <w:r>
-        <w:rPr>
-          <w:b/>
-          <w:bCs/>
-          <w:color w:val="1F3864"/>
-          <w:sz w:val="28"/>
-          <w:szCs w:val="28"/>
-        </w:rPr>
-        <w:t xml:space="preserve">6.  Where the Shorelines Are Wrong</w:t>
+        <w:t xml:space="preserve">Rubric: Run 1’s attribute table captured in full, 35 rows, with the areas at 3,370, 3,500 and 3,700 ft matching the check values (4 points); then two or three sentences on how the area grows per foot near dead pool compared with near full pool, and what the shape of Glen Canyon has to do with it (part of the 2 points for the observations).</w:t>
       </w:r>
     </w:p>
     <w:p>
@@ -4251,65 +2179,7 @@
           <w:sz w:val="19"/>
           <w:szCs w:val="19"/>
         </w:rPr>
-        <w:t xml:space="preserve">Rubric: where the shorelines are wrong and why, and what data would fix it (2 points). The seam between surveys, the 30 m cells in narrow canyons, the hollows removed in Step 4, the 2017 survey date against sediment and construction since — name each one and say what data would fix it.</w:t>
-      </w:r>
-    </w:p>
-    <w:p>
-      <w:pPr>
-        <w:spacing w:after="260" w:before="0"/>
-      </w:pPr>
-      <w:r>
-        <w:rPr>
-          <w:i/>
-          <w:iCs/>
-          <w:color w:val="767171"/>
-          <w:highlight w:val="yellow"/>
-        </w:rPr>
-        <w:t xml:space="preserve">[Add your content here.]</w:t>
-      </w:r>
-    </w:p>
-    <w:p>
-      <w:r>
-        <w:br w:type="page"/>
-      </w:r>
-    </w:p>
-    <w:p>
-      <w:pPr>
-        <w:pStyle w:val="Heading1"/>
-        <w:spacing w:after="80" w:before="280"/>
-      </w:pPr>
-      <w:r>
-        <w:rPr>
-          <w:b/>
-          <w:bCs/>
-          <w:color w:val="1F3864"/>
-          <w:sz w:val="28"/>
-          <w:szCs w:val="28"/>
-        </w:rPr>
-        <w:t xml:space="preserve">7.  Maps</w:t>
-      </w:r>
-    </w:p>
-    <w:p>
-      <w:pPr>
-        <w:spacing w:after="160" w:before="60"/>
-      </w:pPr>
-      <w:r>
-        <w:rPr>
-          <w:i/>
-          <w:iCs/>
-          <w:color w:val="767171"/>
-          <w:sz w:val="19"/>
-          <w:szCs w:val="19"/>
-        </w:rPr>
-        <w:t xml:space="preserve">Both maps are full-page, 8.5 × 11. Put each on its own page. Symbolize the shorelines the same way on both, so a reader can compare them.</w:t>
-      </w:r>
-    </w:p>
-    <w:p>
-      <w:pPr>
-        <w:spacing w:after="160" w:before="60"/>
-      </w:pPr>
-      <w:r>
-        <w:t>Must carry: title stating the elevation range and step; neat line, north arrow and scale bar; a text box with author, date, map projection, and the surface's source, survey date and vertical datum; the nested shorelines symbolized so each elevation is readable, with a legend and a few levels labeled on the map; your shore-feature points, labeled; basemap, scale and legibility appropriate to the lake. An inset of one feature at the level it goes dry is optional.</w:t>
+        <w:t xml:space="preserve">Rubric: a screen capture of the whole table. Widen the table or capture it in two pieces so every row shows.</w:t>
       </w:r>
     </w:p>
     <w:tbl>
@@ -4370,7 +2240,866 @@
           <w:sz w:val="19"/>
           <w:szCs w:val="19"/>
         </w:rPr>
-        <w:t xml:space="preserve">Map 1. Baseline — the nested shorelines at the default range and step.</w:t>
+        <w:t xml:space="preserve">Figure 3. The attribute table of powell_shorelines_3370_3710_10: 35 rows with Elevation and AreaSqMi.</w:t>
+      </w:r>
+    </w:p>
+    <w:p>
+      <w:pPr>
+        <w:pStyle w:val="Heading1"/>
+        <w:spacing w:after="80" w:before="280"/>
+      </w:pPr>
+      <w:r>
+        <w:rPr>
+          <w:b/>
+          <w:bCs/>
+          <w:color w:val="1F3864"/>
+          <w:sz w:val="28"/>
+          <w:szCs w:val="28"/>
+        </w:rPr>
+        <w:t xml:space="preserve">5.  Run 2 — Your Five Levels</w:t>
+      </w:r>
+    </w:p>
+    <w:p>
+      <w:pPr>
+        <w:spacing w:after="160" w:before="60"/>
+      </w:pPr>
+      <w:r>
+        <w:rPr>
+          <w:i/>
+          <w:iCs/>
+          <w:color w:val="767171"/>
+          <w:sz w:val="19"/>
+          <w:szCs w:val="19"/>
+        </w:rPr>
+        <w:t xml:space="preserve">Rubric: your BYU ID’s last two digits, your E, and the five rows of your run, Elevation, AreaSqMi to 0.01 and Shape_Length in meters as the table shows it (4 points). These must come from your own run, not from Run 1’s table; the grader checks them against a run at your levels. Then one sentence on where your five levels sit against this fall’s record low (3,516.6 ft) and full pool (3,700 ft).</w:t>
+      </w:r>
+    </w:p>
+    <w:p>
+      <w:pPr>
+        <w:spacing w:after="260" w:before="0"/>
+      </w:pPr>
+      <w:r>
+        <w:rPr>
+          <w:i/>
+          <w:iCs/>
+          <w:color w:val="767171"/>
+          <w:highlight w:val="yellow"/>
+        </w:rPr>
+        <w:t xml:space="preserve">[Add your content here.]</w:t>
+      </w:r>
+    </w:p>
+    <w:tbl>
+      <w:tblPr>
+        <w:tblW w:type="dxa" w:w="9360"/>
+        <w:tblBorders>
+          <w:top w:val="single" w:color="auto" w:sz="4"/>
+          <w:left w:val="single" w:color="auto" w:sz="4"/>
+          <w:bottom w:val="single" w:color="auto" w:sz="4"/>
+          <w:right w:val="single" w:color="auto" w:sz="4"/>
+          <w:insideH w:val="single" w:color="auto" w:sz="4"/>
+          <w:insideV w:val="single" w:color="auto" w:sz="4"/>
+        </w:tblBorders>
+      </w:tblPr>
+      <w:tblGrid>
+        <w:gridCol w:w="2000"/>
+        <w:gridCol w:w="2400"/>
+        <w:gridCol w:w="1600"/>
+        <w:gridCol w:w="1600"/>
+        <w:gridCol w:w="1760"/>
+      </w:tblGrid>
+      <w:tr>
+        <w:trPr>
+          <w:cantSplit/>
+          <w:tblHeader/>
+        </w:trPr>
+        <w:tc>
+          <w:tcPr>
+            <w:tcW w:type="dxa" w:w="2000"/>
+            <w:shd w:fill="D9E2F3" w:color="auto" w:val="clear"/>
+            <w:tcMar>
+              <w:top w:type="dxa" w:w="90"/>
+              <w:left w:type="dxa" w:w="120"/>
+              <w:bottom w:type="dxa" w:w="90"/>
+              <w:right w:type="dxa" w:w="120"/>
+            </w:tcMar>
+          </w:tcPr>
+          <w:p>
+            <w:r>
+              <w:rPr>
+                <w:b/>
+                <w:bCs/>
+                <w:color w:val="1F3864"/>
+                <w:sz w:val="19"/>
+                <w:szCs w:val="19"/>
+              </w:rPr>
+              <w:t xml:space="preserve">BYU ID last two digits: ____</w:t>
+            </w:r>
+          </w:p>
+        </w:tc>
+        <w:tc>
+          <w:tcPr>
+            <w:tcW w:type="dxa" w:w="2400"/>
+            <w:shd w:fill="D9E2F3" w:color="auto" w:val="clear"/>
+            <w:tcMar>
+              <w:top w:type="dxa" w:w="90"/>
+              <w:left w:type="dxa" w:w="120"/>
+              <w:bottom w:type="dxa" w:w="90"/>
+              <w:right w:type="dxa" w:w="120"/>
+            </w:tcMar>
+          </w:tcPr>
+          <w:p>
+            <w:r>
+              <w:rPr>
+                <w:b/>
+                <w:bCs/>
+                <w:color w:val="1F3864"/>
+                <w:sz w:val="19"/>
+                <w:szCs w:val="19"/>
+              </w:rPr>
+              <w:t xml:space="preserve">E = 3,450 + 2 × digits = ______ ft</w:t>
+            </w:r>
+          </w:p>
+        </w:tc>
+        <w:tc>
+          <w:tcPr>
+            <w:tcW w:type="dxa" w:w="1600"/>
+            <w:shd w:fill="D9E2F3" w:color="auto" w:val="clear"/>
+            <w:tcMar>
+              <w:top w:type="dxa" w:w="90"/>
+              <w:left w:type="dxa" w:w="120"/>
+              <w:bottom w:type="dxa" w:w="90"/>
+              <w:right w:type="dxa" w:w="120"/>
+            </w:tcMar>
+          </w:tcPr>
+          <w:p>
+            <w:r>
+              <w:rPr>
+                <w:b/>
+                <w:bCs/>
+                <w:color w:val="1F3864"/>
+                <w:sz w:val="19"/>
+                <w:szCs w:val="19"/>
+              </w:rPr>
+              <w:t xml:space="preserve">Elevation (ft)</w:t>
+            </w:r>
+          </w:p>
+        </w:tc>
+        <w:tc>
+          <w:tcPr>
+            <w:tcW w:type="dxa" w:w="1600"/>
+            <w:shd w:fill="D9E2F3" w:color="auto" w:val="clear"/>
+            <w:tcMar>
+              <w:top w:type="dxa" w:w="90"/>
+              <w:left w:type="dxa" w:w="120"/>
+              <w:bottom w:type="dxa" w:w="90"/>
+              <w:right w:type="dxa" w:w="120"/>
+            </w:tcMar>
+          </w:tcPr>
+          <w:p>
+            <w:r>
+              <w:rPr>
+                <w:b/>
+                <w:bCs/>
+                <w:color w:val="1F3864"/>
+                <w:sz w:val="19"/>
+                <w:szCs w:val="19"/>
+              </w:rPr>
+              <w:t xml:space="preserve">AreaSqMi</w:t>
+            </w:r>
+          </w:p>
+        </w:tc>
+        <w:tc>
+          <w:tcPr>
+            <w:tcW w:type="dxa" w:w="1760"/>
+            <w:shd w:fill="D9E2F3" w:color="auto" w:val="clear"/>
+            <w:tcMar>
+              <w:top w:type="dxa" w:w="90"/>
+              <w:left w:type="dxa" w:w="120"/>
+              <w:bottom w:type="dxa" w:w="90"/>
+              <w:right w:type="dxa" w:w="120"/>
+            </w:tcMar>
+          </w:tcPr>
+          <w:p>
+            <w:r>
+              <w:rPr>
+                <w:b/>
+                <w:bCs/>
+                <w:color w:val="1F3864"/>
+                <w:sz w:val="19"/>
+                <w:szCs w:val="19"/>
+              </w:rPr>
+              <w:t xml:space="preserve">Shape_Length (m)</w:t>
+            </w:r>
+          </w:p>
+        </w:tc>
+      </w:tr>
+      <w:tr>
+        <w:trPr>
+          <w:cantSplit/>
+        </w:trPr>
+        <w:tc>
+          <w:tcPr>
+            <w:tcW w:type="dxa" w:w="2000"/>
+            <w:tcMar>
+              <w:top w:type="dxa" w:w="90"/>
+              <w:left w:type="dxa" w:w="120"/>
+              <w:bottom w:type="dxa" w:w="90"/>
+              <w:right w:type="dxa" w:w="120"/>
+            </w:tcMar>
+          </w:tcPr>
+          <w:p>
+            <w:r>
+              <w:rPr>
+                <w:color w:val="767171"/>
+                <w:sz w:val="19"/>
+                <w:szCs w:val="19"/>
+              </w:rPr>
+              <w:t xml:space="preserve"> </w:t>
+            </w:r>
+          </w:p>
+        </w:tc>
+        <w:tc>
+          <w:tcPr>
+            <w:tcW w:type="dxa" w:w="2400"/>
+            <w:tcMar>
+              <w:top w:type="dxa" w:w="90"/>
+              <w:left w:type="dxa" w:w="120"/>
+              <w:bottom w:type="dxa" w:w="90"/>
+              <w:right w:type="dxa" w:w="120"/>
+            </w:tcMar>
+          </w:tcPr>
+          <w:p>
+            <w:r>
+              <w:rPr>
+                <w:color w:val="767171"/>
+                <w:sz w:val="19"/>
+                <w:szCs w:val="19"/>
+              </w:rPr>
+              <w:t xml:space="preserve"> </w:t>
+            </w:r>
+          </w:p>
+        </w:tc>
+        <w:tc>
+          <w:tcPr>
+            <w:tcW w:type="dxa" w:w="1600"/>
+            <w:tcMar>
+              <w:top w:type="dxa" w:w="90"/>
+              <w:left w:type="dxa" w:w="120"/>
+              <w:bottom w:type="dxa" w:w="90"/>
+              <w:right w:type="dxa" w:w="120"/>
+            </w:tcMar>
+          </w:tcPr>
+          <w:p>
+            <w:r>
+              <w:rPr>
+                <w:color w:val="000000"/>
+                <w:sz w:val="19"/>
+                <w:szCs w:val="19"/>
+              </w:rPr>
+              <w:t xml:space="preserve">E</w:t>
+            </w:r>
+          </w:p>
+        </w:tc>
+        <w:tc>
+          <w:tcPr>
+            <w:tcW w:type="dxa" w:w="1600"/>
+            <w:tcMar>
+              <w:top w:type="dxa" w:w="90"/>
+              <w:left w:type="dxa" w:w="120"/>
+              <w:bottom w:type="dxa" w:w="90"/>
+              <w:right w:type="dxa" w:w="120"/>
+            </w:tcMar>
+          </w:tcPr>
+          <w:p>
+            <w:r>
+              <w:rPr>
+                <w:color w:val="767171"/>
+                <w:sz w:val="19"/>
+                <w:szCs w:val="19"/>
+              </w:rPr>
+              <w:t xml:space="preserve"> </w:t>
+            </w:r>
+          </w:p>
+        </w:tc>
+        <w:tc>
+          <w:tcPr>
+            <w:tcW w:type="dxa" w:w="1760"/>
+            <w:tcMar>
+              <w:top w:type="dxa" w:w="90"/>
+              <w:left w:type="dxa" w:w="120"/>
+              <w:bottom w:type="dxa" w:w="90"/>
+              <w:right w:type="dxa" w:w="120"/>
+            </w:tcMar>
+          </w:tcPr>
+          <w:p>
+            <w:r>
+              <w:rPr>
+                <w:color w:val="767171"/>
+                <w:sz w:val="19"/>
+                <w:szCs w:val="19"/>
+              </w:rPr>
+              <w:t xml:space="preserve"> </w:t>
+            </w:r>
+          </w:p>
+        </w:tc>
+      </w:tr>
+      <w:tr>
+        <w:trPr>
+          <w:cantSplit/>
+        </w:trPr>
+        <w:tc>
+          <w:tcPr>
+            <w:tcW w:type="dxa" w:w="2000"/>
+            <w:shd w:fill="F2F2F2" w:color="auto" w:val="clear"/>
+            <w:tcMar>
+              <w:top w:type="dxa" w:w="90"/>
+              <w:left w:type="dxa" w:w="120"/>
+              <w:bottom w:type="dxa" w:w="90"/>
+              <w:right w:type="dxa" w:w="120"/>
+            </w:tcMar>
+          </w:tcPr>
+          <w:p>
+            <w:r>
+              <w:rPr>
+                <w:color w:val="767171"/>
+                <w:sz w:val="19"/>
+                <w:szCs w:val="19"/>
+              </w:rPr>
+              <w:t xml:space="preserve"> </w:t>
+            </w:r>
+          </w:p>
+        </w:tc>
+        <w:tc>
+          <w:tcPr>
+            <w:tcW w:type="dxa" w:w="2400"/>
+            <w:shd w:fill="F2F2F2" w:color="auto" w:val="clear"/>
+            <w:tcMar>
+              <w:top w:type="dxa" w:w="90"/>
+              <w:left w:type="dxa" w:w="120"/>
+              <w:bottom w:type="dxa" w:w="90"/>
+              <w:right w:type="dxa" w:w="120"/>
+            </w:tcMar>
+          </w:tcPr>
+          <w:p>
+            <w:r>
+              <w:rPr>
+                <w:color w:val="767171"/>
+                <w:sz w:val="19"/>
+                <w:szCs w:val="19"/>
+              </w:rPr>
+              <w:t xml:space="preserve"> </w:t>
+            </w:r>
+          </w:p>
+        </w:tc>
+        <w:tc>
+          <w:tcPr>
+            <w:tcW w:type="dxa" w:w="1600"/>
+            <w:shd w:fill="F2F2F2" w:color="auto" w:val="clear"/>
+            <w:tcMar>
+              <w:top w:type="dxa" w:w="90"/>
+              <w:left w:type="dxa" w:w="120"/>
+              <w:bottom w:type="dxa" w:w="90"/>
+              <w:right w:type="dxa" w:w="120"/>
+            </w:tcMar>
+          </w:tcPr>
+          <w:p>
+            <w:r>
+              <w:rPr>
+                <w:color w:val="000000"/>
+                <w:sz w:val="19"/>
+                <w:szCs w:val="19"/>
+              </w:rPr>
+              <w:t xml:space="preserve">E + 10</w:t>
+            </w:r>
+          </w:p>
+        </w:tc>
+        <w:tc>
+          <w:tcPr>
+            <w:tcW w:type="dxa" w:w="1600"/>
+            <w:shd w:fill="F2F2F2" w:color="auto" w:val="clear"/>
+            <w:tcMar>
+              <w:top w:type="dxa" w:w="90"/>
+              <w:left w:type="dxa" w:w="120"/>
+              <w:bottom w:type="dxa" w:w="90"/>
+              <w:right w:type="dxa" w:w="120"/>
+            </w:tcMar>
+          </w:tcPr>
+          <w:p>
+            <w:r>
+              <w:rPr>
+                <w:color w:val="767171"/>
+                <w:sz w:val="19"/>
+                <w:szCs w:val="19"/>
+              </w:rPr>
+              <w:t xml:space="preserve"> </w:t>
+            </w:r>
+          </w:p>
+        </w:tc>
+        <w:tc>
+          <w:tcPr>
+            <w:tcW w:type="dxa" w:w="1760"/>
+            <w:shd w:fill="F2F2F2" w:color="auto" w:val="clear"/>
+            <w:tcMar>
+              <w:top w:type="dxa" w:w="90"/>
+              <w:left w:type="dxa" w:w="120"/>
+              <w:bottom w:type="dxa" w:w="90"/>
+              <w:right w:type="dxa" w:w="120"/>
+            </w:tcMar>
+          </w:tcPr>
+          <w:p>
+            <w:r>
+              <w:rPr>
+                <w:color w:val="767171"/>
+                <w:sz w:val="19"/>
+                <w:szCs w:val="19"/>
+              </w:rPr>
+              <w:t xml:space="preserve"> </w:t>
+            </w:r>
+          </w:p>
+        </w:tc>
+      </w:tr>
+      <w:tr>
+        <w:trPr>
+          <w:cantSplit/>
+        </w:trPr>
+        <w:tc>
+          <w:tcPr>
+            <w:tcW w:type="dxa" w:w="2000"/>
+            <w:tcMar>
+              <w:top w:type="dxa" w:w="90"/>
+              <w:left w:type="dxa" w:w="120"/>
+              <w:bottom w:type="dxa" w:w="90"/>
+              <w:right w:type="dxa" w:w="120"/>
+            </w:tcMar>
+          </w:tcPr>
+          <w:p>
+            <w:r>
+              <w:rPr>
+                <w:color w:val="767171"/>
+                <w:sz w:val="19"/>
+                <w:szCs w:val="19"/>
+              </w:rPr>
+              <w:t xml:space="preserve"> </w:t>
+            </w:r>
+          </w:p>
+        </w:tc>
+        <w:tc>
+          <w:tcPr>
+            <w:tcW w:type="dxa" w:w="2400"/>
+            <w:tcMar>
+              <w:top w:type="dxa" w:w="90"/>
+              <w:left w:type="dxa" w:w="120"/>
+              <w:bottom w:type="dxa" w:w="90"/>
+              <w:right w:type="dxa" w:w="120"/>
+            </w:tcMar>
+          </w:tcPr>
+          <w:p>
+            <w:r>
+              <w:rPr>
+                <w:color w:val="767171"/>
+                <w:sz w:val="19"/>
+                <w:szCs w:val="19"/>
+              </w:rPr>
+              <w:t xml:space="preserve"> </w:t>
+            </w:r>
+          </w:p>
+        </w:tc>
+        <w:tc>
+          <w:tcPr>
+            <w:tcW w:type="dxa" w:w="1600"/>
+            <w:tcMar>
+              <w:top w:type="dxa" w:w="90"/>
+              <w:left w:type="dxa" w:w="120"/>
+              <w:bottom w:type="dxa" w:w="90"/>
+              <w:right w:type="dxa" w:w="120"/>
+            </w:tcMar>
+          </w:tcPr>
+          <w:p>
+            <w:r>
+              <w:rPr>
+                <w:color w:val="000000"/>
+                <w:sz w:val="19"/>
+                <w:szCs w:val="19"/>
+              </w:rPr>
+              <w:t xml:space="preserve">E + 20</w:t>
+            </w:r>
+          </w:p>
+        </w:tc>
+        <w:tc>
+          <w:tcPr>
+            <w:tcW w:type="dxa" w:w="1600"/>
+            <w:tcMar>
+              <w:top w:type="dxa" w:w="90"/>
+              <w:left w:type="dxa" w:w="120"/>
+              <w:bottom w:type="dxa" w:w="90"/>
+              <w:right w:type="dxa" w:w="120"/>
+            </w:tcMar>
+          </w:tcPr>
+          <w:p>
+            <w:r>
+              <w:rPr>
+                <w:color w:val="767171"/>
+                <w:sz w:val="19"/>
+                <w:szCs w:val="19"/>
+              </w:rPr>
+              <w:t xml:space="preserve"> </w:t>
+            </w:r>
+          </w:p>
+        </w:tc>
+        <w:tc>
+          <w:tcPr>
+            <w:tcW w:type="dxa" w:w="1760"/>
+            <w:tcMar>
+              <w:top w:type="dxa" w:w="90"/>
+              <w:left w:type="dxa" w:w="120"/>
+              <w:bottom w:type="dxa" w:w="90"/>
+              <w:right w:type="dxa" w:w="120"/>
+            </w:tcMar>
+          </w:tcPr>
+          <w:p>
+            <w:r>
+              <w:rPr>
+                <w:color w:val="767171"/>
+                <w:sz w:val="19"/>
+                <w:szCs w:val="19"/>
+              </w:rPr>
+              <w:t xml:space="preserve"> </w:t>
+            </w:r>
+          </w:p>
+        </w:tc>
+      </w:tr>
+      <w:tr>
+        <w:trPr>
+          <w:cantSplit/>
+        </w:trPr>
+        <w:tc>
+          <w:tcPr>
+            <w:tcW w:type="dxa" w:w="2000"/>
+            <w:shd w:fill="F2F2F2" w:color="auto" w:val="clear"/>
+            <w:tcMar>
+              <w:top w:type="dxa" w:w="90"/>
+              <w:left w:type="dxa" w:w="120"/>
+              <w:bottom w:type="dxa" w:w="90"/>
+              <w:right w:type="dxa" w:w="120"/>
+            </w:tcMar>
+          </w:tcPr>
+          <w:p>
+            <w:r>
+              <w:rPr>
+                <w:color w:val="767171"/>
+                <w:sz w:val="19"/>
+                <w:szCs w:val="19"/>
+              </w:rPr>
+              <w:t xml:space="preserve"> </w:t>
+            </w:r>
+          </w:p>
+        </w:tc>
+        <w:tc>
+          <w:tcPr>
+            <w:tcW w:type="dxa" w:w="2400"/>
+            <w:shd w:fill="F2F2F2" w:color="auto" w:val="clear"/>
+            <w:tcMar>
+              <w:top w:type="dxa" w:w="90"/>
+              <w:left w:type="dxa" w:w="120"/>
+              <w:bottom w:type="dxa" w:w="90"/>
+              <w:right w:type="dxa" w:w="120"/>
+            </w:tcMar>
+          </w:tcPr>
+          <w:p>
+            <w:r>
+              <w:rPr>
+                <w:color w:val="767171"/>
+                <w:sz w:val="19"/>
+                <w:szCs w:val="19"/>
+              </w:rPr>
+              <w:t xml:space="preserve"> </w:t>
+            </w:r>
+          </w:p>
+        </w:tc>
+        <w:tc>
+          <w:tcPr>
+            <w:tcW w:type="dxa" w:w="1600"/>
+            <w:shd w:fill="F2F2F2" w:color="auto" w:val="clear"/>
+            <w:tcMar>
+              <w:top w:type="dxa" w:w="90"/>
+              <w:left w:type="dxa" w:w="120"/>
+              <w:bottom w:type="dxa" w:w="90"/>
+              <w:right w:type="dxa" w:w="120"/>
+            </w:tcMar>
+          </w:tcPr>
+          <w:p>
+            <w:r>
+              <w:rPr>
+                <w:color w:val="000000"/>
+                <w:sz w:val="19"/>
+                <w:szCs w:val="19"/>
+              </w:rPr>
+              <w:t xml:space="preserve">E + 30</w:t>
+            </w:r>
+          </w:p>
+        </w:tc>
+        <w:tc>
+          <w:tcPr>
+            <w:tcW w:type="dxa" w:w="1600"/>
+            <w:shd w:fill="F2F2F2" w:color="auto" w:val="clear"/>
+            <w:tcMar>
+              <w:top w:type="dxa" w:w="90"/>
+              <w:left w:type="dxa" w:w="120"/>
+              <w:bottom w:type="dxa" w:w="90"/>
+              <w:right w:type="dxa" w:w="120"/>
+            </w:tcMar>
+          </w:tcPr>
+          <w:p>
+            <w:r>
+              <w:rPr>
+                <w:color w:val="767171"/>
+                <w:sz w:val="19"/>
+                <w:szCs w:val="19"/>
+              </w:rPr>
+              <w:t xml:space="preserve"> </w:t>
+            </w:r>
+          </w:p>
+        </w:tc>
+        <w:tc>
+          <w:tcPr>
+            <w:tcW w:type="dxa" w:w="1760"/>
+            <w:shd w:fill="F2F2F2" w:color="auto" w:val="clear"/>
+            <w:tcMar>
+              <w:top w:type="dxa" w:w="90"/>
+              <w:left w:type="dxa" w:w="120"/>
+              <w:bottom w:type="dxa" w:w="90"/>
+              <w:right w:type="dxa" w:w="120"/>
+            </w:tcMar>
+          </w:tcPr>
+          <w:p>
+            <w:r>
+              <w:rPr>
+                <w:color w:val="767171"/>
+                <w:sz w:val="19"/>
+                <w:szCs w:val="19"/>
+              </w:rPr>
+              <w:t xml:space="preserve"> </w:t>
+            </w:r>
+          </w:p>
+        </w:tc>
+      </w:tr>
+      <w:tr>
+        <w:trPr>
+          <w:cantSplit/>
+        </w:trPr>
+        <w:tc>
+          <w:tcPr>
+            <w:tcW w:type="dxa" w:w="2000"/>
+            <w:tcMar>
+              <w:top w:type="dxa" w:w="90"/>
+              <w:left w:type="dxa" w:w="120"/>
+              <w:bottom w:type="dxa" w:w="90"/>
+              <w:right w:type="dxa" w:w="120"/>
+            </w:tcMar>
+          </w:tcPr>
+          <w:p>
+            <w:r>
+              <w:rPr>
+                <w:color w:val="767171"/>
+                <w:sz w:val="19"/>
+                <w:szCs w:val="19"/>
+              </w:rPr>
+              <w:t xml:space="preserve"> </w:t>
+            </w:r>
+          </w:p>
+        </w:tc>
+        <w:tc>
+          <w:tcPr>
+            <w:tcW w:type="dxa" w:w="2400"/>
+            <w:tcMar>
+              <w:top w:type="dxa" w:w="90"/>
+              <w:left w:type="dxa" w:w="120"/>
+              <w:bottom w:type="dxa" w:w="90"/>
+              <w:right w:type="dxa" w:w="120"/>
+            </w:tcMar>
+          </w:tcPr>
+          <w:p>
+            <w:r>
+              <w:rPr>
+                <w:color w:val="767171"/>
+                <w:sz w:val="19"/>
+                <w:szCs w:val="19"/>
+              </w:rPr>
+              <w:t xml:space="preserve"> </w:t>
+            </w:r>
+          </w:p>
+        </w:tc>
+        <w:tc>
+          <w:tcPr>
+            <w:tcW w:type="dxa" w:w="1600"/>
+            <w:tcMar>
+              <w:top w:type="dxa" w:w="90"/>
+              <w:left w:type="dxa" w:w="120"/>
+              <w:bottom w:type="dxa" w:w="90"/>
+              <w:right w:type="dxa" w:w="120"/>
+            </w:tcMar>
+          </w:tcPr>
+          <w:p>
+            <w:r>
+              <w:rPr>
+                <w:color w:val="000000"/>
+                <w:sz w:val="19"/>
+                <w:szCs w:val="19"/>
+              </w:rPr>
+              <w:t xml:space="preserve">E + 40</w:t>
+            </w:r>
+          </w:p>
+        </w:tc>
+        <w:tc>
+          <w:tcPr>
+            <w:tcW w:type="dxa" w:w="1600"/>
+            <w:tcMar>
+              <w:top w:type="dxa" w:w="90"/>
+              <w:left w:type="dxa" w:w="120"/>
+              <w:bottom w:type="dxa" w:w="90"/>
+              <w:right w:type="dxa" w:w="120"/>
+            </w:tcMar>
+          </w:tcPr>
+          <w:p>
+            <w:r>
+              <w:rPr>
+                <w:color w:val="767171"/>
+                <w:sz w:val="19"/>
+                <w:szCs w:val="19"/>
+              </w:rPr>
+              <w:t xml:space="preserve"> </w:t>
+            </w:r>
+          </w:p>
+        </w:tc>
+        <w:tc>
+          <w:tcPr>
+            <w:tcW w:type="dxa" w:w="1760"/>
+            <w:tcMar>
+              <w:top w:type="dxa" w:w="90"/>
+              <w:left w:type="dxa" w:w="120"/>
+              <w:bottom w:type="dxa" w:w="90"/>
+              <w:right w:type="dxa" w:w="120"/>
+            </w:tcMar>
+          </w:tcPr>
+          <w:p>
+            <w:r>
+              <w:rPr>
+                <w:color w:val="767171"/>
+                <w:sz w:val="19"/>
+                <w:szCs w:val="19"/>
+              </w:rPr>
+              <w:t xml:space="preserve"> </w:t>
+            </w:r>
+          </w:p>
+        </w:tc>
+      </w:tr>
+    </w:tbl>
+    <w:p>
+      <w:pPr>
+        <w:pStyle w:val="Caption"/>
+        <w:spacing w:after="240" w:before="100"/>
+      </w:pPr>
+      <w:r>
+        <w:rPr>
+          <w:b/>
+          <w:bCs/>
+          <w:color w:val="1F3864"/>
+          <w:sz w:val="19"/>
+          <w:szCs w:val="19"/>
+        </w:rPr>
+        <w:t xml:space="preserve">Table 3. Run 2 — the five levels from your BYU ID.</w:t>
+      </w:r>
+    </w:p>
+    <w:p>
+      <w:pPr>
+        <w:pStyle w:val="Heading1"/>
+        <w:spacing w:after="80" w:before="280"/>
+      </w:pPr>
+      <w:r>
+        <w:rPr>
+          <w:b/>
+          <w:bCs/>
+          <w:color w:val="1F3864"/>
+          <w:sz w:val="28"/>
+          <w:szCs w:val="28"/>
+        </w:rPr>
+        <w:t xml:space="preserve">6.  Proof the Model Ran</w:t>
+      </w:r>
+    </w:p>
+    <w:p>
+      <w:pPr>
+        <w:spacing w:after="160" w:before="60"/>
+      </w:pPr>
+      <w:r>
+        <w:rPr>
+          <w:i/>
+          <w:iCs/>
+          <w:color w:val="767171"/>
+          <w:sz w:val="19"/>
+          <w:szCs w:val="19"/>
+        </w:rPr>
+        <w:t xml:space="preserve">Rubric: part of the 4 points for a working model. A screen capture of the Geoprocessing History pane (Analysis tab ▸ History) listing both runs with their dates and run times.</w:t>
+      </w:r>
+    </w:p>
+    <w:tbl>
+      <w:tblPr>
+        <w:tblW w:type="dxa" w:w="9360"/>
+        <w:tblBorders>
+          <w:top w:val="dashed" w:color="BFBFBF" w:sz="6"/>
+          <w:left w:val="dashed" w:color="BFBFBF" w:sz="6"/>
+          <w:bottom w:val="dashed" w:color="BFBFBF" w:sz="6"/>
+          <w:right w:val="dashed" w:color="BFBFBF" w:sz="6"/>
+          <w:insideH w:val="dashed" w:color="BFBFBF" w:sz="6"/>
+          <w:insideV w:val="dashed" w:color="BFBFBF" w:sz="6"/>
+        </w:tblBorders>
+      </w:tblPr>
+      <w:tblGrid>
+        <w:gridCol w:w="9360"/>
+      </w:tblGrid>
+      <w:tr>
+        <w:trPr>
+          <w:cantSplit/>
+          <w:trHeight w:val="4320" w:hRule="atLeast"/>
+        </w:trPr>
+        <w:tc>
+          <w:tcPr>
+            <w:tcW w:type="dxa" w:w="9360"/>
+            <w:vAlign w:val="center"/>
+          </w:tcPr>
+          <w:p>
+            <w:pPr>
+              <w:keepNext/>
+              <w:jc w:val="center"/>
+            </w:pPr>
+            <w:r>
+              <w:rPr>
+                <w:i/>
+                <w:iCs/>
+                <w:color w:val="767171"/>
+                <w:sz w:val="19"/>
+                <w:szCs w:val="19"/>
+                <w:highlight w:val="yellow"/>
+              </w:rPr>
+              <w:t xml:space="preserve">[ Insert image here — delete this box ]</w:t>
+            </w:r>
+          </w:p>
+        </w:tc>
+      </w:tr>
+    </w:tbl>
+    <w:p>
+      <w:pPr>
+        <w:pStyle w:val="Caption"/>
+        <w:spacing w:after="240" w:before="100"/>
+      </w:pPr>
+      <w:r>
+        <w:rPr>
+          <w:b/>
+          <w:bCs/>
+          <w:color w:val="1F3864"/>
+          <w:sz w:val="19"/>
+          <w:szCs w:val="19"/>
+        </w:rPr>
+        <w:t xml:space="preserve">Figure 4. Geoprocessing History, showing Run 1 and Run 2.</w:t>
       </w:r>
     </w:p>
     <w:p>
@@ -4380,10 +3109,48 @@
     </w:p>
     <w:p>
       <w:pPr>
+        <w:pStyle w:val="Heading1"/>
+        <w:spacing w:after="80" w:before="280"/>
+      </w:pPr>
+      <w:r>
+        <w:rPr>
+          <w:b/>
+          <w:bCs/>
+          <w:color w:val="1F3864"/>
+          <w:sz w:val="28"/>
+          <w:szCs w:val="28"/>
+        </w:rPr>
+        <w:t xml:space="preserve">7.  Maps</w:t>
+      </w:r>
+    </w:p>
+    <w:p>
+      <w:pPr>
         <w:spacing w:after="160" w:before="60"/>
       </w:pPr>
       <w:r>
-        <w:t>Everything Map 1 needs, plus: the title and text box say what changed from Map 1 and why this run was chosen.</w:t>
+        <w:rPr>
+          <w:i/>
+          <w:iCs/>
+          <w:color w:val="767171"/>
+          <w:sz w:val="19"/>
+          <w:szCs w:val="19"/>
+        </w:rPr>
+        <w:t xml:space="preserve">Both maps are full-page, 8.5 × 11, and each is also uploaded as its own PDF exported from the ArcGIS Pro layout. Put each on its own page here. Symbolize the shorelines the same way on both, so a reader can compare them.</w:t>
+      </w:r>
+    </w:p>
+    <w:p>
+      <w:pPr>
+        <w:spacing w:after="160" w:before="60"/>
+      </w:pPr>
+      <w:r>
+        <w:rPr>
+          <w:i/>
+          <w:iCs/>
+          <w:color w:val="767171"/>
+          <w:sz w:val="19"/>
+          <w:szCs w:val="19"/>
+        </w:rPr>
+        <w:t xml:space="preserve">Must carry: title stating the elevation range and step; neat line, north arrow and scale bar; a text box with author, date, map projection, and the surface’s source, survey date and vertical datum; the nested shorelines symbolized so low and high are readable, with a legend and a few levels labeled on the map; dead pool, full pool and the record low pointed out; basemap, scale and legibility appropriate to the lake.</w:t>
       </w:r>
     </w:p>
     <w:tbl>
@@ -4444,7 +3211,88 @@
           <w:sz w:val="19"/>
           <w:szCs w:val="19"/>
         </w:rPr>
-        <w:t xml:space="preserve">Map 2. Scenario — a different range or step from Step 7.</w:t>
+        <w:t xml:space="preserve">Map 1. Run 1 — the 35 nested shorelines, dead pool to 3,710 ft.</w:t>
+      </w:r>
+    </w:p>
+    <w:p>
+      <w:r>
+        <w:br w:type="page"/>
+      </w:r>
+    </w:p>
+    <w:p>
+      <w:pPr>
+        <w:spacing w:after="160" w:before="60"/>
+      </w:pPr>
+      <w:r>
+        <w:rPr>
+          <w:i/>
+          <w:iCs/>
+          <w:color w:val="767171"/>
+          <w:sz w:val="19"/>
+          <w:szCs w:val="19"/>
+        </w:rPr>
+        <w:t xml:space="preserve">Must carry: a title stating your five levels; neat line, north arrow and scale bar; the same text box; the five shorelines symbolized as on Map 1 with a legend and each level labeled; a view zoomed to a part of the lake where the five levels are visibly different.</w:t>
+      </w:r>
+    </w:p>
+    <w:tbl>
+      <w:tblPr>
+        <w:tblW w:type="dxa" w:w="9360"/>
+        <w:tblBorders>
+          <w:top w:val="dashed" w:color="BFBFBF" w:sz="6"/>
+          <w:left w:val="dashed" w:color="BFBFBF" w:sz="6"/>
+          <w:bottom w:val="dashed" w:color="BFBFBF" w:sz="6"/>
+          <w:right w:val="dashed" w:color="BFBFBF" w:sz="6"/>
+          <w:insideH w:val="dashed" w:color="BFBFBF" w:sz="6"/>
+          <w:insideV w:val="dashed" w:color="BFBFBF" w:sz="6"/>
+        </w:tblBorders>
+      </w:tblPr>
+      <w:tblGrid>
+        <w:gridCol w:w="9360"/>
+      </w:tblGrid>
+      <w:tr>
+        <w:trPr>
+          <w:cantSplit/>
+          <w:trHeight w:val="8640" w:hRule="atLeast"/>
+        </w:trPr>
+        <w:tc>
+          <w:tcPr>
+            <w:tcW w:type="dxa" w:w="9360"/>
+            <w:vAlign w:val="center"/>
+          </w:tcPr>
+          <w:p>
+            <w:pPr>
+              <w:keepNext/>
+              <w:jc w:val="center"/>
+            </w:pPr>
+            <w:r>
+              <w:rPr>
+                <w:i/>
+                <w:iCs/>
+                <w:color w:val="767171"/>
+                <w:sz w:val="19"/>
+                <w:szCs w:val="19"/>
+                <w:highlight w:val="yellow"/>
+              </w:rPr>
+              <w:t xml:space="preserve">[ Insert image here — delete this box ]</w:t>
+            </w:r>
+          </w:p>
+        </w:tc>
+      </w:tr>
+    </w:tbl>
+    <w:p>
+      <w:pPr>
+        <w:pStyle w:val="Caption"/>
+        <w:spacing w:after="240" w:before="100"/>
+      </w:pPr>
+      <w:r>
+        <w:rPr>
+          <w:b/>
+          <w:bCs/>
+          <w:color w:val="1F3864"/>
+          <w:sz w:val="19"/>
+          <w:szCs w:val="19"/>
+        </w:rPr>
+        <w:t xml:space="preserve">Map 2. Run 2 — your five levels, close up.</w:t>
       </w:r>
     </w:p>
     <w:p>
@@ -4698,7 +3546,7 @@
                 <w:sz w:val="19"/>
                 <w:szCs w:val="19"/>
               </w:rPr>
-              <w:t xml:space="preserve">Write-up (2–3 pages)</w:t>
+              <w:t xml:space="preserve">Write-up (2 pages)</w:t>
             </w:r>
           </w:p>
           <w:p>
@@ -4749,7 +3597,7 @@
                 <w:sz w:val="17"/>
                 <w:szCs w:val="17"/>
               </w:rPr>
-              <w:t xml:space="preserve">The three metadata values for the surface and what each means for your result (2)</w:t>
+              <w:t xml:space="preserve">The three metadata values for the surface and what each means for your result (3)</w:t>
             </w:r>
           </w:p>
           <w:p>
@@ -4766,7 +3614,7 @@
                 <w:sz w:val="17"/>
                 <w:szCs w:val="17"/>
               </w:rPr>
-              <w:t xml:space="preserve">The shore-feature table: how you chose the features and the elevation at which each goes dry (2)</w:t>
+              <w:t xml:space="preserve">The two short observations: how area per foot changes from dead pool to full pool and why, and where your five levels sit against the record low and full pool (2)</w:t>
             </w:r>
           </w:p>
           <w:p>
@@ -4783,7 +3631,88 @@
                 <w:sz w:val="17"/>
                 <w:szCs w:val="17"/>
               </w:rPr>
-              <w:t xml:space="preserve">Where the shorelines are wrong and why, and what data would fix it (2)</w:t>
+              <w:t xml:space="preserve">Organized writing, figures numbered and referred to, sources credited, rubric pasted with your self-assessment (2)</w:t>
+            </w:r>
+          </w:p>
+        </w:tc>
+        <w:tc>
+          <w:tcPr>
+            <w:tcW w:type="dxa" w:w="900"/>
+            <w:tcMar>
+              <w:top w:type="dxa" w:w="90"/>
+              <w:left w:type="dxa" w:w="120"/>
+              <w:bottom w:type="dxa" w:w="90"/>
+              <w:right w:type="dxa" w:w="120"/>
+            </w:tcMar>
+          </w:tcPr>
+          <w:p>
+            <w:pPr>
+              <w:jc w:val="center"/>
+            </w:pPr>
+            <w:r>
+              <w:rPr>
+                <w:b w:val="false"/>
+                <w:bCs w:val="false"/>
+                <w:sz w:val="19"/>
+                <w:szCs w:val="19"/>
+              </w:rPr>
+              <w:t xml:space="preserve">10</w:t>
+            </w:r>
+          </w:p>
+        </w:tc>
+        <w:tc>
+          <w:tcPr>
+            <w:tcW w:type="dxa" w:w="1260"/>
+            <w:tcMar>
+              <w:top w:type="dxa" w:w="90"/>
+              <w:left w:type="dxa" w:w="120"/>
+              <w:bottom w:type="dxa" w:w="90"/>
+              <w:right w:type="dxa" w:w="120"/>
+            </w:tcMar>
+          </w:tcPr>
+          <w:p>
+            <w:pPr>
+              <w:jc w:val="center"/>
+            </w:pPr>
+            <w:r>
+              <w:rPr>
+                <w:b w:val="false"/>
+                <w:bCs w:val="false"/>
+                <w:sz w:val="19"/>
+                <w:szCs w:val="19"/>
+                <w:highlight w:val="yellow"/>
+              </w:rPr>
+              <w:t xml:space="preserve">___ / 10</w:t>
+            </w:r>
+          </w:p>
+        </w:tc>
+      </w:tr>
+      <w:tr>
+        <w:trPr>
+          <w:cantSplit/>
+        </w:trPr>
+        <w:tc>
+          <w:tcPr>
+            <w:tcW w:type="dxa" w:w="7200"/>
+            <w:tcMar>
+              <w:top w:type="dxa" w:w="90"/>
+              <w:left w:type="dxa" w:w="120"/>
+              <w:bottom w:type="dxa" w:w="90"/>
+              <w:right w:type="dxa" w:w="120"/>
+            </w:tcMar>
+          </w:tcPr>
+          <w:p>
+            <w:pPr>
+              <w:spacing w:after="60"/>
+            </w:pPr>
+            <w:r>
+              <w:rPr>
+                <w:b/>
+                <w:bCs/>
+                <w:sz w:val="19"/>
+                <w:szCs w:val="19"/>
+              </w:rPr>
+              <w:t xml:space="preserve">ModelBuilder model — correct and working</w:t>
             </w:r>
           </w:p>
           <w:p>
@@ -4800,88 +3729,7 @@
                 <w:sz w:val="17"/>
                 <w:szCs w:val="17"/>
               </w:rPr>
-              <w:t xml:space="preserve">Organized writing, figures numbered and referred to, sources credited, rubric pasted with your self-assessment (1)</w:t>
-            </w:r>
-          </w:p>
-        </w:tc>
-        <w:tc>
-          <w:tcPr>
-            <w:tcW w:type="dxa" w:w="900"/>
-            <w:tcMar>
-              <w:top w:type="dxa" w:w="90"/>
-              <w:left w:type="dxa" w:w="120"/>
-              <w:bottom w:type="dxa" w:w="90"/>
-              <w:right w:type="dxa" w:w="120"/>
-            </w:tcMar>
-          </w:tcPr>
-          <w:p>
-            <w:pPr>
-              <w:jc w:val="center"/>
-            </w:pPr>
-            <w:r>
-              <w:rPr>
-                <w:b w:val="false"/>
-                <w:bCs w:val="false"/>
-                <w:sz w:val="19"/>
-                <w:szCs w:val="19"/>
-              </w:rPr>
-              <w:t xml:space="preserve">10</w:t>
-            </w:r>
-          </w:p>
-        </w:tc>
-        <w:tc>
-          <w:tcPr>
-            <w:tcW w:type="dxa" w:w="1260"/>
-            <w:tcMar>
-              <w:top w:type="dxa" w:w="90"/>
-              <w:left w:type="dxa" w:w="120"/>
-              <w:bottom w:type="dxa" w:w="90"/>
-              <w:right w:type="dxa" w:w="120"/>
-            </w:tcMar>
-          </w:tcPr>
-          <w:p>
-            <w:pPr>
-              <w:jc w:val="center"/>
-            </w:pPr>
-            <w:r>
-              <w:rPr>
-                <w:b w:val="false"/>
-                <w:bCs w:val="false"/>
-                <w:sz w:val="19"/>
-                <w:szCs w:val="19"/>
-                <w:highlight w:val="yellow"/>
-              </w:rPr>
-              <w:t xml:space="preserve">___ / 10</w:t>
-            </w:r>
-          </w:p>
-        </w:tc>
-      </w:tr>
-      <w:tr>
-        <w:trPr>
-          <w:cantSplit/>
-        </w:trPr>
-        <w:tc>
-          <w:tcPr>
-            <w:tcW w:type="dxa" w:w="7200"/>
-            <w:tcMar>
-              <w:top w:type="dxa" w:w="90"/>
-              <w:left w:type="dxa" w:w="120"/>
-              <w:bottom w:type="dxa" w:w="90"/>
-              <w:right w:type="dxa" w:w="120"/>
-            </w:tcMar>
-          </w:tcPr>
-          <w:p>
-            <w:pPr>
-              <w:spacing w:after="60"/>
-            </w:pPr>
-            <w:r>
-              <w:rPr>
-                <w:b/>
-                <w:bCs/>
-                <w:sz w:val="19"/>
-                <w:szCs w:val="19"/>
-              </w:rPr>
-              <w:t xml:space="preserve">ModelBuilder model — correct and working</w:t>
+              <w:t xml:space="preserve">The model runs end to end from its tool dialog, loops over the elevations, and produces one merged feature class with one labeled shoreline per elevation, and the History capture shows both runs (4)</w:t>
             </w:r>
           </w:p>
           <w:p>
@@ -4898,7 +3746,7 @@
                 <w:sz w:val="17"/>
                 <w:szCs w:val="17"/>
               </w:rPr>
-              <w:t xml:space="preserve">The model runs end to end from its tool dialog, loops over the elevations, and produces one merged feature class with one labeled shoreline per elevation; the shoreline count and the areas at the default values match the check values (4)</w:t>
+              <w:t xml:space="preserve">A full-page model figure exported from ModelBuilder, with the iterator, the loop, and the collector readable (2)</w:t>
             </w:r>
           </w:p>
           <w:p>
@@ -4915,7 +3763,7 @@
                 <w:sz w:val="17"/>
                 <w:szCs w:val="17"/>
               </w:rPr>
-              <w:t xml:space="preserve">A full-page model figure exported from ModelBuilder, with the iterator, the loop, and the collector readable (2)</w:t>
+              <w:t xml:space="preserve">A screen capture of the toolbox interface with the From, To and By parameters exposed (2)</w:t>
             </w:r>
           </w:p>
           <w:p>
@@ -4932,7 +3780,88 @@
                 <w:sz w:val="17"/>
                 <w:szCs w:val="17"/>
               </w:rPr>
-              <w:t xml:space="preserve">A screen capture of the toolbox interface with the low, high, and step parameters exposed (2)</w:t>
+              <w:t xml:space="preserve">A description of the model a reader could repeat from, including how the loop value reaches the tools inside it (2)</w:t>
+            </w:r>
+          </w:p>
+        </w:tc>
+        <w:tc>
+          <w:tcPr>
+            <w:tcW w:type="dxa" w:w="900"/>
+            <w:tcMar>
+              <w:top w:type="dxa" w:w="90"/>
+              <w:left w:type="dxa" w:w="120"/>
+              <w:bottom w:type="dxa" w:w="90"/>
+              <w:right w:type="dxa" w:w="120"/>
+            </w:tcMar>
+          </w:tcPr>
+          <w:p>
+            <w:pPr>
+              <w:jc w:val="center"/>
+            </w:pPr>
+            <w:r>
+              <w:rPr>
+                <w:b w:val="false"/>
+                <w:bCs w:val="false"/>
+                <w:sz w:val="19"/>
+                <w:szCs w:val="19"/>
+              </w:rPr>
+              <w:t xml:space="preserve">10</w:t>
+            </w:r>
+          </w:p>
+        </w:tc>
+        <w:tc>
+          <w:tcPr>
+            <w:tcW w:type="dxa" w:w="1260"/>
+            <w:tcMar>
+              <w:top w:type="dxa" w:w="90"/>
+              <w:left w:type="dxa" w:w="120"/>
+              <w:bottom w:type="dxa" w:w="90"/>
+              <w:right w:type="dxa" w:w="120"/>
+            </w:tcMar>
+          </w:tcPr>
+          <w:p>
+            <w:pPr>
+              <w:jc w:val="center"/>
+            </w:pPr>
+            <w:r>
+              <w:rPr>
+                <w:b w:val="false"/>
+                <w:bCs w:val="false"/>
+                <w:sz w:val="19"/>
+                <w:szCs w:val="19"/>
+                <w:highlight w:val="yellow"/>
+              </w:rPr>
+              <w:t xml:space="preserve">___ / 10</w:t>
+            </w:r>
+          </w:p>
+        </w:tc>
+      </w:tr>
+      <w:tr>
+        <w:trPr>
+          <w:cantSplit/>
+        </w:trPr>
+        <w:tc>
+          <w:tcPr>
+            <w:tcW w:type="dxa" w:w="7200"/>
+            <w:tcMar>
+              <w:top w:type="dxa" w:w="90"/>
+              <w:left w:type="dxa" w:w="120"/>
+              <w:bottom w:type="dxa" w:w="90"/>
+              <w:right w:type="dxa" w:w="120"/>
+            </w:tcMar>
+          </w:tcPr>
+          <w:p>
+            <w:pPr>
+              <w:spacing w:after="60"/>
+            </w:pPr>
+            <w:r>
+              <w:rPr>
+                <w:b/>
+                <w:bCs/>
+                <w:sz w:val="19"/>
+                <w:szCs w:val="19"/>
+              </w:rPr>
+              <w:t xml:space="preserve">Run 1 and Run 2 (Step 7)</w:t>
             </w:r>
           </w:p>
           <w:p>
@@ -4949,88 +3878,7 @@
                 <w:sz w:val="17"/>
                 <w:szCs w:val="17"/>
               </w:rPr>
-              <w:t xml:space="preserve">A description of the model a reader could repeat from, including how the loop value reaches the tools inside it (2)</w:t>
-            </w:r>
-          </w:p>
-        </w:tc>
-        <w:tc>
-          <w:tcPr>
-            <w:tcW w:type="dxa" w:w="900"/>
-            <w:tcMar>
-              <w:top w:type="dxa" w:w="90"/>
-              <w:left w:type="dxa" w:w="120"/>
-              <w:bottom w:type="dxa" w:w="90"/>
-              <w:right w:type="dxa" w:w="120"/>
-            </w:tcMar>
-          </w:tcPr>
-          <w:p>
-            <w:pPr>
-              <w:jc w:val="center"/>
-            </w:pPr>
-            <w:r>
-              <w:rPr>
-                <w:b w:val="false"/>
-                <w:bCs w:val="false"/>
-                <w:sz w:val="19"/>
-                <w:szCs w:val="19"/>
-              </w:rPr>
-              <w:t xml:space="preserve">10</w:t>
-            </w:r>
-          </w:p>
-        </w:tc>
-        <w:tc>
-          <w:tcPr>
-            <w:tcW w:type="dxa" w:w="1260"/>
-            <w:tcMar>
-              <w:top w:type="dxa" w:w="90"/>
-              <w:left w:type="dxa" w:w="120"/>
-              <w:bottom w:type="dxa" w:w="90"/>
-              <w:right w:type="dxa" w:w="120"/>
-            </w:tcMar>
-          </w:tcPr>
-          <w:p>
-            <w:pPr>
-              <w:jc w:val="center"/>
-            </w:pPr>
-            <w:r>
-              <w:rPr>
-                <w:b w:val="false"/>
-                <w:bCs w:val="false"/>
-                <w:sz w:val="19"/>
-                <w:szCs w:val="19"/>
-                <w:highlight w:val="yellow"/>
-              </w:rPr>
-              <w:t xml:space="preserve">___ / 10</w:t>
-            </w:r>
-          </w:p>
-        </w:tc>
-      </w:tr>
-      <w:tr>
-        <w:trPr>
-          <w:cantSplit/>
-        </w:trPr>
-        <w:tc>
-          <w:tcPr>
-            <w:tcW w:type="dxa" w:w="7200"/>
-            <w:tcMar>
-              <w:top w:type="dxa" w:w="90"/>
-              <w:left w:type="dxa" w:w="120"/>
-              <w:bottom w:type="dxa" w:w="90"/>
-              <w:right w:type="dxa" w:w="120"/>
-            </w:tcMar>
-          </w:tcPr>
-          <w:p>
-            <w:pPr>
-              <w:spacing w:after="60"/>
-            </w:pPr>
-            <w:r>
-              <w:rPr>
-                <w:b/>
-                <w:bCs/>
-                <w:sz w:val="19"/>
-                <w:szCs w:val="19"/>
-              </w:rPr>
-              <w:t xml:space="preserve">Map 1 — your baseline (full page, 8.5 × 11)</w:t>
+              <w:t xml:space="preserve">Run 1's attribute table captured in full: 35 rows, and the areas at 3,370, 3,500 and 3,700 ft match the check values (4)</w:t>
             </w:r>
           </w:p>
           <w:p>
@@ -5047,7 +3895,7 @@
                 <w:sz w:val="17"/>
                 <w:szCs w:val="17"/>
               </w:rPr>
-              <w:t xml:space="preserve">Title stating the elevation range and step (1)</w:t>
+              <w:t xml:space="preserve">Run 2's table: your BYU ID digits, your E, and five rows of elevation, area and shoreline length that match a run at your levels (4)</w:t>
             </w:r>
           </w:p>
           <w:p>
@@ -5064,7 +3912,88 @@
                 <w:sz w:val="17"/>
                 <w:szCs w:val="17"/>
               </w:rPr>
-              <w:t xml:space="preserve">Neat line, north arrow and scale bar (1)</w:t>
+              <w:t xml:space="preserve">Both Shorelines outputs named for their levels, as Step 7 asks (2)</w:t>
+            </w:r>
+          </w:p>
+        </w:tc>
+        <w:tc>
+          <w:tcPr>
+            <w:tcW w:type="dxa" w:w="900"/>
+            <w:tcMar>
+              <w:top w:type="dxa" w:w="90"/>
+              <w:left w:type="dxa" w:w="120"/>
+              <w:bottom w:type="dxa" w:w="90"/>
+              <w:right w:type="dxa" w:w="120"/>
+            </w:tcMar>
+          </w:tcPr>
+          <w:p>
+            <w:pPr>
+              <w:jc w:val="center"/>
+            </w:pPr>
+            <w:r>
+              <w:rPr>
+                <w:b w:val="false"/>
+                <w:bCs w:val="false"/>
+                <w:sz w:val="19"/>
+                <w:szCs w:val="19"/>
+              </w:rPr>
+              <w:t xml:space="preserve">10</w:t>
+            </w:r>
+          </w:p>
+        </w:tc>
+        <w:tc>
+          <w:tcPr>
+            <w:tcW w:type="dxa" w:w="1260"/>
+            <w:tcMar>
+              <w:top w:type="dxa" w:w="90"/>
+              <w:left w:type="dxa" w:w="120"/>
+              <w:bottom w:type="dxa" w:w="90"/>
+              <w:right w:type="dxa" w:w="120"/>
+            </w:tcMar>
+          </w:tcPr>
+          <w:p>
+            <w:pPr>
+              <w:jc w:val="center"/>
+            </w:pPr>
+            <w:r>
+              <w:rPr>
+                <w:b w:val="false"/>
+                <w:bCs w:val="false"/>
+                <w:sz w:val="19"/>
+                <w:szCs w:val="19"/>
+                <w:highlight w:val="yellow"/>
+              </w:rPr>
+              <w:t xml:space="preserve">___ / 10</w:t>
+            </w:r>
+          </w:p>
+        </w:tc>
+      </w:tr>
+      <w:tr>
+        <w:trPr>
+          <w:cantSplit/>
+        </w:trPr>
+        <w:tc>
+          <w:tcPr>
+            <w:tcW w:type="dxa" w:w="7200"/>
+            <w:tcMar>
+              <w:top w:type="dxa" w:w="90"/>
+              <w:left w:type="dxa" w:w="120"/>
+              <w:bottom w:type="dxa" w:w="90"/>
+              <w:right w:type="dxa" w:w="120"/>
+            </w:tcMar>
+          </w:tcPr>
+          <w:p>
+            <w:pPr>
+              <w:spacing w:after="60"/>
+            </w:pPr>
+            <w:r>
+              <w:rPr>
+                <w:b/>
+                <w:bCs/>
+                <w:sz w:val="19"/>
+                <w:szCs w:val="19"/>
+              </w:rPr>
+              <w:t xml:space="preserve">Map 1 — Run 1, the whole lake (full page, 8.5 × 11, uploaded as a layout PDF)</w:t>
             </w:r>
           </w:p>
           <w:p>
@@ -5081,7 +4010,7 @@
                 <w:sz w:val="17"/>
                 <w:szCs w:val="17"/>
               </w:rPr>
-              <w:t xml:space="preserve">Text box with author, date, map projection, and the surface's source, survey date and vertical datum (1)</w:t>
+              <w:t xml:space="preserve">Title stating the elevation range and step (1)</w:t>
             </w:r>
           </w:p>
           <w:p>
@@ -5098,7 +4027,7 @@
                 <w:sz w:val="17"/>
                 <w:szCs w:val="17"/>
               </w:rPr>
-              <w:t xml:space="preserve">The nested shorelines symbolized so each elevation is readable, with a legend (2)</w:t>
+              <w:t xml:space="preserve">Neat line, north arrow and scale bar (1)</w:t>
             </w:r>
           </w:p>
           <w:p>
@@ -5115,7 +4044,7 @@
                 <w:sz w:val="17"/>
                 <w:szCs w:val="17"/>
               </w:rPr>
-              <w:t xml:space="preserve">Your shore-feature points, labeled (1)</w:t>
+              <w:t xml:space="preserve">Text box with author, date, map projection, and the surface's source, survey date and vertical datum (1)</w:t>
             </w:r>
           </w:p>
           <w:p>
@@ -5132,7 +4061,7 @@
                 <w:sz w:val="17"/>
                 <w:szCs w:val="17"/>
               </w:rPr>
-              <w:t xml:space="preserve">An inset or close-up of one feature at the elevation it goes dry (2)</w:t>
+              <w:t xml:space="preserve">The 35 nested shorelines symbolized so low and high are readable, with a legend and a few levels labeled on the map (3)</w:t>
             </w:r>
           </w:p>
           <w:p>
@@ -5149,88 +4078,7 @@
                 <w:sz w:val="17"/>
                 <w:szCs w:val="17"/>
               </w:rPr>
-              <w:t xml:space="preserve">Basemap, scale and legibility appropriate to the lake (2)</w:t>
-            </w:r>
-          </w:p>
-        </w:tc>
-        <w:tc>
-          <w:tcPr>
-            <w:tcW w:type="dxa" w:w="900"/>
-            <w:tcMar>
-              <w:top w:type="dxa" w:w="90"/>
-              <w:left w:type="dxa" w:w="120"/>
-              <w:bottom w:type="dxa" w:w="90"/>
-              <w:right w:type="dxa" w:w="120"/>
-            </w:tcMar>
-          </w:tcPr>
-          <w:p>
-            <w:pPr>
-              <w:jc w:val="center"/>
-            </w:pPr>
-            <w:r>
-              <w:rPr>
-                <w:b w:val="false"/>
-                <w:bCs w:val="false"/>
-                <w:sz w:val="19"/>
-                <w:szCs w:val="19"/>
-              </w:rPr>
-              <w:t xml:space="preserve">10</w:t>
-            </w:r>
-          </w:p>
-        </w:tc>
-        <w:tc>
-          <w:tcPr>
-            <w:tcW w:type="dxa" w:w="1260"/>
-            <w:tcMar>
-              <w:top w:type="dxa" w:w="90"/>
-              <w:left w:type="dxa" w:w="120"/>
-              <w:bottom w:type="dxa" w:w="90"/>
-              <w:right w:type="dxa" w:w="120"/>
-            </w:tcMar>
-          </w:tcPr>
-          <w:p>
-            <w:pPr>
-              <w:jc w:val="center"/>
-            </w:pPr>
-            <w:r>
-              <w:rPr>
-                <w:b w:val="false"/>
-                <w:bCs w:val="false"/>
-                <w:sz w:val="19"/>
-                <w:szCs w:val="19"/>
-                <w:highlight w:val="yellow"/>
-              </w:rPr>
-              <w:t xml:space="preserve">___ / 10</w:t>
-            </w:r>
-          </w:p>
-        </w:tc>
-      </w:tr>
-      <w:tr>
-        <w:trPr>
-          <w:cantSplit/>
-        </w:trPr>
-        <w:tc>
-          <w:tcPr>
-            <w:tcW w:type="dxa" w:w="7200"/>
-            <w:tcMar>
-              <w:top w:type="dxa" w:w="90"/>
-              <w:left w:type="dxa" w:w="120"/>
-              <w:bottom w:type="dxa" w:w="90"/>
-              <w:right w:type="dxa" w:w="120"/>
-            </w:tcMar>
-          </w:tcPr>
-          <w:p>
-            <w:pPr>
-              <w:spacing w:after="60"/>
-            </w:pPr>
-            <w:r>
-              <w:rPr>
-                <w:b/>
-                <w:bCs/>
-                <w:sz w:val="19"/>
-                <w:szCs w:val="19"/>
-              </w:rPr>
-              <w:t xml:space="preserve">Map 2 — one Step 7 scenario (full page, 8.5 × 11)</w:t>
+              <w:t xml:space="preserve">Dead pool, full pool and the record low pointed out (2)</w:t>
             </w:r>
           </w:p>
           <w:p>
@@ -5247,7 +4095,88 @@
                 <w:sz w:val="17"/>
                 <w:szCs w:val="17"/>
               </w:rPr>
-              <w:t xml:space="preserve">Title stating the elevation range and step (1)</w:t>
+              <w:t xml:space="preserve">Basemap, scale and legibility appropriate to the lake (2)</w:t>
+            </w:r>
+          </w:p>
+        </w:tc>
+        <w:tc>
+          <w:tcPr>
+            <w:tcW w:type="dxa" w:w="900"/>
+            <w:tcMar>
+              <w:top w:type="dxa" w:w="90"/>
+              <w:left w:type="dxa" w:w="120"/>
+              <w:bottom w:type="dxa" w:w="90"/>
+              <w:right w:type="dxa" w:w="120"/>
+            </w:tcMar>
+          </w:tcPr>
+          <w:p>
+            <w:pPr>
+              <w:jc w:val="center"/>
+            </w:pPr>
+            <w:r>
+              <w:rPr>
+                <w:b w:val="false"/>
+                <w:bCs w:val="false"/>
+                <w:sz w:val="19"/>
+                <w:szCs w:val="19"/>
+              </w:rPr>
+              <w:t xml:space="preserve">10</w:t>
+            </w:r>
+          </w:p>
+        </w:tc>
+        <w:tc>
+          <w:tcPr>
+            <w:tcW w:type="dxa" w:w="1260"/>
+            <w:tcMar>
+              <w:top w:type="dxa" w:w="90"/>
+              <w:left w:type="dxa" w:w="120"/>
+              <w:bottom w:type="dxa" w:w="90"/>
+              <w:right w:type="dxa" w:w="120"/>
+            </w:tcMar>
+          </w:tcPr>
+          <w:p>
+            <w:pPr>
+              <w:jc w:val="center"/>
+            </w:pPr>
+            <w:r>
+              <w:rPr>
+                <w:b w:val="false"/>
+                <w:bCs w:val="false"/>
+                <w:sz w:val="19"/>
+                <w:szCs w:val="19"/>
+                <w:highlight w:val="yellow"/>
+              </w:rPr>
+              <w:t xml:space="preserve">___ / 10</w:t>
+            </w:r>
+          </w:p>
+        </w:tc>
+      </w:tr>
+      <w:tr>
+        <w:trPr>
+          <w:cantSplit/>
+        </w:trPr>
+        <w:tc>
+          <w:tcPr>
+            <w:tcW w:type="dxa" w:w="7200"/>
+            <w:tcMar>
+              <w:top w:type="dxa" w:w="90"/>
+              <w:left w:type="dxa" w:w="120"/>
+              <w:bottom w:type="dxa" w:w="90"/>
+              <w:right w:type="dxa" w:w="120"/>
+            </w:tcMar>
+          </w:tcPr>
+          <w:p>
+            <w:pPr>
+              <w:spacing w:after="60"/>
+            </w:pPr>
+            <w:r>
+              <w:rPr>
+                <w:b/>
+                <w:bCs/>
+                <w:sz w:val="19"/>
+                <w:szCs w:val="19"/>
+              </w:rPr>
+              <w:t xml:space="preserve">Map 2 — Run 2, your five levels (full page, 8.5 × 11, uploaded as a layout PDF)</w:t>
             </w:r>
           </w:p>
           <w:p>
@@ -5264,7 +4193,7 @@
                 <w:sz w:val="17"/>
                 <w:szCs w:val="17"/>
               </w:rPr>
-              <w:t xml:space="preserve">Neat line, north arrow and scale bar (1)</w:t>
+              <w:t xml:space="preserve">Title stating your five levels (1)</w:t>
             </w:r>
           </w:p>
           <w:p>
@@ -5281,7 +4210,7 @@
                 <w:sz w:val="17"/>
                 <w:szCs w:val="17"/>
               </w:rPr>
-              <w:t xml:space="preserve">Text box with author, date, map projection, and the surface's source, survey date and vertical datum (1)</w:t>
+              <w:t xml:space="preserve">Neat line, north arrow and scale bar (1)</w:t>
             </w:r>
           </w:p>
           <w:p>
@@ -5298,7 +4227,7 @@
                 <w:sz w:val="17"/>
                 <w:szCs w:val="17"/>
               </w:rPr>
-              <w:t xml:space="preserve">The nested shorelines symbolized so each elevation is readable, with a legend (2)</w:t>
+              <w:t xml:space="preserve">Text box with author, date, map projection, and the surface's source, survey date and vertical datum (1)</w:t>
             </w:r>
           </w:p>
           <w:p>
@@ -5315,7 +4244,7 @@
                 <w:sz w:val="17"/>
                 <w:szCs w:val="17"/>
               </w:rPr>
-              <w:t xml:space="preserve">Your shore-feature points, labeled (1)</w:t>
+              <w:t xml:space="preserve">The five shorelines symbolized as on Map 1, with a legend, each level labeled (3)</w:t>
             </w:r>
           </w:p>
           <w:p>
@@ -5332,7 +4261,7 @@
                 <w:sz w:val="17"/>
                 <w:szCs w:val="17"/>
               </w:rPr>
-              <w:t xml:space="preserve">Title and text box say what changed from Map 1 and why this run was chosen (2)</w:t>
+              <w:t xml:space="preserve">Zoomed to a part of the lake where the five levels are visibly different (2)</w:t>
             </w:r>
           </w:p>
           <w:p>
@@ -5349,156 +4278,7 @@
                 <w:sz w:val="17"/>
                 <w:szCs w:val="17"/>
               </w:rPr>
-              <w:t xml:space="preserve">Basemap, scale and legibility appropriate to the lake (2)</w:t>
-            </w:r>
-          </w:p>
-        </w:tc>
-        <w:tc>
-          <w:tcPr>
-            <w:tcW w:type="dxa" w:w="900"/>
-            <w:tcMar>
-              <w:top w:type="dxa" w:w="90"/>
-              <w:left w:type="dxa" w:w="120"/>
-              <w:bottom w:type="dxa" w:w="90"/>
-              <w:right w:type="dxa" w:w="120"/>
-            </w:tcMar>
-          </w:tcPr>
-          <w:p>
-            <w:pPr>
-              <w:jc w:val="center"/>
-            </w:pPr>
-            <w:r>
-              <w:rPr>
-                <w:b w:val="false"/>
-                <w:bCs w:val="false"/>
-                <w:sz w:val="19"/>
-                <w:szCs w:val="19"/>
-              </w:rPr>
-              <w:t xml:space="preserve">10</w:t>
-            </w:r>
-          </w:p>
-        </w:tc>
-        <w:tc>
-          <w:tcPr>
-            <w:tcW w:type="dxa" w:w="1260"/>
-            <w:tcMar>
-              <w:top w:type="dxa" w:w="90"/>
-              <w:left w:type="dxa" w:w="120"/>
-              <w:bottom w:type="dxa" w:w="90"/>
-              <w:right w:type="dxa" w:w="120"/>
-            </w:tcMar>
-          </w:tcPr>
-          <w:p>
-            <w:pPr>
-              <w:jc w:val="center"/>
-            </w:pPr>
-            <w:r>
-              <w:rPr>
-                <w:b w:val="false"/>
-                <w:bCs w:val="false"/>
-                <w:sz w:val="19"/>
-                <w:szCs w:val="19"/>
-                <w:highlight w:val="yellow"/>
-              </w:rPr>
-              <w:t xml:space="preserve">___ / 10</w:t>
-            </w:r>
-          </w:p>
-        </w:tc>
-      </w:tr>
-      <w:tr>
-        <w:trPr>
-          <w:cantSplit/>
-        </w:trPr>
-        <w:tc>
-          <w:tcPr>
-            <w:tcW w:type="dxa" w:w="7200"/>
-            <w:tcMar>
-              <w:top w:type="dxa" w:w="90"/>
-              <w:left w:type="dxa" w:w="120"/>
-              <w:bottom w:type="dxa" w:w="90"/>
-              <w:right w:type="dxa" w:w="120"/>
-            </w:tcMar>
-          </w:tcPr>
-          <w:p>
-            <w:pPr>
-              <w:spacing w:after="60"/>
-            </w:pPr>
-            <w:r>
-              <w:rPr>
-                <w:b/>
-                <w:bCs/>
-                <w:sz w:val="19"/>
-                <w:szCs w:val="19"/>
-              </w:rPr>
-              <w:t xml:space="preserve">Range and step sensitivity (Step 7)</w:t>
-            </w:r>
-          </w:p>
-          <w:p>
-            <w:pPr>
-              <w:pStyle w:val="ListParagraph"/>
-              <w:numPr>
-                <w:ilvl w:val="0"/>
-                <w:numId w:val="3"/>
-              </w:numPr>
-              <w:spacing w:after="40"/>
-            </w:pPr>
-            <w:r>
-              <w:rPr>
-                <w:sz w:val="17"/>
-                <w:szCs w:val="17"/>
-              </w:rPr>
-              <w:t xml:space="preserve">One table with the baseline and at least three additional runs, giving the range, the step, the number of shorelines, the areas at the lowest and highest elevations, and the run time for each (4)</w:t>
-            </w:r>
-          </w:p>
-          <w:p>
-            <w:pPr>
-              <w:pStyle w:val="ListParagraph"/>
-              <w:numPr>
-                <w:ilvl w:val="0"/>
-                <w:numId w:val="3"/>
-              </w:numPr>
-              <w:spacing w:after="40"/>
-            </w:pPr>
-            <w:r>
-              <w:rPr>
-                <w:sz w:val="17"/>
-                <w:szCs w:val="17"/>
-              </w:rPr>
-              <w:t xml:space="preserve">Which features go dry and whether the step changes that answer (2)</w:t>
-            </w:r>
-          </w:p>
-          <w:p>
-            <w:pPr>
-              <w:pStyle w:val="ListParagraph"/>
-              <w:numPr>
-                <w:ilvl w:val="0"/>
-                <w:numId w:val="3"/>
-              </w:numPr>
-              <w:spacing w:after="40"/>
-            </w:pPr>
-            <w:r>
-              <w:rPr>
-                <w:sz w:val="17"/>
-                <w:szCs w:val="17"/>
-              </w:rPr>
-              <w:t xml:space="preserve">How the area changes per unit elevation and what the basin's shape has to do with it (2)</w:t>
-            </w:r>
-          </w:p>
-          <w:p>
-            <w:pPr>
-              <w:pStyle w:val="ListParagraph"/>
-              <w:numPr>
-                <w:ilvl w:val="0"/>
-                <w:numId w:val="3"/>
-              </w:numPr>
-              <w:spacing w:after="40"/>
-            </w:pPr>
-            <w:r>
-              <w:rPr>
-                <w:sz w:val="17"/>
-                <w:szCs w:val="17"/>
-              </w:rPr>
-              <w:t xml:space="preserve">The smallest step that still shows the basin's shape, and what the finer runs cost (2)</w:t>
+              <w:t xml:space="preserve">Basemap, scale and legibility appropriate to the view (2)</w:t>
             </w:r>
           </w:p>
         </w:tc>
